--- a/04_Лабораторные_UML/ЛР2_Диаграмма_деятельности/04_Отчёт/Отчёт_ЛР2_Диаграмма_деятельности.docx
+++ b/04_Лабораторные_UML/ЛР2_Диаграмма_деятельности/04_Отчёт/Отчёт_ЛР2_Диаграмма_деятельности.docx
@@ -475,7 +475,7 @@
           <w:sz w:val="28"/>
           <w:szCs w:val="28"/>
         </w:rPr>
-        <w:t xml:space="preserve">Модель построена в StarUML (файл проекта ЛР2_Деятельность.mdj, в нём же модель ЛР1). Деятельности размещены в представлении Logical View: 35 деятельностей, из них 15 представлены диаграммами — 9 алгоритмов реализации вариантов использования основной диаграммы и 6 алгоритма деятельностей, на которые ссылаются узлы-ссылки; алгоритмы остальных вызываемых деятельностей просты и описаны текстом. Раздел активности «Система» объединяет серверную и клиентскую части системы.</w:t>
+        <w:t xml:space="preserve">Модель построена в StarUML (файл проекта ЛР2_Деятельность.mdj, в нём же модель ЛР1). Деятельности размещены в представлении Logical View: 35 деятельностей, из них 15 представлены диаграммами — 9 алгоритмов реализации вариантов использования основной диаграммы и 6 алгоритма деятельностей, на которые ссылаются узлы-ссылки; алгоритмы остальных вызываемых деятельностей просты и описаны текстом. Раздел активности «Система» объединяет серверную и клиентскую части системы. Окна, в которых пользователь вводит данные или делает выбор, показаны средствами отображения параллельности ([5], рис. 2.3): узел разветвления (Fork) запускает одновременно отображение окна системой и действия пользователя, узел синхронизации (Join) продолжает алгоритм после их завершения.</w:t>
       </w:r>
     </w:p>
     <w:p>
@@ -508,7 +508,7 @@
       <w:r>
         <w:drawing>
           <wp:inline distT="0" distB="0" distL="0" distR="0">
-            <wp:extent cx="5819775" cy="7915275"/>
+            <wp:extent cx="5772150" cy="7915275"/>
             <wp:effectExtent t="0" r="0" b="0" l="0"/>
             <wp:docPr id="1" name="A01_Регистрация_и_вход.png" descr="Рисунок 1 – Алгоритм реализации варианта использования «Регистрация и вход в систему»" title="Рисунок 1 – Алгоритм реализации варианта использования «Регистрация и вход в систему»"/>
             <wp:cNvGraphicFramePr>
@@ -524,7 +524,7 @@
                     </pic:cNvPicPr>
                   </pic:nvPicPr>
                   <pic:blipFill>
-                    <a:blip r:embed="rId18" cstate="none"/>
+                    <a:blip r:embed="rId16" cstate="none"/>
                     <a:srcRect/>
                     <a:stretch>
                       <a:fillRect/>
@@ -533,7 +533,7 @@
                   <pic:spPr bwMode="auto">
                     <a:xfrm>
                       <a:off x="0" y="0"/>
-                      <a:ext cx="5819775" cy="7915275"/>
+                      <a:ext cx="5772150" cy="7915275"/>
                     </a:xfrm>
                     <a:prstGeom prst="rect">
                       <a:avLst/>
@@ -573,7 +573,7 @@
       <w:r>
         <w:drawing>
           <wp:inline distT="0" distB="0" distL="0" distR="0">
-            <wp:extent cx="5229225" cy="7915275"/>
+            <wp:extent cx="5172075" cy="7915275"/>
             <wp:effectExtent t="0" r="0" b="0" l="0"/>
             <wp:docPr id="2" name="A02_Вход_по_email.png" descr="Рисунок 2 – Алгоритм реализации деятельности «Вход по e-mail и паролю»" title="Рисунок 2 – Алгоритм реализации деятельности «Вход по e-mail и паролю»"/>
             <wp:cNvGraphicFramePr>
@@ -589,7 +589,7 @@
                     </pic:cNvPicPr>
                   </pic:nvPicPr>
                   <pic:blipFill>
-                    <a:blip r:embed="rId19" cstate="none"/>
+                    <a:blip r:embed="rId17" cstate="none"/>
                     <a:srcRect/>
                     <a:stretch>
                       <a:fillRect/>
@@ -598,7 +598,7 @@
                   <pic:spPr bwMode="auto">
                     <a:xfrm>
                       <a:off x="0" y="0"/>
-                      <a:ext cx="5229225" cy="7915275"/>
+                      <a:ext cx="5172075" cy="7915275"/>
                     </a:xfrm>
                     <a:prstGeom prst="rect">
                       <a:avLst/>
@@ -638,7 +638,7 @@
       <w:r>
         <w:drawing>
           <wp:inline distT="0" distB="0" distL="0" distR="0">
-            <wp:extent cx="5829300" cy="7915275"/>
+            <wp:extent cx="5943600" cy="6134100"/>
             <wp:effectExtent t="0" r="0" b="0" l="0"/>
             <wp:docPr id="3" name="A03_Генерация_материала.png" descr="Рисунок 3 – Алгоритм реализации варианта использования «Генерация материала»" title="Рисунок 3 – Алгоритм реализации варианта использования «Генерация материала»"/>
             <wp:cNvGraphicFramePr>
@@ -654,7 +654,7 @@
                     </pic:cNvPicPr>
                   </pic:nvPicPr>
                   <pic:blipFill>
-                    <a:blip r:embed="rId20" cstate="none"/>
+                    <a:blip r:embed="rId18" cstate="none"/>
                     <a:srcRect/>
                     <a:stretch>
                       <a:fillRect/>
@@ -663,7 +663,7 @@
                   <pic:spPr bwMode="auto">
                     <a:xfrm>
                       <a:off x="0" y="0"/>
-                      <a:ext cx="5829300" cy="7915275"/>
+                      <a:ext cx="5943600" cy="6134100"/>
                     </a:xfrm>
                     <a:prstGeom prst="rect">
                       <a:avLst/>
@@ -719,7 +719,7 @@
                     </pic:cNvPicPr>
                   </pic:nvPicPr>
                   <pic:blipFill>
-                    <a:blip r:embed="rId21" cstate="none"/>
+                    <a:blip r:embed="rId19" cstate="none"/>
                     <a:srcRect/>
                     <a:stretch>
                       <a:fillRect/>
@@ -784,7 +784,7 @@
                     </pic:cNvPicPr>
                   </pic:nvPicPr>
                   <pic:blipFill>
-                    <a:blip r:embed="rId22" cstate="none"/>
+                    <a:blip r:embed="rId20" cstate="none"/>
                     <a:srcRect/>
                     <a:stretch>
                       <a:fillRect/>
@@ -849,7 +849,7 @@
                     </pic:cNvPicPr>
                   </pic:nvPicPr>
                   <pic:blipFill>
-                    <a:blip r:embed="rId23" cstate="none"/>
+                    <a:blip r:embed="rId21" cstate="none"/>
                     <a:srcRect/>
                     <a:stretch>
                       <a:fillRect/>
@@ -905,7 +905,7 @@
       <w:r>
         <w:drawing>
           <wp:inline distT="0" distB="0" distL="0" distR="0">
-            <wp:extent cx="6629400" cy="5038725"/>
+            <wp:extent cx="6010275" cy="5038725"/>
             <wp:effectExtent t="0" r="0" b="0" l="0"/>
             <wp:docPr id="7" name="A07_Просмотр_в_3D.png" descr="Рисунок 7 – Алгоритм реализации варианта использования «Просмотр материала в 3D»" title="Рисунок 7 – Алгоритм реализации варианта использования «Просмотр материала в 3D»"/>
             <wp:cNvGraphicFramePr>
@@ -921,7 +921,7 @@
                     </pic:cNvPicPr>
                   </pic:nvPicPr>
                   <pic:blipFill>
-                    <a:blip r:embed="rId24" cstate="none"/>
+                    <a:blip r:embed="rId22" cstate="none"/>
                     <a:srcRect/>
                     <a:stretch>
                       <a:fillRect/>
@@ -930,7 +930,7 @@
                   <pic:spPr bwMode="auto">
                     <a:xfrm>
                       <a:off x="0" y="0"/>
-                      <a:ext cx="6629400" cy="5038725"/>
+                      <a:ext cx="6010275" cy="5038725"/>
                     </a:xfrm>
                     <a:prstGeom prst="rect">
                       <a:avLst/>
@@ -977,7 +977,7 @@
       <w:r>
         <w:drawing>
           <wp:inline distT="0" distB="0" distL="0" distR="0">
-            <wp:extent cx="5867400" cy="7915275"/>
+            <wp:extent cx="5353050" cy="7915275"/>
             <wp:effectExtent t="0" r="0" b="0" l="0"/>
             <wp:docPr id="8" name="A08_Экспорт_материала.png" descr="Рисунок 8 – Алгоритм реализации варианта использования «Экспорт материала»" title="Рисунок 8 – Алгоритм реализации варианта использования «Экспорт материала»"/>
             <wp:cNvGraphicFramePr>
@@ -993,7 +993,7 @@
                     </pic:cNvPicPr>
                   </pic:nvPicPr>
                   <pic:blipFill>
-                    <a:blip r:embed="rId25" cstate="none"/>
+                    <a:blip r:embed="rId23" cstate="none"/>
                     <a:srcRect/>
                     <a:stretch>
                       <a:fillRect/>
@@ -1002,7 +1002,7 @@
                   <pic:spPr bwMode="auto">
                     <a:xfrm>
                       <a:off x="0" y="0"/>
-                      <a:ext cx="5867400" cy="7915275"/>
+                      <a:ext cx="5353050" cy="7915275"/>
                     </a:xfrm>
                     <a:prstGeom prst="rect">
                       <a:avLst/>
@@ -1019,13 +1019,6 @@
       <w:pPr>
         <w:spacing w:after="200" w:line="276"/>
         <w:jc w:val="center"/>
-        <w:sectPr>
-          <w:footerReference w:type="default" r:id="rId10"/>
-          <w:pgSz w:w="11906" w:h="16838" w:orient="portrait"/>
-          <w:pgMar w:top="1134" w:right="850" w:bottom="1134" w:left="1701" w:header="708" w:footer="708" w:gutter="0"/>
-          <w:pgNumType/>
-          <w:docGrid w:linePitch="360"/>
-        </w:sectPr>
       </w:pPr>
       <w:r>
         <w:rPr>
@@ -1049,7 +1042,7 @@
       <w:r>
         <w:drawing>
           <wp:inline distT="0" distB="0" distL="0" distR="0">
-            <wp:extent cx="6667500" cy="5038725"/>
+            <wp:extent cx="5943600" cy="5791200"/>
             <wp:effectExtent t="0" r="0" b="0" l="0"/>
             <wp:docPr id="9" name="A09_Работа_с_историей.png" descr="Рисунок 9 – Алгоритм реализации варианта использования «Работа с историей материалов»" title="Рисунок 9 – Алгоритм реализации варианта использования «Работа с историей материалов»"/>
             <wp:cNvGraphicFramePr>
@@ -1065,7 +1058,7 @@
                     </pic:cNvPicPr>
                   </pic:nvPicPr>
                   <pic:blipFill>
-                    <a:blip r:embed="rId26" cstate="none"/>
+                    <a:blip r:embed="rId24" cstate="none"/>
                     <a:srcRect/>
                     <a:stretch>
                       <a:fillRect/>
@@ -1074,7 +1067,7 @@
                   <pic:spPr bwMode="auto">
                     <a:xfrm>
                       <a:off x="0" y="0"/>
-                      <a:ext cx="6667500" cy="5038725"/>
+                      <a:ext cx="5943600" cy="5791200"/>
                     </a:xfrm>
                     <a:prstGeom prst="rect">
                       <a:avLst/>
@@ -1091,13 +1084,6 @@
       <w:pPr>
         <w:spacing w:after="200" w:line="276"/>
         <w:jc w:val="center"/>
-        <w:sectPr>
-          <w:footerReference w:type="default" r:id="rId11"/>
-          <w:pgSz w:w="16838" w:h="11906" w:orient="landscape"/>
-          <w:pgMar w:top="1701" w:right="1134" w:bottom="850" w:left="1134" w:header="708" w:footer="708" w:gutter="0"/>
-          <w:pgNumType/>
-          <w:docGrid w:linePitch="360"/>
-        </w:sectPr>
       </w:pPr>
       <w:r>
         <w:rPr>
@@ -1121,7 +1107,7 @@
       <w:r>
         <w:drawing>
           <wp:inline distT="0" distB="0" distL="0" distR="0">
-            <wp:extent cx="5943600" cy="5438775"/>
+            <wp:extent cx="5943600" cy="5467350"/>
             <wp:effectExtent t="0" r="0" b="0" l="0"/>
             <wp:docPr id="10" name="A10_Управление_подпиской.png" descr="Рисунок 10 – Алгоритм реализации варианта использования «Управление подпиской»" title="Рисунок 10 – Алгоритм реализации варианта использования «Управление подпиской»"/>
             <wp:cNvGraphicFramePr>
@@ -1137,7 +1123,7 @@
                     </pic:cNvPicPr>
                   </pic:nvPicPr>
                   <pic:blipFill>
-                    <a:blip r:embed="rId27" cstate="none"/>
+                    <a:blip r:embed="rId25" cstate="none"/>
                     <a:srcRect/>
                     <a:stretch>
                       <a:fillRect/>
@@ -1146,7 +1132,7 @@
                   <pic:spPr bwMode="auto">
                     <a:xfrm>
                       <a:off x="0" y="0"/>
-                      <a:ext cx="5943600" cy="5438775"/>
+                      <a:ext cx="5943600" cy="5467350"/>
                     </a:xfrm>
                     <a:prstGeom prst="rect">
                       <a:avLst/>
@@ -1186,7 +1172,7 @@
       <w:r>
         <w:drawing>
           <wp:inline distT="0" distB="0" distL="0" distR="0">
-            <wp:extent cx="5943600" cy="6219825"/>
+            <wp:extent cx="5943600" cy="6286500"/>
             <wp:effectExtent t="0" r="0" b="0" l="0"/>
             <wp:docPr id="11" name="A11_Оформление_подписки.png" descr="Рисунок 11 – Алгоритм реализации деятельности «Оформление премиум-подписки»" title="Рисунок 11 – Алгоритм реализации деятельности «Оформление премиум-подписки»"/>
             <wp:cNvGraphicFramePr>
@@ -1202,7 +1188,7 @@
                     </pic:cNvPicPr>
                   </pic:nvPicPr>
                   <pic:blipFill>
-                    <a:blip r:embed="rId28" cstate="none"/>
+                    <a:blip r:embed="rId26" cstate="none"/>
                     <a:srcRect/>
                     <a:stretch>
                       <a:fillRect/>
@@ -1211,7 +1197,7 @@
                   <pic:spPr bwMode="auto">
                     <a:xfrm>
                       <a:off x="0" y="0"/>
-                      <a:ext cx="5943600" cy="6219825"/>
+                      <a:ext cx="5943600" cy="6286500"/>
                     </a:xfrm>
                     <a:prstGeom prst="rect">
                       <a:avLst/>
@@ -1229,7 +1215,7 @@
         <w:spacing w:after="200" w:line="276"/>
         <w:jc w:val="center"/>
         <w:sectPr>
-          <w:footerReference w:type="default" r:id="rId12"/>
+          <w:footerReference w:type="default" r:id="rId10"/>
           <w:pgSz w:w="11906" w:h="16838" w:orient="portrait"/>
           <w:pgMar w:top="1134" w:right="850" w:bottom="1134" w:left="1701" w:header="708" w:footer="708" w:gutter="0"/>
           <w:pgNumType/>
@@ -1258,7 +1244,7 @@
       <w:r>
         <w:drawing>
           <wp:inline distT="0" distB="0" distL="0" distR="0">
-            <wp:extent cx="7572375" cy="5038725"/>
+            <wp:extent cx="6886575" cy="5038725"/>
             <wp:effectExtent t="0" r="0" b="0" l="0"/>
             <wp:docPr id="12" name="A12_Администрирование.png" descr="Рисунок 12 – Алгоритм реализации варианта использования «Администрирование системы»" title="Рисунок 12 – Алгоритм реализации варианта использования «Администрирование системы»"/>
             <wp:cNvGraphicFramePr>
@@ -1274,7 +1260,7 @@
                     </pic:cNvPicPr>
                   </pic:nvPicPr>
                   <pic:blipFill>
-                    <a:blip r:embed="rId29" cstate="none"/>
+                    <a:blip r:embed="rId27" cstate="none"/>
                     <a:srcRect/>
                     <a:stretch>
                       <a:fillRect/>
@@ -1283,7 +1269,7 @@
                   <pic:spPr bwMode="auto">
                     <a:xfrm>
                       <a:off x="0" y="0"/>
-                      <a:ext cx="7572375" cy="5038725"/>
+                      <a:ext cx="6886575" cy="5038725"/>
                     </a:xfrm>
                     <a:prstGeom prst="rect">
                       <a:avLst/>
@@ -1301,7 +1287,7 @@
         <w:spacing w:after="200" w:line="276"/>
         <w:jc w:val="center"/>
         <w:sectPr>
-          <w:footerReference w:type="default" r:id="rId13"/>
+          <w:footerReference w:type="default" r:id="rId11"/>
           <w:pgSz w:w="16838" w:h="11906" w:orient="landscape"/>
           <w:pgMar w:top="1701" w:right="1134" w:bottom="850" w:left="1134" w:header="708" w:footer="708" w:gutter="0"/>
           <w:pgNumType/>
@@ -1330,7 +1316,7 @@
       <w:r>
         <w:drawing>
           <wp:inline distT="0" distB="0" distL="0" distR="0">
-            <wp:extent cx="5943600" cy="7210425"/>
+            <wp:extent cx="5915025" cy="7915275"/>
             <wp:effectExtent t="0" r="0" b="0" l="0"/>
             <wp:docPr id="13" name="A13_Анализ_показателей.png" descr="Рисунок 13 – Алгоритм реализации варианта использования «Анализ показателей системы»" title="Рисунок 13 – Алгоритм реализации варианта использования «Анализ показателей системы»"/>
             <wp:cNvGraphicFramePr>
@@ -1346,7 +1332,7 @@
                     </pic:cNvPicPr>
                   </pic:nvPicPr>
                   <pic:blipFill>
-                    <a:blip r:embed="rId30" cstate="none"/>
+                    <a:blip r:embed="rId28" cstate="none"/>
                     <a:srcRect/>
                     <a:stretch>
                       <a:fillRect/>
@@ -1355,7 +1341,7 @@
                   <pic:spPr bwMode="auto">
                     <a:xfrm>
                       <a:off x="0" y="0"/>
-                      <a:ext cx="5943600" cy="7210425"/>
+                      <a:ext cx="5915025" cy="7915275"/>
                     </a:xfrm>
                     <a:prstGeom prst="rect">
                       <a:avLst/>
@@ -1395,7 +1381,7 @@
       <w:r>
         <w:drawing>
           <wp:inline distT="0" distB="0" distL="0" distR="0">
-            <wp:extent cx="4962525" cy="7915275"/>
+            <wp:extent cx="4953000" cy="7915275"/>
             <wp:effectExtent t="0" r="0" b="0" l="0"/>
             <wp:docPr id="14" name="A14_Расчёт_агрегатов.png" descr="Рисунок 14 – Алгоритм реализации деятельности «Расчёт агрегированных показателей»" title="Рисунок 14 – Алгоритм реализации деятельности «Расчёт агрегированных показателей»"/>
             <wp:cNvGraphicFramePr>
@@ -1411,7 +1397,7 @@
                     </pic:cNvPicPr>
                   </pic:nvPicPr>
                   <pic:blipFill>
-                    <a:blip r:embed="rId31" cstate="none"/>
+                    <a:blip r:embed="rId29" cstate="none"/>
                     <a:srcRect/>
                     <a:stretch>
                       <a:fillRect/>
@@ -1420,7 +1406,7 @@
                   <pic:spPr bwMode="auto">
                     <a:xfrm>
                       <a:off x="0" y="0"/>
-                      <a:ext cx="4962525" cy="7915275"/>
+                      <a:ext cx="4953000" cy="7915275"/>
                     </a:xfrm>
                     <a:prstGeom prst="rect">
                       <a:avLst/>
@@ -1438,7 +1424,7 @@
         <w:spacing w:after="200" w:line="276"/>
         <w:jc w:val="center"/>
         <w:sectPr>
-          <w:footerReference w:type="default" r:id="rId14"/>
+          <w:footerReference w:type="default" r:id="rId12"/>
           <w:pgSz w:w="11906" w:h="16838" w:orient="portrait"/>
           <w:pgMar w:top="1134" w:right="850" w:bottom="1134" w:left="1701" w:header="708" w:footer="708" w:gutter="0"/>
           <w:pgNumType/>
@@ -1467,7 +1453,7 @@
       <w:r>
         <w:drawing>
           <wp:inline distT="0" distB="0" distL="0" distR="0">
-            <wp:extent cx="7743825" cy="5038725"/>
+            <wp:extent cx="7029450" cy="5038725"/>
             <wp:effectExtent t="0" r="0" b="0" l="0"/>
             <wp:docPr id="15" name="A15_Тарифы_и_персонал.png" descr="Рисунок 15 – Алгоритм реализации варианта использования «Управление тарифами и персоналом»" title="Рисунок 15 – Алгоритм реализации варианта использования «Управление тарифами и персоналом»"/>
             <wp:cNvGraphicFramePr>
@@ -1483,7 +1469,7 @@
                     </pic:cNvPicPr>
                   </pic:nvPicPr>
                   <pic:blipFill>
-                    <a:blip r:embed="rId32" cstate="none"/>
+                    <a:blip r:embed="rId30" cstate="none"/>
                     <a:srcRect/>
                     <a:stretch>
                       <a:fillRect/>
@@ -1492,7 +1478,7 @@
                   <pic:spPr bwMode="auto">
                     <a:xfrm>
                       <a:off x="0" y="0"/>
-                      <a:ext cx="7743825" cy="5038725"/>
+                      <a:ext cx="7029450" cy="5038725"/>
                     </a:xfrm>
                     <a:prstGeom prst="rect">
                       <a:avLst/>
@@ -1510,7 +1496,7 @@
         <w:spacing w:after="200" w:line="276"/>
         <w:jc w:val="center"/>
         <w:sectPr>
-          <w:footerReference w:type="default" r:id="rId15"/>
+          <w:footerReference w:type="default" r:id="rId13"/>
           <w:pgSz w:w="16838" w:h="11906" w:orient="landscape"/>
           <w:pgMar w:top="1701" w:right="1134" w:bottom="850" w:left="1134" w:header="708" w:footer="708" w:gutter="0"/>
           <w:pgNumType/>
@@ -1675,7 +1661,7 @@
                 <w:sz w:val="24"/>
                 <w:szCs w:val="24"/>
               </w:rPr>
-              <w:t xml:space="preserve">D_Registration_and_Login. Алгоритм реализации варианта использования «Регистрация и вход в систему»: выбор действия в окне входа, вход по e-mail и паролю, регистрация учётной записи или восстановление пароля; письма подтверждения адреса и сброса пароля доставляет почтовый сервис. Количественная характеристика диаграммы: разделов активности (дорожек) — 3; состояний действия — 9; ссылок на деятельности — 3; узлов решения — 6; начальных состояний — 1; конечных состояний — 4; переходов — 24.</w:t>
+              <w:t xml:space="preserve">D_Registration_and_Login. Алгоритм реализации варианта использования «Регистрация и вход в систему»: выбор действия в окне входа, вход по e-mail и паролю, регистрация учётной записи или восстановление пароля; письма подтверждения адреса и сброса пароля доставляет почтовый сервис. Количественная характеристика диаграммы: разделов активности (дорожек) — 3; состояний действия — 9; ссылок на деятельности — 3; узлов решения — 6; узлов разветвления (Fork) — 1; узлов синхронизации (Join) — 1; начальных состояний — 1; конечных состояний — 4; переходов — 27.</w:t>
             </w:r>
           </w:p>
         </w:tc>
@@ -1857,7 +1843,7 @@
                 <w:sz w:val="24"/>
                 <w:szCs w:val="24"/>
               </w:rPr>
-              <w:t xml:space="preserve">Состояние действия. Система показывает окно входа: поля e-mail и пароль, кнопка «Войти», ссылки «Зарегистрироваться» и «Забыли пароль?», кнопка закрытия окна.</w:t>
+              <w:t xml:space="preserve">Состояние действия. Система показывает окно входа (поля e-mail и пароль, кнопка «Войти», ссылки «Зарегистрироваться» и «Забыли пароль?», кнопка закрытия) и реагирует на действия пользователя в нём. Деятельность выполняется параллельно с выбором пользователя, потенциально бесконечна и завершается событием «выбрано действие» — нажатием кнопки, ссылки или закрытием окна.</w:t>
             </w:r>
           </w:p>
         </w:tc>
@@ -1931,7 +1917,7 @@
                 <w:sz w:val="24"/>
                 <w:szCs w:val="24"/>
               </w:rPr>
-              <w:t xml:space="preserve">Состояние действия. Пользователь выбирает действие в окне входа: заполняет поля и нажимает «Войти», переходит по ссылке «Зарегистрироваться» или «Забыли пароль?» либо закрывает окно. Деятельность завершается выбором; дальнейший путь определяют узлы решения по выбранному действию.</w:t>
+              <w:t xml:space="preserve">Состояние действия. Пользователь работает с окном входа, пока оно отображается: заполняет поля и нажимает «Войти», переходит по ссылке «Зарегистрироваться» или «Забыли пароль?» либо закрывает окно. Деятельность завершается выбором; дальнейший путь определяют узлы решения по выбранному действию.</w:t>
             </w:r>
           </w:p>
         </w:tc>
@@ -2944,6 +2930,114 @@
                 <w:sz w:val="24"/>
                 <w:szCs w:val="24"/>
               </w:rPr>
+              <w:t xml:space="preserve">Узлы разветвления и синхронизации</w:t>
+            </w:r>
+          </w:p>
+        </w:tc>
+        <w:tc>
+          <w:tcPr>
+            <w:tcW w:type="dxa" w:w="7087"/>
+            <w:tcBorders>
+              <w:top w:val="single" w:color="000000" w:sz="4"/>
+              <w:left w:val="single" w:color="000000" w:sz="4"/>
+              <w:bottom w:val="single" w:color="000000" w:sz="4"/>
+              <w:right w:val="single" w:color="000000" w:sz="4"/>
+            </w:tcBorders>
+            <w:tcMar>
+              <w:top w:type="dxa" w:w="60"/>
+              <w:left w:type="dxa" w:w="100"/>
+              <w:bottom w:type="dxa" w:w="60"/>
+              <w:right w:type="dxa" w:w="100"/>
+            </w:tcMar>
+          </w:tcPr>
+          <w:p>
+            <w:pPr>
+              <w:spacing w:after="40" w:before="0" w:line="240"/>
+            </w:pPr>
+            <w:r>
+              <w:rPr>
+                <w:rFonts w:ascii="Times New Roman" w:cs="Times New Roman" w:eastAsia="Times New Roman" w:hAnsi="Times New Roman"/>
+                <w:b w:val="false"/>
+                <w:bCs w:val="false"/>
+                <w:i w:val="false"/>
+                <w:iCs w:val="false"/>
+                <w:sz w:val="24"/>
+                <w:szCs w:val="24"/>
+              </w:rPr>
+              <w:t xml:space="preserve">Узел разветвления (Fork): запускает параллельно выполняемые деятельности «Отображение окна входа» и «Выбор действия в окне входа» — окно отображается, пока пользователь работает с ним.</w:t>
+            </w:r>
+          </w:p>
+          <w:p>
+            <w:pPr>
+              <w:spacing w:after="40" w:before="0" w:line="240"/>
+            </w:pPr>
+            <w:r>
+              <w:rPr>
+                <w:rFonts w:ascii="Times New Roman" w:cs="Times New Roman" w:eastAsia="Times New Roman" w:hAnsi="Times New Roman"/>
+                <w:b w:val="false"/>
+                <w:bCs w:val="false"/>
+                <w:i w:val="false"/>
+                <w:iCs w:val="false"/>
+                <w:sz w:val="24"/>
+                <w:szCs w:val="24"/>
+              </w:rPr>
+              <w:t xml:space="preserve">Узел синхронизации (Join): ожидает завершения параллельных деятельностей «Отображение окна входа» и «Выбор действия в окне входа» и только затем передаёт управление дальше.</w:t>
+            </w:r>
+          </w:p>
+          <w:p>
+            <w:pPr>
+              <w:spacing w:after="40" w:before="0" w:line="240"/>
+            </w:pPr>
+            <w:r>
+              <w:rPr>
+                <w:rFonts w:ascii="Times New Roman" w:cs="Times New Roman" w:eastAsia="Times New Roman" w:hAnsi="Times New Roman"/>
+                <w:b w:val="false"/>
+                <w:bCs w:val="false"/>
+                <w:i w:val="false"/>
+                <w:iCs w:val="false"/>
+                <w:sz w:val="24"/>
+                <w:szCs w:val="24"/>
+              </w:rPr>
+              <w:t xml:space="preserve">Окно и действия пользователя в нём показаны параллельными потоками: система отображает окно, пока пользователь с ним работает ([5], рис. 2.3).</w:t>
+            </w:r>
+          </w:p>
+        </w:tc>
+      </w:tr>
+      <w:tr>
+        <w:trPr>
+          <w:cantSplit w:val="off"/>
+        </w:trPr>
+        <w:tc>
+          <w:tcPr>
+            <w:tcW w:type="dxa" w:w="2268"/>
+            <w:tcBorders>
+              <w:top w:val="single" w:color="000000" w:sz="4"/>
+              <w:left w:val="single" w:color="000000" w:sz="4"/>
+              <w:bottom w:val="single" w:color="000000" w:sz="4"/>
+              <w:right w:val="single" w:color="000000" w:sz="4"/>
+            </w:tcBorders>
+            <w:shd w:fill="F2F2F2" w:color="auto" w:val="clear"/>
+            <w:tcMar>
+              <w:top w:type="dxa" w:w="60"/>
+              <w:left w:type="dxa" w:w="100"/>
+              <w:bottom w:type="dxa" w:w="60"/>
+              <w:right w:type="dxa" w:w="100"/>
+            </w:tcMar>
+          </w:tcPr>
+          <w:p>
+            <w:pPr>
+              <w:spacing w:after="40" w:before="0" w:line="240"/>
+            </w:pPr>
+            <w:r>
+              <w:rPr>
+                <w:rFonts w:ascii="Times New Roman" w:cs="Times New Roman" w:eastAsia="Times New Roman" w:hAnsi="Times New Roman"/>
+                <w:b/>
+                <w:bCs/>
+                <w:i w:val="false"/>
+                <w:iCs w:val="false"/>
+                <w:sz w:val="24"/>
+                <w:szCs w:val="24"/>
+              </w:rPr>
               <w:t xml:space="preserve">Начальное и конечные состояния</w:t>
             </w:r>
           </w:p>
@@ -3120,7 +3214,7 @@
                 <w:sz w:val="24"/>
                 <w:szCs w:val="24"/>
               </w:rPr>
-              <w:t xml:space="preserve">начальное состояние → «Отображение окна входа»; «Отображение окна входа» → «Выбор действия в окне входа»; «Выбор действия в окне входа» → узел решения; «вход:Вход по e-mail и паролю» → узел решения; «Выдача токенов доступа» → «Открытие главного окна»; «Открытие главного окна» → конечное состояние; «регистрация:Регистрация учётной записи» → узел слияния; «восстановление:Запрос восстановления пароля» → узел слияния; узел слияния → «Отправка письма пользователю»; «Отправка письма пользователю» → «Доставка письма на адрес пользователя»; «Доставка письма на адрес пользователя» → узел решения; «Сообщение о необходимости подтвердить адрес» → узел слияния; «Сохранение пароля и аннулирование токенов» → узел слияния; узел слияния → конечное состояние. Надписей нет: переход осуществляется по завершению деятельности (из начального состояния — сразу при запуске, из узла слияния — безусловно) и является безальтернативным.</w:t>
+              <w:t xml:space="preserve">начальное состояние → узел разветвления; узел разветвления → «Отображение окна входа»; узел разветвления → «Выбор действия в окне входа»; «Выбор действия в окне входа» → узел синхронизации; узел синхронизации → узел решения; «вход:Вход по e-mail и паролю» → узел решения; «Выдача токенов доступа» → «Открытие главного окна»; «Открытие главного окна» → конечное состояние; «регистрация:Регистрация учётной записи» → узел слияния; «восстановление:Запрос восстановления пароля» → узел слияния; узел слияния → «Отправка письма пользователю»; «Отправка письма пользователю» → «Доставка письма на адрес пользователя»; «Доставка письма на адрес пользователя» → узел решения; «Сообщение о необходимости подтвердить адрес» → узел слияния; «Сохранение пароля и аннулирование токенов» → узел слияния; узел слияния → конечное состояние. Надписей нет: переход осуществляется по завершению деятельности (из начального состояния — сразу при запуске, из узла слияния — безусловно, из узла разветвления — безусловно и одновременно во все параллельные потоки, из узла синхронизации — после завершения всех параллельных потоков) и является безальтернативным.</w:t>
             </w:r>
           </w:p>
         </w:tc>
@@ -3336,6 +3430,23 @@
                 <w:sz w:val="24"/>
                 <w:szCs w:val="24"/>
               </w:rPr>
+              <w:t xml:space="preserve">«Отображение окна входа» → узел синхронизации: событие «выбрано действие»</w:t>
+            </w:r>
+          </w:p>
+          <w:p>
+            <w:pPr>
+              <w:spacing w:after="40" w:before="0" w:line="240"/>
+            </w:pPr>
+            <w:r>
+              <w:rPr>
+                <w:rFonts w:ascii="Times New Roman" w:cs="Times New Roman" w:eastAsia="Times New Roman" w:hAnsi="Times New Roman"/>
+                <w:b w:val="false"/>
+                <w:bCs w:val="false"/>
+                <w:i w:val="false"/>
+                <w:iCs w:val="false"/>
+                <w:sz w:val="24"/>
+                <w:szCs w:val="24"/>
+              </w:rPr>
               <w:t xml:space="preserve">«Переход по ссылке и ввод нового пароля» → «Сохранение пароля и аннулирование токенов»: событие «нажата «Сохранить пароль»»</w:t>
             </w:r>
           </w:p>
@@ -3353,7 +3464,7 @@
                 <w:sz w:val="24"/>
                 <w:szCs w:val="24"/>
               </w:rPr>
-              <w:t xml:space="preserve">Исходная деятельность — ожидание действия пользователя или внешнего события, она завершается указанным событием; сторожевое условие и действие на переходе не нужны.</w:t>
+              <w:t xml:space="preserve">Исходная деятельность — ожидание действия пользователя или внешнего события, она завершается указанным событием; сторожевое условие и действие на переходе не нужны. Отображение окна выполняется параллельно с действиями пользователя и завершается событием, после чего узел синхронизации передаёт управление дальше, когда завершится и деятельность пользователя.</w:t>
             </w:r>
           </w:p>
         </w:tc>
@@ -3468,7 +3579,7 @@
                 <w:sz w:val="24"/>
                 <w:szCs w:val="24"/>
               </w:rPr>
-              <w:t xml:space="preserve">D_Login_by_Email. Реализует прецедент «Вход по e-mail и паролю» с защитой от перебора паролей: после 5 неудачных попыток за 15 минут вход по адресу блокируется на 15 минут. Результат — вход выполнен или не выполнен. Количественная характеристика диаграммы: разделов активности (дорожек) — 2; состояний действия — 9; ссылок на деятельности — 0; узлов решения — 5; начальных состояний — 1; конечных состояний — 2; переходов — 18.</w:t>
+              <w:t xml:space="preserve">D_Login_by_Email. Реализует прецедент «Вход по e-mail и паролю» с защитой от перебора паролей: после 5 неудачных попыток за 15 минут вход по адресу блокируется на 15 минут. Результат — вход выполнен или не выполнен. Количественная характеристика диаграммы: разделов активности (дорожек) — 2; состояний действия — 9; ссылок на деятельности — 0; узлов решения — 5; узлов разветвления (Fork) — 1; узлов синхронизации (Join) — 1; начальных состояний — 1; конечных состояний — 2; переходов — 21.</w:t>
             </w:r>
           </w:p>
         </w:tc>
@@ -3633,7 +3744,7 @@
                 <w:sz w:val="24"/>
                 <w:szCs w:val="24"/>
               </w:rPr>
-              <w:t xml:space="preserve">Состояние действия. Система показывает поля e-mail и пароль и кнопку «Войти»; при повторе — с введённым адресом.</w:t>
+              <w:t xml:space="preserve">Состояние действия. Система показывает поля e-mail и пароль и кнопку «Войти» (при повторе — с введённым адресом) и реагирует на ввод. Деятельность выполняется параллельно с вводом данных пользователем и завершается событием «нажата «Войти»».</w:t>
             </w:r>
           </w:p>
         </w:tc>
@@ -3707,7 +3818,7 @@
                 <w:sz w:val="24"/>
                 <w:szCs w:val="24"/>
               </w:rPr>
-              <w:t xml:space="preserve">Состояние действия. Пользователь вводит e-mail и пароль в поля формы входа (стандартный процесс заполнения полей).</w:t>
+              <w:t xml:space="preserve">Состояние действия. Пользователь вводит e-mail и пароль в поля отображаемой формы входа (стандартный процесс заполнения полей), поля заполняются в любом порядке.</w:t>
             </w:r>
           </w:p>
         </w:tc>
@@ -4481,6 +4592,114 @@
                 <w:sz w:val="24"/>
                 <w:szCs w:val="24"/>
               </w:rPr>
+              <w:t xml:space="preserve">Узлы разветвления и синхронизации</w:t>
+            </w:r>
+          </w:p>
+        </w:tc>
+        <w:tc>
+          <w:tcPr>
+            <w:tcW w:type="dxa" w:w="7087"/>
+            <w:tcBorders>
+              <w:top w:val="single" w:color="000000" w:sz="4"/>
+              <w:left w:val="single" w:color="000000" w:sz="4"/>
+              <w:bottom w:val="single" w:color="000000" w:sz="4"/>
+              <w:right w:val="single" w:color="000000" w:sz="4"/>
+            </w:tcBorders>
+            <w:tcMar>
+              <w:top w:type="dxa" w:w="60"/>
+              <w:left w:type="dxa" w:w="100"/>
+              <w:bottom w:type="dxa" w:w="60"/>
+              <w:right w:type="dxa" w:w="100"/>
+            </w:tcMar>
+          </w:tcPr>
+          <w:p>
+            <w:pPr>
+              <w:spacing w:after="40" w:before="0" w:line="240"/>
+            </w:pPr>
+            <w:r>
+              <w:rPr>
+                <w:rFonts w:ascii="Times New Roman" w:cs="Times New Roman" w:eastAsia="Times New Roman" w:hAnsi="Times New Roman"/>
+                <w:b w:val="false"/>
+                <w:bCs w:val="false"/>
+                <w:i w:val="false"/>
+                <w:iCs w:val="false"/>
+                <w:sz w:val="24"/>
+                <w:szCs w:val="24"/>
+              </w:rPr>
+              <w:t xml:space="preserve">Узел разветвления (Fork): запускает параллельно выполняемые деятельности «Отображение формы входа» и «Ввод e-mail и пароля» — окно отображается, пока пользователь работает с ним.</w:t>
+            </w:r>
+          </w:p>
+          <w:p>
+            <w:pPr>
+              <w:spacing w:after="40" w:before="0" w:line="240"/>
+            </w:pPr>
+            <w:r>
+              <w:rPr>
+                <w:rFonts w:ascii="Times New Roman" w:cs="Times New Roman" w:eastAsia="Times New Roman" w:hAnsi="Times New Roman"/>
+                <w:b w:val="false"/>
+                <w:bCs w:val="false"/>
+                <w:i w:val="false"/>
+                <w:iCs w:val="false"/>
+                <w:sz w:val="24"/>
+                <w:szCs w:val="24"/>
+              </w:rPr>
+              <w:t xml:space="preserve">Узел синхронизации (Join): ожидает завершения параллельных деятельностей «Отображение формы входа» и «Ввод e-mail и пароля» и только затем передаёт управление дальше.</w:t>
+            </w:r>
+          </w:p>
+          <w:p>
+            <w:pPr>
+              <w:spacing w:after="40" w:before="0" w:line="240"/>
+            </w:pPr>
+            <w:r>
+              <w:rPr>
+                <w:rFonts w:ascii="Times New Roman" w:cs="Times New Roman" w:eastAsia="Times New Roman" w:hAnsi="Times New Roman"/>
+                <w:b w:val="false"/>
+                <w:bCs w:val="false"/>
+                <w:i w:val="false"/>
+                <w:iCs w:val="false"/>
+                <w:sz w:val="24"/>
+                <w:szCs w:val="24"/>
+              </w:rPr>
+              <w:t xml:space="preserve">Окно и действия пользователя в нём показаны параллельными потоками: система отображает окно, пока пользователь с ним работает ([5], рис. 2.3).</w:t>
+            </w:r>
+          </w:p>
+        </w:tc>
+      </w:tr>
+      <w:tr>
+        <w:trPr>
+          <w:cantSplit w:val="off"/>
+        </w:trPr>
+        <w:tc>
+          <w:tcPr>
+            <w:tcW w:type="dxa" w:w="2268"/>
+            <w:tcBorders>
+              <w:top w:val="single" w:color="000000" w:sz="4"/>
+              <w:left w:val="single" w:color="000000" w:sz="4"/>
+              <w:bottom w:val="single" w:color="000000" w:sz="4"/>
+              <w:right w:val="single" w:color="000000" w:sz="4"/>
+            </w:tcBorders>
+            <w:shd w:fill="F2F2F2" w:color="auto" w:val="clear"/>
+            <w:tcMar>
+              <w:top w:type="dxa" w:w="60"/>
+              <w:left w:type="dxa" w:w="100"/>
+              <w:bottom w:type="dxa" w:w="60"/>
+              <w:right w:type="dxa" w:w="100"/>
+            </w:tcMar>
+          </w:tcPr>
+          <w:p>
+            <w:pPr>
+              <w:spacing w:after="40" w:before="0" w:line="240"/>
+            </w:pPr>
+            <w:r>
+              <w:rPr>
+                <w:rFonts w:ascii="Times New Roman" w:cs="Times New Roman" w:eastAsia="Times New Roman" w:hAnsi="Times New Roman"/>
+                <w:b/>
+                <w:bCs/>
+                <w:i w:val="false"/>
+                <w:iCs w:val="false"/>
+                <w:sz w:val="24"/>
+                <w:szCs w:val="24"/>
+              </w:rPr>
               <w:t xml:space="preserve">Начальное и конечные состояния</w:t>
             </w:r>
           </w:p>
@@ -4623,7 +4842,7 @@
                 <w:sz w:val="24"/>
                 <w:szCs w:val="24"/>
               </w:rPr>
-              <w:t xml:space="preserve">начальное состояние → «Отображение формы входа»; «Отображение формы входа» → узел слияния; узел слияния → «Ввод e-mail и пароля»; «Проверка блокировки входа» → узел решения; «Проверка учётных данных» → узел решения; «Сброс счётчика неудачных попыток» → конечное состояние; «Увеличение счётчика неудачных попыток» → узел решения; «Сообщение о неверных данных» → узел слияния; «Блокировка входа на 15 минут» → узел слияния; узел слияния → «Сообщение о блокировке входа»; «Сообщение о блокировке входа» → конечное состояние. Надписей нет: переход осуществляется по завершению деятельности (из начального состояния — сразу при запуске, из узла слияния — безусловно) и является безальтернативным.</w:t>
+              <w:t xml:space="preserve">начальное состояние → узел слияния; узел слияния → узел разветвления; узел разветвления → «Отображение формы входа»; узел разветвления → «Ввод e-mail и пароля»; «Ввод e-mail и пароля» → узел синхронизации; узел синхронизации → «Проверка блокировки входа»; «Проверка блокировки входа» → узел решения; «Проверка учётных данных» → узел решения; «Сброс счётчика неудачных попыток» → конечное состояние; «Увеличение счётчика неудачных попыток» → узел решения; «Сообщение о неверных данных» → узел слияния; «Блокировка входа на 15 минут» → узел слияния; узел слияния → «Сообщение о блокировке входа»; «Сообщение о блокировке входа» → конечное состояние. Надписей нет: переход осуществляется по завершению деятельности (из начального состояния — сразу при запуске, из узла слияния — безусловно, из узла разветвления — безусловно и одновременно во все параллельные потоки, из узла синхронизации — после завершения всех параллельных потоков) и является безальтернативным.</w:t>
             </w:r>
           </w:p>
         </w:tc>
@@ -4822,24 +5041,24 @@
                 <w:sz w:val="24"/>
                 <w:szCs w:val="24"/>
               </w:rPr>
-              <w:t xml:space="preserve">«Ввод e-mail и пароля» → «Проверка блокировки входа»: событие «нажата «Войти»»</w:t>
-            </w:r>
-          </w:p>
-          <w:p>
-            <w:pPr>
-              <w:spacing w:after="40" w:before="0" w:line="240"/>
-            </w:pPr>
-            <w:r>
-              <w:rPr>
-                <w:rFonts w:ascii="Times New Roman" w:cs="Times New Roman" w:eastAsia="Times New Roman" w:hAnsi="Times New Roman"/>
-                <w:b w:val="false"/>
-                <w:bCs w:val="false"/>
-                <w:i w:val="false"/>
-                <w:iCs w:val="false"/>
-                <w:sz w:val="24"/>
-                <w:szCs w:val="24"/>
-              </w:rPr>
-              <w:t xml:space="preserve">Исходная деятельность — ожидание действия пользователя или внешнего события, она завершается указанным событием; сторожевое условие и действие на переходе не нужны.</w:t>
+              <w:t xml:space="preserve">«Отображение формы входа» → узел синхронизации: событие «нажата «Войти»»</w:t>
+            </w:r>
+          </w:p>
+          <w:p>
+            <w:pPr>
+              <w:spacing w:after="40" w:before="0" w:line="240"/>
+            </w:pPr>
+            <w:r>
+              <w:rPr>
+                <w:rFonts w:ascii="Times New Roman" w:cs="Times New Roman" w:eastAsia="Times New Roman" w:hAnsi="Times New Roman"/>
+                <w:b w:val="false"/>
+                <w:bCs w:val="false"/>
+                <w:i w:val="false"/>
+                <w:iCs w:val="false"/>
+                <w:sz w:val="24"/>
+                <w:szCs w:val="24"/>
+              </w:rPr>
+              <w:t xml:space="preserve">Исходная деятельность — ожидание действия пользователя или внешнего события, она завершается указанным событием; сторожевое условие и действие на переходе не нужны. Отображение окна выполняется параллельно с действиями пользователя и завершается событием, после чего узел синхронизации передаёт управление дальше, когда завершится и деятельность пользователя.</w:t>
             </w:r>
           </w:p>
         </w:tc>
@@ -4954,7 +5173,7 @@
                 <w:sz w:val="24"/>
                 <w:szCs w:val="24"/>
               </w:rPr>
-              <w:t xml:space="preserve">D_Material_Generation. Алгоритм реализации варианта использования «Генерация материала»: задание формы и описания, проверка прав тарифа, выдача из кэша или асинхронная обработка задачи, сохранение материала в истории. Количественная характеристика диаграммы: разделов активности (дорожек) — 2; состояний действия — 4; ссылок на деятельности — 5; узлов решения — 6; начальных состояний — 1; конечных состояний — 1; переходов — 19.</w:t>
+              <w:t xml:space="preserve">D_Material_Generation. Алгоритм реализации варианта использования «Генерация материала»: задание формы и описания, проверка прав тарифа, выдача из кэша или асинхронная обработка задачи, сохранение материала в истории. Количественная характеристика диаграммы: разделов активности (дорожек) — 2; состояний действия — 4; ссылок на деятельности — 5; узлов решения — 6; узлов разветвления (Fork) — 1; узлов синхронизации (Join) — 1; начальных состояний — 1; конечных состояний — 1; переходов — 23.</w:t>
             </w:r>
           </w:p>
         </w:tc>
@@ -5119,7 +5338,7 @@
                 <w:sz w:val="24"/>
                 <w:szCs w:val="24"/>
               </w:rPr>
-              <w:t xml:space="preserve">Состояние действия. Система показывает окно генератора: пресеты, модификаторы, поле описания, превью шума плиткой 3×3, кнопку «Сгенерировать»; недоступные на тарифе опции помечены «Премиум».</w:t>
+              <w:t xml:space="preserve">Состояние действия. Система показывает окно генератора (пресеты, модификаторы, поле описания, превью шума плиткой 3×3, кнопка «Сгенерировать»; недоступные на тарифе опции помечены «Премиум») и обновляет его по действиям пользователя. Деятельность выполняется параллельно с заданием формы и промпта и завершается событием «нажата «Сгенерировать»».</w:t>
             </w:r>
           </w:p>
         </w:tc>
@@ -5193,7 +5412,7 @@
                 <w:sz w:val="24"/>
                 <w:szCs w:val="24"/>
               </w:rPr>
-              <w:t xml:space="preserve">Ссылка на деятельность. Ссылка на деятельность «Задание формы материала». Деятельность семантически проста, её алгоритм полностью раскрыт в описании, поэтому отдельная диаграмма реализации не приводится.</w:t>
+              <w:t xml:space="preserve">Ссылка на деятельность. Ссылка на деятельность «Задание формы материала»; выполняется параллельно с формированием промпта — пользователь задаёт форму и описание в любом порядке. Деятельность семантически проста, её алгоритм полностью раскрыт в описании, поэтому отдельная диаграмма реализации не приводится.</w:t>
             </w:r>
           </w:p>
         </w:tc>
@@ -5267,81 +5486,81 @@
                 <w:sz w:val="24"/>
                 <w:szCs w:val="24"/>
               </w:rPr>
-              <w:t xml:space="preserve">Ссылка на деятельность. Алгоритм реализации деятельности приведён на отдельной диаграмме «Алгоритм реализации деятельности «Формирование промпта»».</w:t>
-            </w:r>
-          </w:p>
-        </w:tc>
-      </w:tr>
-      <w:tr>
-        <w:trPr>
-          <w:cantSplit w:val="off"/>
-        </w:trPr>
-        <w:tc>
-          <w:tcPr>
-            <w:tcW w:type="dxa" w:w="2268"/>
-            <w:tcBorders>
-              <w:top w:val="single" w:color="000000" w:sz="4"/>
-              <w:left w:val="single" w:color="000000" w:sz="4"/>
-              <w:bottom w:val="single" w:color="000000" w:sz="4"/>
-              <w:right w:val="single" w:color="000000" w:sz="4"/>
-            </w:tcBorders>
-            <w:shd w:fill="F2F2F2" w:color="auto" w:val="clear"/>
-            <w:tcMar>
-              <w:top w:type="dxa" w:w="60"/>
-              <w:left w:type="dxa" w:w="100"/>
-              <w:bottom w:type="dxa" w:w="60"/>
-              <w:right w:type="dxa" w:w="100"/>
-            </w:tcMar>
-          </w:tcPr>
-          <w:p>
-            <w:pPr>
-              <w:spacing w:after="40" w:before="0" w:line="240"/>
-            </w:pPr>
-            <w:r>
-              <w:rPr>
-                <w:rFonts w:ascii="Times New Roman" w:cs="Times New Roman" w:eastAsia="Times New Roman" w:hAnsi="Times New Roman"/>
-                <w:b/>
-                <w:bCs/>
-                <w:i w:val="false"/>
-                <w:iCs w:val="false"/>
-                <w:sz w:val="24"/>
-                <w:szCs w:val="24"/>
-              </w:rPr>
-              <w:t xml:space="preserve">«Запуск генерации»</w:t>
-            </w:r>
-          </w:p>
-        </w:tc>
-        <w:tc>
-          <w:tcPr>
-            <w:tcW w:type="dxa" w:w="7087"/>
-            <w:tcBorders>
-              <w:top w:val="single" w:color="000000" w:sz="4"/>
-              <w:left w:val="single" w:color="000000" w:sz="4"/>
-              <w:bottom w:val="single" w:color="000000" w:sz="4"/>
-              <w:right w:val="single" w:color="000000" w:sz="4"/>
-            </w:tcBorders>
-            <w:tcMar>
-              <w:top w:type="dxa" w:w="60"/>
-              <w:left w:type="dxa" w:w="100"/>
-              <w:bottom w:type="dxa" w:w="60"/>
-              <w:right w:type="dxa" w:w="100"/>
-            </w:tcMar>
-          </w:tcPr>
-          <w:p>
-            <w:pPr>
-              <w:spacing w:after="40" w:before="0" w:line="240"/>
-            </w:pPr>
-            <w:r>
-              <w:rPr>
-                <w:rFonts w:ascii="Times New Roman" w:cs="Times New Roman" w:eastAsia="Times New Roman" w:hAnsi="Times New Roman"/>
-                <w:b w:val="false"/>
-                <w:bCs w:val="false"/>
-                <w:i w:val="false"/>
-                <w:iCs w:val="false"/>
-                <w:sz w:val="24"/>
-                <w:szCs w:val="24"/>
-              </w:rPr>
-              <w:t xml:space="preserve">Состояние действия. Пользователь нажимает кнопку «Сгенерировать»; клиент отправляет POST /api/materials с параметрами шума, промптом, разрешением, числом шагов и вариантов и ключом идемпотентности.</w:t>
+              <w:t xml:space="preserve">Ссылка на деятельность. Ссылка на деятельность «Формирование промпта»; выполняется параллельно с заданием формы. Алгоритм реализации деятельности приведён на отдельной диаграмме «Алгоритм реализации деятельности «Формирование промпта»».</w:t>
+            </w:r>
+          </w:p>
+        </w:tc>
+      </w:tr>
+      <w:tr>
+        <w:trPr>
+          <w:cantSplit w:val="off"/>
+        </w:trPr>
+        <w:tc>
+          <w:tcPr>
+            <w:tcW w:type="dxa" w:w="2268"/>
+            <w:tcBorders>
+              <w:top w:val="single" w:color="000000" w:sz="4"/>
+              <w:left w:val="single" w:color="000000" w:sz="4"/>
+              <w:bottom w:val="single" w:color="000000" w:sz="4"/>
+              <w:right w:val="single" w:color="000000" w:sz="4"/>
+            </w:tcBorders>
+            <w:shd w:fill="F2F2F2" w:color="auto" w:val="clear"/>
+            <w:tcMar>
+              <w:top w:type="dxa" w:w="60"/>
+              <w:left w:type="dxa" w:w="100"/>
+              <w:bottom w:type="dxa" w:w="60"/>
+              <w:right w:type="dxa" w:w="100"/>
+            </w:tcMar>
+          </w:tcPr>
+          <w:p>
+            <w:pPr>
+              <w:spacing w:after="40" w:before="0" w:line="240"/>
+            </w:pPr>
+            <w:r>
+              <w:rPr>
+                <w:rFonts w:ascii="Times New Roman" w:cs="Times New Roman" w:eastAsia="Times New Roman" w:hAnsi="Times New Roman"/>
+                <w:b/>
+                <w:bCs/>
+                <w:i w:val="false"/>
+                <w:iCs w:val="false"/>
+                <w:sz w:val="24"/>
+                <w:szCs w:val="24"/>
+              </w:rPr>
+              <w:t xml:space="preserve">«Отправка запроса на генерацию»</w:t>
+            </w:r>
+          </w:p>
+        </w:tc>
+        <w:tc>
+          <w:tcPr>
+            <w:tcW w:type="dxa" w:w="7087"/>
+            <w:tcBorders>
+              <w:top w:val="single" w:color="000000" w:sz="4"/>
+              <w:left w:val="single" w:color="000000" w:sz="4"/>
+              <w:bottom w:val="single" w:color="000000" w:sz="4"/>
+              <w:right w:val="single" w:color="000000" w:sz="4"/>
+            </w:tcBorders>
+            <w:tcMar>
+              <w:top w:type="dxa" w:w="60"/>
+              <w:left w:type="dxa" w:w="100"/>
+              <w:bottom w:type="dxa" w:w="60"/>
+              <w:right w:type="dxa" w:w="100"/>
+            </w:tcMar>
+          </w:tcPr>
+          <w:p>
+            <w:pPr>
+              <w:spacing w:after="40" w:before="0" w:line="240"/>
+            </w:pPr>
+            <w:r>
+              <w:rPr>
+                <w:rFonts w:ascii="Times New Roman" w:cs="Times New Roman" w:eastAsia="Times New Roman" w:hAnsi="Times New Roman"/>
+                <w:b w:val="false"/>
+                <w:bCs w:val="false"/>
+                <w:i w:val="false"/>
+                <w:iCs w:val="false"/>
+                <w:sz w:val="24"/>
+                <w:szCs w:val="24"/>
+              </w:rPr>
+              <w:t xml:space="preserve">Состояние действия. Клиент отправляет POST /api/materials с параметрами шума, промптом, разрешением, числом шагов и вариантов и ключом идемпотентности.</w:t>
             </w:r>
           </w:p>
         </w:tc>
@@ -5984,6 +6203,114 @@
                 <w:sz w:val="24"/>
                 <w:szCs w:val="24"/>
               </w:rPr>
+              <w:t xml:space="preserve">Узлы разветвления и синхронизации</w:t>
+            </w:r>
+          </w:p>
+        </w:tc>
+        <w:tc>
+          <w:tcPr>
+            <w:tcW w:type="dxa" w:w="7087"/>
+            <w:tcBorders>
+              <w:top w:val="single" w:color="000000" w:sz="4"/>
+              <w:left w:val="single" w:color="000000" w:sz="4"/>
+              <w:bottom w:val="single" w:color="000000" w:sz="4"/>
+              <w:right w:val="single" w:color="000000" w:sz="4"/>
+            </w:tcBorders>
+            <w:tcMar>
+              <w:top w:type="dxa" w:w="60"/>
+              <w:left w:type="dxa" w:w="100"/>
+              <w:bottom w:type="dxa" w:w="60"/>
+              <w:right w:type="dxa" w:w="100"/>
+            </w:tcMar>
+          </w:tcPr>
+          <w:p>
+            <w:pPr>
+              <w:spacing w:after="40" w:before="0" w:line="240"/>
+            </w:pPr>
+            <w:r>
+              <w:rPr>
+                <w:rFonts w:ascii="Times New Roman" w:cs="Times New Roman" w:eastAsia="Times New Roman" w:hAnsi="Times New Roman"/>
+                <w:b w:val="false"/>
+                <w:bCs w:val="false"/>
+                <w:i w:val="false"/>
+                <w:iCs w:val="false"/>
+                <w:sz w:val="24"/>
+                <w:szCs w:val="24"/>
+              </w:rPr>
+              <w:t xml:space="preserve">Узел разветвления (Fork): запускает параллельно выполняемые деятельности «форма:Задание формы материала» и «промпт:Формирование промпта» и «Отображение окна генератора» — окно отображается, пока пользователь работает с ним.</w:t>
+            </w:r>
+          </w:p>
+          <w:p>
+            <w:pPr>
+              <w:spacing w:after="40" w:before="0" w:line="240"/>
+            </w:pPr>
+            <w:r>
+              <w:rPr>
+                <w:rFonts w:ascii="Times New Roman" w:cs="Times New Roman" w:eastAsia="Times New Roman" w:hAnsi="Times New Roman"/>
+                <w:b w:val="false"/>
+                <w:bCs w:val="false"/>
+                <w:i w:val="false"/>
+                <w:iCs w:val="false"/>
+                <w:sz w:val="24"/>
+                <w:szCs w:val="24"/>
+              </w:rPr>
+              <w:t xml:space="preserve">Узел синхронизации (Join): ожидает завершения параллельных деятельностей «Отображение окна генератора» и «форма:Задание формы материала» и «промпт:Формирование промпта» и только затем передаёт управление дальше.</w:t>
+            </w:r>
+          </w:p>
+          <w:p>
+            <w:pPr>
+              <w:spacing w:after="40" w:before="0" w:line="240"/>
+            </w:pPr>
+            <w:r>
+              <w:rPr>
+                <w:rFonts w:ascii="Times New Roman" w:cs="Times New Roman" w:eastAsia="Times New Roman" w:hAnsi="Times New Roman"/>
+                <w:b w:val="false"/>
+                <w:bCs w:val="false"/>
+                <w:i w:val="false"/>
+                <w:iCs w:val="false"/>
+                <w:sz w:val="24"/>
+                <w:szCs w:val="24"/>
+              </w:rPr>
+              <w:t xml:space="preserve">Окно и действия пользователя в нём показаны параллельными потоками: система отображает окно, пока пользователь с ним работает ([5], рис. 2.3).</w:t>
+            </w:r>
+          </w:p>
+        </w:tc>
+      </w:tr>
+      <w:tr>
+        <w:trPr>
+          <w:cantSplit w:val="off"/>
+        </w:trPr>
+        <w:tc>
+          <w:tcPr>
+            <w:tcW w:type="dxa" w:w="2268"/>
+            <w:tcBorders>
+              <w:top w:val="single" w:color="000000" w:sz="4"/>
+              <w:left w:val="single" w:color="000000" w:sz="4"/>
+              <w:bottom w:val="single" w:color="000000" w:sz="4"/>
+              <w:right w:val="single" w:color="000000" w:sz="4"/>
+            </w:tcBorders>
+            <w:shd w:fill="F2F2F2" w:color="auto" w:val="clear"/>
+            <w:tcMar>
+              <w:top w:type="dxa" w:w="60"/>
+              <w:left w:type="dxa" w:w="100"/>
+              <w:bottom w:type="dxa" w:w="60"/>
+              <w:right w:type="dxa" w:w="100"/>
+            </w:tcMar>
+          </w:tcPr>
+          <w:p>
+            <w:pPr>
+              <w:spacing w:after="40" w:before="0" w:line="240"/>
+            </w:pPr>
+            <w:r>
+              <w:rPr>
+                <w:rFonts w:ascii="Times New Roman" w:cs="Times New Roman" w:eastAsia="Times New Roman" w:hAnsi="Times New Roman"/>
+                <w:b/>
+                <w:bCs/>
+                <w:i w:val="false"/>
+                <w:iCs w:val="false"/>
+                <w:sz w:val="24"/>
+                <w:szCs w:val="24"/>
+              </w:rPr>
               <w:t xml:space="preserve">Начальное и конечные состояния</w:t>
             </w:r>
           </w:p>
@@ -6109,7 +6436,7 @@
                 <w:sz w:val="24"/>
                 <w:szCs w:val="24"/>
               </w:rPr>
-              <w:t xml:space="preserve">начальное состояние → узел слияния; узел слияния → «Отображение окна генератора»; «Отображение окна генератора» → «форма:Задание формы материала»; «форма:Задание формы материала» → «промпт:Формирование промпта»; «промпт:Формирование промпта» → «Запуск генерации»; «Запуск генерации» → «права:Проверка прав тарифа»; «права:Проверка прав тарифа» → узел решения; «Создание задачи генерации» → «обработка:Обработка задачи генерации»; «обработка:Обработка задачи генерации» → узел решения; «кэш:Выдача готового материала из кэша» → узел слияния; узел слияния → «Сохранение материала и открытие 3D-просмотра»; «Сохранение материала и открытие 3D-просмотра» → конечное состояние; узел слияния → узел слияния. Надписей нет: переход осуществляется по завершению деятельности (из начального состояния — сразу при запуске, из узла слияния — безусловно) и является безальтернативным.</w:t>
+              <w:t xml:space="preserve">начальное состояние → узел слияния; узел слияния → узел разветвления; узел разветвления → «форма:Задание формы материала»; узел разветвления → «промпт:Формирование промпта»; узел разветвления → «Отображение окна генератора»; «форма:Задание формы материала» → узел синхронизации; «промпт:Формирование промпта» → узел синхронизации; узел синхронизации → «Отправка запроса на генерацию»; «Отправка запроса на генерацию» → «права:Проверка прав тарифа»; «права:Проверка прав тарифа» → узел решения; «Создание задачи генерации» → «обработка:Обработка задачи генерации»; «обработка:Обработка задачи генерации» → узел решения; «кэш:Выдача готового материала из кэша» → узел слияния; узел слияния → «Сохранение материала и открытие 3D-просмотра»; «Сохранение материала и открытие 3D-просмотра» → конечное состояние; узел слияния → узел слияния. Надписей нет: переход осуществляется по завершению деятельности (из начального состояния — сразу при запуске, из узла слияния — безусловно, из узла разветвления — безусловно и одновременно во все параллельные потоки, из узла синхронизации — после завершения всех параллельных потоков) и является безальтернативным.</w:t>
             </w:r>
           </w:p>
         </w:tc>
@@ -6235,6 +6562,97 @@
                 <w:szCs w:val="24"/>
               </w:rPr>
               <w:t xml:space="preserve">Переход выполняется при истинности своего условия, по [else] — если не выполнено ни одно из остальных; триггерные события не нужны: решение принимается сразу по завершении предыдущей деятельности.</w:t>
+            </w:r>
+          </w:p>
+        </w:tc>
+      </w:tr>
+      <w:tr>
+        <w:trPr>
+          <w:cantSplit w:val="off"/>
+        </w:trPr>
+        <w:tc>
+          <w:tcPr>
+            <w:tcW w:type="dxa" w:w="2268"/>
+            <w:tcBorders>
+              <w:top w:val="single" w:color="000000" w:sz="4"/>
+              <w:left w:val="single" w:color="000000" w:sz="4"/>
+              <w:bottom w:val="single" w:color="000000" w:sz="4"/>
+              <w:right w:val="single" w:color="000000" w:sz="4"/>
+            </w:tcBorders>
+            <w:shd w:fill="F2F2F2" w:color="auto" w:val="clear"/>
+            <w:tcMar>
+              <w:top w:type="dxa" w:w="60"/>
+              <w:left w:type="dxa" w:w="100"/>
+              <w:bottom w:type="dxa" w:w="60"/>
+              <w:right w:type="dxa" w:w="100"/>
+            </w:tcMar>
+          </w:tcPr>
+          <w:p>
+            <w:pPr>
+              <w:spacing w:after="40" w:before="0" w:line="240"/>
+            </w:pPr>
+            <w:r>
+              <w:rPr>
+                <w:rFonts w:ascii="Times New Roman" w:cs="Times New Roman" w:eastAsia="Times New Roman" w:hAnsi="Times New Roman"/>
+                <w:b/>
+                <w:bCs/>
+                <w:i w:val="false"/>
+                <w:iCs w:val="false"/>
+                <w:sz w:val="24"/>
+                <w:szCs w:val="24"/>
+              </w:rPr>
+              <w:t xml:space="preserve">Переходы по триггерным событиям</w:t>
+            </w:r>
+          </w:p>
+        </w:tc>
+        <w:tc>
+          <w:tcPr>
+            <w:tcW w:type="dxa" w:w="7087"/>
+            <w:tcBorders>
+              <w:top w:val="single" w:color="000000" w:sz="4"/>
+              <w:left w:val="single" w:color="000000" w:sz="4"/>
+              <w:bottom w:val="single" w:color="000000" w:sz="4"/>
+              <w:right w:val="single" w:color="000000" w:sz="4"/>
+            </w:tcBorders>
+            <w:tcMar>
+              <w:top w:type="dxa" w:w="60"/>
+              <w:left w:type="dxa" w:w="100"/>
+              <w:bottom w:type="dxa" w:w="60"/>
+              <w:right w:type="dxa" w:w="100"/>
+            </w:tcMar>
+          </w:tcPr>
+          <w:p>
+            <w:pPr>
+              <w:spacing w:after="40" w:before="0" w:line="240"/>
+            </w:pPr>
+            <w:r>
+              <w:rPr>
+                <w:rFonts w:ascii="Times New Roman" w:cs="Times New Roman" w:eastAsia="Times New Roman" w:hAnsi="Times New Roman"/>
+                <w:b w:val="false"/>
+                <w:bCs w:val="false"/>
+                <w:i w:val="false"/>
+                <w:iCs w:val="false"/>
+                <w:sz w:val="24"/>
+                <w:szCs w:val="24"/>
+              </w:rPr>
+              <w:t xml:space="preserve">«Отображение окна генератора» → узел синхронизации: событие «нажата «Сгенерировать»»</w:t>
+            </w:r>
+          </w:p>
+          <w:p>
+            <w:pPr>
+              <w:spacing w:after="40" w:before="0" w:line="240"/>
+            </w:pPr>
+            <w:r>
+              <w:rPr>
+                <w:rFonts w:ascii="Times New Roman" w:cs="Times New Roman" w:eastAsia="Times New Roman" w:hAnsi="Times New Roman"/>
+                <w:b w:val="false"/>
+                <w:bCs w:val="false"/>
+                <w:i w:val="false"/>
+                <w:iCs w:val="false"/>
+                <w:sz w:val="24"/>
+                <w:szCs w:val="24"/>
+              </w:rPr>
+              <w:t xml:space="preserve">Исходная деятельность — ожидание действия пользователя или внешнего события, она завершается указанным событием; сторожевое условие и действие на переходе не нужны. Отображение окна выполняется параллельно с действиями пользователя и завершается событием, после чего узел синхронизации передаёт управление дальше, когда завершится и деятельность пользователя.</w:t>
             </w:r>
           </w:p>
         </w:tc>
@@ -10096,7 +10514,7 @@
                 <w:sz w:val="24"/>
                 <w:szCs w:val="24"/>
               </w:rPr>
-              <w:t xml:space="preserve">D_Material_3D_View. Алгоритм реализации варианта использования «Просмотр материала в 3D»: загрузка карт, показ на сфере, осмотр с переключением карт, формы объекта или собственной модели до закрытия просмотра. Количественная характеристика диаграммы: разделов активности (дорожек) — 2; состояний действия — 4; ссылок на деятельности — 2; узлов решения — 3; начальных состояний — 1; конечных состояний — 1; переходов — 13.</w:t>
+              <w:t xml:space="preserve">D_Material_3D_View. Алгоритм реализации варианта использования «Просмотр материала в 3D»: загрузка карт, показ на сфере, осмотр с переключением карт, формы объекта или собственной модели до закрытия просмотра. Количественная характеристика диаграммы: разделов активности (дорожек) — 2; состояний действия — 4; ссылок на деятельности — 2; узлов решения — 4; узлов разветвления (Fork) — 1; узлов синхронизации (Join) — 1; начальных состояний — 1; конечных состояний — 1; переходов — 17.</w:t>
             </w:r>
           </w:p>
         </w:tc>
@@ -10301,189 +10719,189 @@
                 <w:sz w:val="24"/>
                 <w:szCs w:val="24"/>
               </w:rPr>
-              <w:t xml:space="preserve">«Показ материала на сфере с освещением»</w:t>
-            </w:r>
-          </w:p>
-        </w:tc>
-        <w:tc>
-          <w:tcPr>
-            <w:tcW w:type="dxa" w:w="7087"/>
-            <w:tcBorders>
-              <w:top w:val="single" w:color="000000" w:sz="4"/>
-              <w:left w:val="single" w:color="000000" w:sz="4"/>
-              <w:bottom w:val="single" w:color="000000" w:sz="4"/>
-              <w:right w:val="single" w:color="000000" w:sz="4"/>
-            </w:tcBorders>
-            <w:tcMar>
-              <w:top w:type="dxa" w:w="60"/>
-              <w:left w:type="dxa" w:w="100"/>
-              <w:bottom w:type="dxa" w:w="60"/>
-              <w:right w:type="dxa" w:w="100"/>
-            </w:tcMar>
-          </w:tcPr>
-          <w:p>
-            <w:pPr>
-              <w:spacing w:after="40" w:before="0" w:line="240"/>
-            </w:pPr>
-            <w:r>
-              <w:rPr>
-                <w:rFonts w:ascii="Times New Roman" w:cs="Times New Roman" w:eastAsia="Times New Roman" w:hAnsi="Times New Roman"/>
-                <w:b w:val="false"/>
-                <w:bCs w:val="false"/>
-                <w:i w:val="false"/>
-                <w:iCs w:val="false"/>
-                <w:sz w:val="24"/>
-                <w:szCs w:val="24"/>
-              </w:rPr>
-              <w:t xml:space="preserve">Состояние действия. Система показывает материал на сфере (MeshStandardMaterial со всеми картами) с направленным источником света и окружением; включено вращение и масштабирование мышью.</w:t>
-            </w:r>
-          </w:p>
-        </w:tc>
-      </w:tr>
-      <w:tr>
-        <w:trPr>
-          <w:cantSplit w:val="off"/>
-        </w:trPr>
-        <w:tc>
-          <w:tcPr>
-            <w:tcW w:type="dxa" w:w="2268"/>
-            <w:tcBorders>
-              <w:top w:val="single" w:color="000000" w:sz="4"/>
-              <w:left w:val="single" w:color="000000" w:sz="4"/>
-              <w:bottom w:val="single" w:color="000000" w:sz="4"/>
-              <w:right w:val="single" w:color="000000" w:sz="4"/>
-            </w:tcBorders>
-            <w:shd w:fill="F2F2F2" w:color="auto" w:val="clear"/>
-            <w:tcMar>
-              <w:top w:type="dxa" w:w="60"/>
-              <w:left w:type="dxa" w:w="100"/>
-              <w:bottom w:type="dxa" w:w="60"/>
-              <w:right w:type="dxa" w:w="100"/>
-            </w:tcMar>
-          </w:tcPr>
-          <w:p>
-            <w:pPr>
-              <w:spacing w:after="40" w:before="0" w:line="240"/>
-            </w:pPr>
-            <w:r>
-              <w:rPr>
-                <w:rFonts w:ascii="Times New Roman" w:cs="Times New Roman" w:eastAsia="Times New Roman" w:hAnsi="Times New Roman"/>
-                <w:b/>
-                <w:bCs/>
-                <w:i w:val="false"/>
-                <w:iCs w:val="false"/>
-                <w:sz w:val="24"/>
-                <w:szCs w:val="24"/>
-              </w:rPr>
-              <w:t xml:space="preserve">«Осмотр материала и выбор режима»</w:t>
-            </w:r>
-          </w:p>
-        </w:tc>
-        <w:tc>
-          <w:tcPr>
-            <w:tcW w:type="dxa" w:w="7087"/>
-            <w:tcBorders>
-              <w:top w:val="single" w:color="000000" w:sz="4"/>
-              <w:left w:val="single" w:color="000000" w:sz="4"/>
-              <w:bottom w:val="single" w:color="000000" w:sz="4"/>
-              <w:right w:val="single" w:color="000000" w:sz="4"/>
-            </w:tcBorders>
-            <w:tcMar>
-              <w:top w:type="dxa" w:w="60"/>
-              <w:left w:type="dxa" w:w="100"/>
-              <w:bottom w:type="dxa" w:w="60"/>
-              <w:right w:type="dxa" w:w="100"/>
-            </w:tcMar>
-          </w:tcPr>
-          <w:p>
-            <w:pPr>
-              <w:spacing w:after="40" w:before="0" w:line="240"/>
-            </w:pPr>
-            <w:r>
-              <w:rPr>
-                <w:rFonts w:ascii="Times New Roman" w:cs="Times New Roman" w:eastAsia="Times New Roman" w:hAnsi="Times New Roman"/>
-                <w:b w:val="false"/>
-                <w:bCs w:val="false"/>
-                <w:i w:val="false"/>
-                <w:iCs w:val="false"/>
-                <w:sz w:val="24"/>
-                <w:szCs w:val="24"/>
-              </w:rPr>
-              <w:t xml:space="preserve">Состояние действия. Пользователь вращает и масштабирует объект и при необходимости выбирает режим: вкладку карты, форму объекта или загрузку своей модели. Деятельность бесконечна — завершается событием выбора режима или закрытия просмотра.</w:t>
-            </w:r>
-          </w:p>
-        </w:tc>
-      </w:tr>
-      <w:tr>
-        <w:trPr>
-          <w:cantSplit w:val="off"/>
-        </w:trPr>
-        <w:tc>
-          <w:tcPr>
-            <w:tcW w:type="dxa" w:w="2268"/>
-            <w:tcBorders>
-              <w:top w:val="single" w:color="000000" w:sz="4"/>
-              <w:left w:val="single" w:color="000000" w:sz="4"/>
-              <w:bottom w:val="single" w:color="000000" w:sz="4"/>
-              <w:right w:val="single" w:color="000000" w:sz="4"/>
-            </w:tcBorders>
-            <w:shd w:fill="F2F2F2" w:color="auto" w:val="clear"/>
-            <w:tcMar>
-              <w:top w:type="dxa" w:w="60"/>
-              <w:left w:type="dxa" w:w="100"/>
-              <w:bottom w:type="dxa" w:w="60"/>
-              <w:right w:type="dxa" w:w="100"/>
-            </w:tcMar>
-          </w:tcPr>
-          <w:p>
-            <w:pPr>
-              <w:spacing w:after="40" w:before="0" w:line="240"/>
-            </w:pPr>
-            <w:r>
-              <w:rPr>
-                <w:rFonts w:ascii="Times New Roman" w:cs="Times New Roman" w:eastAsia="Times New Roman" w:hAnsi="Times New Roman"/>
-                <w:b/>
-                <w:bCs/>
-                <w:i w:val="false"/>
-                <w:iCs w:val="false"/>
-                <w:sz w:val="24"/>
-                <w:szCs w:val="24"/>
-              </w:rPr>
-              <w:t xml:space="preserve">«Показ выбранной карты на объекте»</w:t>
-            </w:r>
-          </w:p>
-        </w:tc>
-        <w:tc>
-          <w:tcPr>
-            <w:tcW w:type="dxa" w:w="7087"/>
-            <w:tcBorders>
-              <w:top w:val="single" w:color="000000" w:sz="4"/>
-              <w:left w:val="single" w:color="000000" w:sz="4"/>
-              <w:bottom w:val="single" w:color="000000" w:sz="4"/>
-              <w:right w:val="single" w:color="000000" w:sz="4"/>
-            </w:tcBorders>
-            <w:tcMar>
-              <w:top w:type="dxa" w:w="60"/>
-              <w:left w:type="dxa" w:w="100"/>
-              <w:bottom w:type="dxa" w:w="60"/>
-              <w:right w:type="dxa" w:w="100"/>
-            </w:tcMar>
-          </w:tcPr>
-          <w:p>
-            <w:pPr>
-              <w:spacing w:after="40" w:before="0" w:line="240"/>
-            </w:pPr>
-            <w:r>
-              <w:rPr>
-                <w:rFonts w:ascii="Times New Roman" w:cs="Times New Roman" w:eastAsia="Times New Roman" w:hAnsi="Times New Roman"/>
-                <w:b w:val="false"/>
-                <w:bCs w:val="false"/>
-                <w:i w:val="false"/>
-                <w:iCs w:val="false"/>
-                <w:sz w:val="24"/>
-                <w:szCs w:val="24"/>
-              </w:rPr>
-              <w:t xml:space="preserve">Состояние действия. Система показывает на объекте одну карту (albedo, normal, height, roughness или AO) в оттенках серого или как есть.</w:t>
+              <w:t xml:space="preserve">«Показ материала в окне 3D-просмотра»</w:t>
+            </w:r>
+          </w:p>
+        </w:tc>
+        <w:tc>
+          <w:tcPr>
+            <w:tcW w:type="dxa" w:w="7087"/>
+            <w:tcBorders>
+              <w:top w:val="single" w:color="000000" w:sz="4"/>
+              <w:left w:val="single" w:color="000000" w:sz="4"/>
+              <w:bottom w:val="single" w:color="000000" w:sz="4"/>
+              <w:right w:val="single" w:color="000000" w:sz="4"/>
+            </w:tcBorders>
+            <w:tcMar>
+              <w:top w:type="dxa" w:w="60"/>
+              <w:left w:type="dxa" w:w="100"/>
+              <w:bottom w:type="dxa" w:w="60"/>
+              <w:right w:type="dxa" w:w="100"/>
+            </w:tcMar>
+          </w:tcPr>
+          <w:p>
+            <w:pPr>
+              <w:spacing w:after="40" w:before="0" w:line="240"/>
+            </w:pPr>
+            <w:r>
+              <w:rPr>
+                <w:rFonts w:ascii="Times New Roman" w:cs="Times New Roman" w:eastAsia="Times New Roman" w:hAnsi="Times New Roman"/>
+                <w:b w:val="false"/>
+                <w:bCs w:val="false"/>
+                <w:i w:val="false"/>
+                <w:iCs w:val="false"/>
+                <w:sz w:val="24"/>
+                <w:szCs w:val="24"/>
+              </w:rPr>
+              <w:t xml:space="preserve">Состояние действия. Система показывает материал на текущем объекте (при первом показе — на сфере, MeshStandardMaterial со всеми картами) в выбранном режиме, с направленным источником света и окружением, и поворачивает и масштабирует объект вслед за мышью. Деятельность выполняется параллельно с осмотром и завершается событием «выбрано действие» — выбором режима или закрытием просмотра.</w:t>
+            </w:r>
+          </w:p>
+        </w:tc>
+      </w:tr>
+      <w:tr>
+        <w:trPr>
+          <w:cantSplit w:val="off"/>
+        </w:trPr>
+        <w:tc>
+          <w:tcPr>
+            <w:tcW w:type="dxa" w:w="2268"/>
+            <w:tcBorders>
+              <w:top w:val="single" w:color="000000" w:sz="4"/>
+              <w:left w:val="single" w:color="000000" w:sz="4"/>
+              <w:bottom w:val="single" w:color="000000" w:sz="4"/>
+              <w:right w:val="single" w:color="000000" w:sz="4"/>
+            </w:tcBorders>
+            <w:shd w:fill="F2F2F2" w:color="auto" w:val="clear"/>
+            <w:tcMar>
+              <w:top w:type="dxa" w:w="60"/>
+              <w:left w:type="dxa" w:w="100"/>
+              <w:bottom w:type="dxa" w:w="60"/>
+              <w:right w:type="dxa" w:w="100"/>
+            </w:tcMar>
+          </w:tcPr>
+          <w:p>
+            <w:pPr>
+              <w:spacing w:after="40" w:before="0" w:line="240"/>
+            </w:pPr>
+            <w:r>
+              <w:rPr>
+                <w:rFonts w:ascii="Times New Roman" w:cs="Times New Roman" w:eastAsia="Times New Roman" w:hAnsi="Times New Roman"/>
+                <w:b/>
+                <w:bCs/>
+                <w:i w:val="false"/>
+                <w:iCs w:val="false"/>
+                <w:sz w:val="24"/>
+                <w:szCs w:val="24"/>
+              </w:rPr>
+              <w:t xml:space="preserve">«Осмотр материала и выбор действия»</w:t>
+            </w:r>
+          </w:p>
+        </w:tc>
+        <w:tc>
+          <w:tcPr>
+            <w:tcW w:type="dxa" w:w="7087"/>
+            <w:tcBorders>
+              <w:top w:val="single" w:color="000000" w:sz="4"/>
+              <w:left w:val="single" w:color="000000" w:sz="4"/>
+              <w:bottom w:val="single" w:color="000000" w:sz="4"/>
+              <w:right w:val="single" w:color="000000" w:sz="4"/>
+            </w:tcBorders>
+            <w:tcMar>
+              <w:top w:type="dxa" w:w="60"/>
+              <w:left w:type="dxa" w:w="100"/>
+              <w:bottom w:type="dxa" w:w="60"/>
+              <w:right w:type="dxa" w:w="100"/>
+            </w:tcMar>
+          </w:tcPr>
+          <w:p>
+            <w:pPr>
+              <w:spacing w:after="40" w:before="0" w:line="240"/>
+            </w:pPr>
+            <w:r>
+              <w:rPr>
+                <w:rFonts w:ascii="Times New Roman" w:cs="Times New Roman" w:eastAsia="Times New Roman" w:hAnsi="Times New Roman"/>
+                <w:b w:val="false"/>
+                <w:bCs w:val="false"/>
+                <w:i w:val="false"/>
+                <w:iCs w:val="false"/>
+                <w:sz w:val="24"/>
+                <w:szCs w:val="24"/>
+              </w:rPr>
+              <w:t xml:space="preserve">Состояние действия. Пользователь вращает и масштабирует объект в окне просмотра и выбирает действие: вкладку карты, форму объекта, загрузку своей модели или закрытие просмотра.</w:t>
+            </w:r>
+          </w:p>
+        </w:tc>
+      </w:tr>
+      <w:tr>
+        <w:trPr>
+          <w:cantSplit w:val="off"/>
+        </w:trPr>
+        <w:tc>
+          <w:tcPr>
+            <w:tcW w:type="dxa" w:w="2268"/>
+            <w:tcBorders>
+              <w:top w:val="single" w:color="000000" w:sz="4"/>
+              <w:left w:val="single" w:color="000000" w:sz="4"/>
+              <w:bottom w:val="single" w:color="000000" w:sz="4"/>
+              <w:right w:val="single" w:color="000000" w:sz="4"/>
+            </w:tcBorders>
+            <w:shd w:fill="F2F2F2" w:color="auto" w:val="clear"/>
+            <w:tcMar>
+              <w:top w:type="dxa" w:w="60"/>
+              <w:left w:type="dxa" w:w="100"/>
+              <w:bottom w:type="dxa" w:w="60"/>
+              <w:right w:type="dxa" w:w="100"/>
+            </w:tcMar>
+          </w:tcPr>
+          <w:p>
+            <w:pPr>
+              <w:spacing w:after="40" w:before="0" w:line="240"/>
+            </w:pPr>
+            <w:r>
+              <w:rPr>
+                <w:rFonts w:ascii="Times New Roman" w:cs="Times New Roman" w:eastAsia="Times New Roman" w:hAnsi="Times New Roman"/>
+                <w:b/>
+                <w:bCs/>
+                <w:i w:val="false"/>
+                <w:iCs w:val="false"/>
+                <w:sz w:val="24"/>
+                <w:szCs w:val="24"/>
+              </w:rPr>
+              <w:t xml:space="preserve">«Переключение на выбранную карту»</w:t>
+            </w:r>
+          </w:p>
+        </w:tc>
+        <w:tc>
+          <w:tcPr>
+            <w:tcW w:type="dxa" w:w="7087"/>
+            <w:tcBorders>
+              <w:top w:val="single" w:color="000000" w:sz="4"/>
+              <w:left w:val="single" w:color="000000" w:sz="4"/>
+              <w:bottom w:val="single" w:color="000000" w:sz="4"/>
+              <w:right w:val="single" w:color="000000" w:sz="4"/>
+            </w:tcBorders>
+            <w:tcMar>
+              <w:top w:type="dxa" w:w="60"/>
+              <w:left w:type="dxa" w:w="100"/>
+              <w:bottom w:type="dxa" w:w="60"/>
+              <w:right w:type="dxa" w:w="100"/>
+            </w:tcMar>
+          </w:tcPr>
+          <w:p>
+            <w:pPr>
+              <w:spacing w:after="40" w:before="0" w:line="240"/>
+            </w:pPr>
+            <w:r>
+              <w:rPr>
+                <w:rFonts w:ascii="Times New Roman" w:cs="Times New Roman" w:eastAsia="Times New Roman" w:hAnsi="Times New Roman"/>
+                <w:b w:val="false"/>
+                <w:bCs w:val="false"/>
+                <w:i w:val="false"/>
+                <w:iCs w:val="false"/>
+                <w:sz w:val="24"/>
+                <w:szCs w:val="24"/>
+              </w:rPr>
+              <w:t xml:space="preserve">Состояние действия. Система включает показ на объекте одной карты (albedo, normal, height, roughness или AO) в оттенках серого или как есть.</w:t>
             </w:r>
           </w:p>
         </w:tc>
@@ -10705,6 +11123,23 @@
                 <w:sz w:val="24"/>
                 <w:szCs w:val="24"/>
               </w:rPr>
+              <w:t xml:space="preserve">закрыт ли просмотр или выбран режим.</w:t>
+            </w:r>
+          </w:p>
+          <w:p>
+            <w:pPr>
+              <w:spacing w:after="40" w:before="0" w:line="240"/>
+            </w:pPr>
+            <w:r>
+              <w:rPr>
+                <w:rFonts w:ascii="Times New Roman" w:cs="Times New Roman" w:eastAsia="Times New Roman" w:hAnsi="Times New Roman"/>
+                <w:b w:val="false"/>
+                <w:bCs w:val="false"/>
+                <w:i w:val="false"/>
+                <w:iCs w:val="false"/>
+                <w:sz w:val="24"/>
+                <w:szCs w:val="24"/>
+              </w:rPr>
               <w:t xml:space="preserve">какой режим просмотра выбран.</w:t>
             </w:r>
           </w:p>
@@ -10853,6 +11288,114 @@
                 <w:sz w:val="24"/>
                 <w:szCs w:val="24"/>
               </w:rPr>
+              <w:t xml:space="preserve">Узлы разветвления и синхронизации</w:t>
+            </w:r>
+          </w:p>
+        </w:tc>
+        <w:tc>
+          <w:tcPr>
+            <w:tcW w:type="dxa" w:w="7087"/>
+            <w:tcBorders>
+              <w:top w:val="single" w:color="000000" w:sz="4"/>
+              <w:left w:val="single" w:color="000000" w:sz="4"/>
+              <w:bottom w:val="single" w:color="000000" w:sz="4"/>
+              <w:right w:val="single" w:color="000000" w:sz="4"/>
+            </w:tcBorders>
+            <w:tcMar>
+              <w:top w:type="dxa" w:w="60"/>
+              <w:left w:type="dxa" w:w="100"/>
+              <w:bottom w:type="dxa" w:w="60"/>
+              <w:right w:type="dxa" w:w="100"/>
+            </w:tcMar>
+          </w:tcPr>
+          <w:p>
+            <w:pPr>
+              <w:spacing w:after="40" w:before="0" w:line="240"/>
+            </w:pPr>
+            <w:r>
+              <w:rPr>
+                <w:rFonts w:ascii="Times New Roman" w:cs="Times New Roman" w:eastAsia="Times New Roman" w:hAnsi="Times New Roman"/>
+                <w:b w:val="false"/>
+                <w:bCs w:val="false"/>
+                <w:i w:val="false"/>
+                <w:iCs w:val="false"/>
+                <w:sz w:val="24"/>
+                <w:szCs w:val="24"/>
+              </w:rPr>
+              <w:t xml:space="preserve">Узел разветвления (Fork): запускает параллельно выполняемые деятельности «Осмотр материала и выбор действия» и «Показ материала в окне 3D-просмотра» — окно отображается, пока пользователь работает с ним.</w:t>
+            </w:r>
+          </w:p>
+          <w:p>
+            <w:pPr>
+              <w:spacing w:after="40" w:before="0" w:line="240"/>
+            </w:pPr>
+            <w:r>
+              <w:rPr>
+                <w:rFonts w:ascii="Times New Roman" w:cs="Times New Roman" w:eastAsia="Times New Roman" w:hAnsi="Times New Roman"/>
+                <w:b w:val="false"/>
+                <w:bCs w:val="false"/>
+                <w:i w:val="false"/>
+                <w:iCs w:val="false"/>
+                <w:sz w:val="24"/>
+                <w:szCs w:val="24"/>
+              </w:rPr>
+              <w:t xml:space="preserve">Узел синхронизации (Join): ожидает завершения параллельных деятельностей «Показ материала в окне 3D-просмотра» и «Осмотр материала и выбор действия» и только затем передаёт управление дальше.</w:t>
+            </w:r>
+          </w:p>
+          <w:p>
+            <w:pPr>
+              <w:spacing w:after="40" w:before="0" w:line="240"/>
+            </w:pPr>
+            <w:r>
+              <w:rPr>
+                <w:rFonts w:ascii="Times New Roman" w:cs="Times New Roman" w:eastAsia="Times New Roman" w:hAnsi="Times New Roman"/>
+                <w:b w:val="false"/>
+                <w:bCs w:val="false"/>
+                <w:i w:val="false"/>
+                <w:iCs w:val="false"/>
+                <w:sz w:val="24"/>
+                <w:szCs w:val="24"/>
+              </w:rPr>
+              <w:t xml:space="preserve">Окно и действия пользователя в нём показаны параллельными потоками: система отображает окно, пока пользователь с ним работает ([5], рис. 2.3).</w:t>
+            </w:r>
+          </w:p>
+        </w:tc>
+      </w:tr>
+      <w:tr>
+        <w:trPr>
+          <w:cantSplit w:val="off"/>
+        </w:trPr>
+        <w:tc>
+          <w:tcPr>
+            <w:tcW w:type="dxa" w:w="2268"/>
+            <w:tcBorders>
+              <w:top w:val="single" w:color="000000" w:sz="4"/>
+              <w:left w:val="single" w:color="000000" w:sz="4"/>
+              <w:bottom w:val="single" w:color="000000" w:sz="4"/>
+              <w:right w:val="single" w:color="000000" w:sz="4"/>
+            </w:tcBorders>
+            <w:shd w:fill="F2F2F2" w:color="auto" w:val="clear"/>
+            <w:tcMar>
+              <w:top w:type="dxa" w:w="60"/>
+              <w:left w:type="dxa" w:w="100"/>
+              <w:bottom w:type="dxa" w:w="60"/>
+              <w:right w:type="dxa" w:w="100"/>
+            </w:tcMar>
+          </w:tcPr>
+          <w:p>
+            <w:pPr>
+              <w:spacing w:after="40" w:before="0" w:line="240"/>
+            </w:pPr>
+            <w:r>
+              <w:rPr>
+                <w:rFonts w:ascii="Times New Roman" w:cs="Times New Roman" w:eastAsia="Times New Roman" w:hAnsi="Times New Roman"/>
+                <w:b/>
+                <w:bCs/>
+                <w:i w:val="false"/>
+                <w:iCs w:val="false"/>
+                <w:sz w:val="24"/>
+                <w:szCs w:val="24"/>
+              </w:rPr>
               <w:t xml:space="preserve">Начальное и конечные состояния</w:t>
             </w:r>
           </w:p>
@@ -10978,7 +11521,7 @@
                 <w:sz w:val="24"/>
                 <w:szCs w:val="24"/>
               </w:rPr>
-              <w:t xml:space="preserve">начальное состояние → «загрузка:Загрузка карт материала»; «загрузка:Загрузка карт материала» → «Показ материала на сфере с освещением»; «Показ материала на сфере с освещением» → узел слияния; узел слияния → «Осмотр материала и выбор режима»; «Показ выбранной карты на объекте» → узел слияния; «Замена объекта просмотра» → узел слияния; «модель:Просмотр на своей 3D-модели» → узел слияния; узел слияния → узел слияния. Надписей нет: переход осуществляется по завершению деятельности (из начального состояния — сразу при запуске, из узла слияния — безусловно) и является безальтернативным.</w:t>
+              <w:t xml:space="preserve">начальное состояние → «загрузка:Загрузка карт материала»; «загрузка:Загрузка карт материала» → узел слияния; узел слияния → узел разветвления; узел разветвления → «Осмотр материала и выбор действия»; узел разветвления → «Показ материала в окне 3D-просмотра»; «Осмотр материала и выбор действия» → узел синхронизации; узел синхронизации → узел решения; «Переключение на выбранную карту» → узел слияния; «Замена объекта просмотра» → узел слияния; «модель:Просмотр на своей 3D-модели» → узел слияния; узел слияния → узел слияния. Надписей нет: переход осуществляется по завершению деятельности (из начального состояния — сразу при запуске, из узла слияния — безусловно, из узла разветвления — безусловно и одновременно во все параллельные потоки, из узла синхронизации — после завершения всех параллельных потоков) и является безальтернативным.</w:t>
             </w:r>
           </w:p>
         </w:tc>
@@ -11052,7 +11595,24 @@
                 <w:sz w:val="24"/>
                 <w:szCs w:val="24"/>
               </w:rPr>
-              <w:t xml:space="preserve">Из узла решения (какой режим просмотра выбран): [выбрана вкладка карты] → «Показ выбранной карты на объекте», [выбрана форма объекта] → «Замена объекта просмотра», [премиум и загружена модель] → «модель:Просмотр на своей 3D-модели».</w:t>
+              <w:t xml:space="preserve">Из узла решения (закрыт ли просмотр или выбран режим): [нажата «Закрыть»] → конечное состояние, [else] → узел решения.</w:t>
+            </w:r>
+          </w:p>
+          <w:p>
+            <w:pPr>
+              <w:spacing w:after="40" w:before="0" w:line="240"/>
+            </w:pPr>
+            <w:r>
+              <w:rPr>
+                <w:rFonts w:ascii="Times New Roman" w:cs="Times New Roman" w:eastAsia="Times New Roman" w:hAnsi="Times New Roman"/>
+                <w:b w:val="false"/>
+                <w:bCs w:val="false"/>
+                <w:i w:val="false"/>
+                <w:iCs w:val="false"/>
+                <w:sz w:val="24"/>
+                <w:szCs w:val="24"/>
+              </w:rPr>
+              <w:t xml:space="preserve">Из узла решения (какой режим просмотра выбран): [выбрана вкладка карты] → «Переключение на выбранную карту», [выбрана форма объекта] → «Замена объекта просмотра», [премиум и загружена модель] → «модель:Просмотр на своей 3D-модели».</w:t>
             </w:r>
           </w:p>
           <w:p>
@@ -11143,41 +11703,24 @@
                 <w:sz w:val="24"/>
                 <w:szCs w:val="24"/>
               </w:rPr>
-              <w:t xml:space="preserve">«Осмотр материала и выбор режима» → конечное состояние: событие «нажата «Закрыть»»</w:t>
-            </w:r>
-          </w:p>
-          <w:p>
-            <w:pPr>
-              <w:spacing w:after="40" w:before="0" w:line="240"/>
-            </w:pPr>
-            <w:r>
-              <w:rPr>
-                <w:rFonts w:ascii="Times New Roman" w:cs="Times New Roman" w:eastAsia="Times New Roman" w:hAnsi="Times New Roman"/>
-                <w:b w:val="false"/>
-                <w:bCs w:val="false"/>
-                <w:i w:val="false"/>
-                <w:iCs w:val="false"/>
-                <w:sz w:val="24"/>
-                <w:szCs w:val="24"/>
-              </w:rPr>
-              <w:t xml:space="preserve">«Осмотр материала и выбор режима» → узел решения: событие «выбран режим»</w:t>
-            </w:r>
-          </w:p>
-          <w:p>
-            <w:pPr>
-              <w:spacing w:after="40" w:before="0" w:line="240"/>
-            </w:pPr>
-            <w:r>
-              <w:rPr>
-                <w:rFonts w:ascii="Times New Roman" w:cs="Times New Roman" w:eastAsia="Times New Roman" w:hAnsi="Times New Roman"/>
-                <w:b w:val="false"/>
-                <w:bCs w:val="false"/>
-                <w:i w:val="false"/>
-                <w:iCs w:val="false"/>
-                <w:sz w:val="24"/>
-                <w:szCs w:val="24"/>
-              </w:rPr>
-              <w:t xml:space="preserve">Исходная деятельность — ожидание действия пользователя или внешнего события, она завершается указанным событием; сторожевое условие и действие на переходе не нужны.</w:t>
+              <w:t xml:space="preserve">«Показ материала в окне 3D-просмотра» → узел синхронизации: событие «выбрано действие»</w:t>
+            </w:r>
+          </w:p>
+          <w:p>
+            <w:pPr>
+              <w:spacing w:after="40" w:before="0" w:line="240"/>
+            </w:pPr>
+            <w:r>
+              <w:rPr>
+                <w:rFonts w:ascii="Times New Roman" w:cs="Times New Roman" w:eastAsia="Times New Roman" w:hAnsi="Times New Roman"/>
+                <w:b w:val="false"/>
+                <w:bCs w:val="false"/>
+                <w:i w:val="false"/>
+                <w:iCs w:val="false"/>
+                <w:sz w:val="24"/>
+                <w:szCs w:val="24"/>
+              </w:rPr>
+              <w:t xml:space="preserve">Исходная деятельность — ожидание действия пользователя или внешнего события, она завершается указанным событием; сторожевое условие и действие на переходе не нужны. Отображение окна выполняется параллельно с действиями пользователя и завершается событием, после чего узел синхронизации передаёт управление дальше, когда завершится и деятельность пользователя.</w:t>
             </w:r>
           </w:p>
         </w:tc>
@@ -11292,7 +11835,7 @@
                 <w:sz w:val="24"/>
                 <w:szCs w:val="24"/>
               </w:rPr>
-              <w:t xml:space="preserve">D_Material_Export. Алгоритм реализации варианта использования «Экспорт материала»: выбор движка, упаковка карт, преобразования для Unreal Engine и премиум-форматов, формирование архива и скачивание. Количественная характеристика диаграммы: разделов активности (дорожек) — 2; состояний действия — 6; ссылок на деятельности — 1; узлов решения — 5; начальных состояний — 1; конечных состояний — 2; переходов — 16.</w:t>
+              <w:t xml:space="preserve">D_Material_Export. Алгоритм реализации варианта использования «Экспорт материала»: выбор движка, упаковка карт, преобразования для Unreal Engine и премиум-форматов, формирование архива и скачивание. Количественная характеристика диаграммы: разделов активности (дорожек) — 2; состояний действия — 7; ссылок на деятельности — 1; узлов решения — 5; узлов разветвления (Fork) — 1; узлов синхронизации (Join) — 1; начальных состояний — 1; конечных состояний — 2; переходов — 20.</w:t>
             </w:r>
           </w:p>
         </w:tc>
@@ -11423,41 +11966,115 @@
                 <w:sz w:val="24"/>
                 <w:szCs w:val="24"/>
               </w:rPr>
-              <w:t xml:space="preserve">«Выбор целевого движка»</w:t>
-            </w:r>
-          </w:p>
-        </w:tc>
-        <w:tc>
-          <w:tcPr>
-            <w:tcW w:type="dxa" w:w="7087"/>
-            <w:tcBorders>
-              <w:top w:val="single" w:color="000000" w:sz="4"/>
-              <w:left w:val="single" w:color="000000" w:sz="4"/>
-              <w:bottom w:val="single" w:color="000000" w:sz="4"/>
-              <w:right w:val="single" w:color="000000" w:sz="4"/>
-            </w:tcBorders>
-            <w:tcMar>
-              <w:top w:type="dxa" w:w="60"/>
-              <w:left w:type="dxa" w:w="100"/>
-              <w:bottom w:type="dxa" w:w="60"/>
-              <w:right w:type="dxa" w:w="100"/>
-            </w:tcMar>
-          </w:tcPr>
-          <w:p>
-            <w:pPr>
-              <w:spacing w:after="40" w:before="0" w:line="240"/>
-            </w:pPr>
-            <w:r>
-              <w:rPr>
-                <w:rFonts w:ascii="Times New Roman" w:cs="Times New Roman" w:eastAsia="Times New Roman" w:hAnsi="Times New Roman"/>
-                <w:b w:val="false"/>
-                <w:bCs w:val="false"/>
-                <w:i w:val="false"/>
-                <w:iCs w:val="false"/>
-                <w:sz w:val="24"/>
-                <w:szCs w:val="24"/>
-              </w:rPr>
-              <w:t xml:space="preserve">Состояние действия. Пользователь выбирает в списке целевой движок: Blender, Unity или Unreal Engine.</w:t>
+              <w:t xml:space="preserve">«Отображение окна экспорта»</w:t>
+            </w:r>
+          </w:p>
+        </w:tc>
+        <w:tc>
+          <w:tcPr>
+            <w:tcW w:type="dxa" w:w="7087"/>
+            <w:tcBorders>
+              <w:top w:val="single" w:color="000000" w:sz="4"/>
+              <w:left w:val="single" w:color="000000" w:sz="4"/>
+              <w:bottom w:val="single" w:color="000000" w:sz="4"/>
+              <w:right w:val="single" w:color="000000" w:sz="4"/>
+            </w:tcBorders>
+            <w:tcMar>
+              <w:top w:type="dxa" w:w="60"/>
+              <w:left w:type="dxa" w:w="100"/>
+              <w:bottom w:type="dxa" w:w="60"/>
+              <w:right w:type="dxa" w:w="100"/>
+            </w:tcMar>
+          </w:tcPr>
+          <w:p>
+            <w:pPr>
+              <w:spacing w:after="40" w:before="0" w:line="240"/>
+            </w:pPr>
+            <w:r>
+              <w:rPr>
+                <w:rFonts w:ascii="Times New Roman" w:cs="Times New Roman" w:eastAsia="Times New Roman" w:hAnsi="Times New Roman"/>
+                <w:b w:val="false"/>
+                <w:bCs w:val="false"/>
+                <w:i w:val="false"/>
+                <w:iCs w:val="false"/>
+                <w:sz w:val="24"/>
+                <w:szCs w:val="24"/>
+              </w:rPr>
+              <w:t xml:space="preserve">Состояние действия. Система показывает окно экспорта (список движков, флажки расширенных форматов — на бесплатном тарифе они помечены «Премиум», кнопка «Экспортировать») и отмечает выбор пользователя. Деятельность выполняется параллельно с выбором и завершается событием «нажата «Экспортировать»».</w:t>
+            </w:r>
+          </w:p>
+        </w:tc>
+      </w:tr>
+      <w:tr>
+        <w:trPr>
+          <w:cantSplit w:val="off"/>
+        </w:trPr>
+        <w:tc>
+          <w:tcPr>
+            <w:tcW w:type="dxa" w:w="2268"/>
+            <w:tcBorders>
+              <w:top w:val="single" w:color="000000" w:sz="4"/>
+              <w:left w:val="single" w:color="000000" w:sz="4"/>
+              <w:bottom w:val="single" w:color="000000" w:sz="4"/>
+              <w:right w:val="single" w:color="000000" w:sz="4"/>
+            </w:tcBorders>
+            <w:shd w:fill="F2F2F2" w:color="auto" w:val="clear"/>
+            <w:tcMar>
+              <w:top w:type="dxa" w:w="60"/>
+              <w:left w:type="dxa" w:w="100"/>
+              <w:bottom w:type="dxa" w:w="60"/>
+              <w:right w:type="dxa" w:w="100"/>
+            </w:tcMar>
+          </w:tcPr>
+          <w:p>
+            <w:pPr>
+              <w:spacing w:after="40" w:before="0" w:line="240"/>
+            </w:pPr>
+            <w:r>
+              <w:rPr>
+                <w:rFonts w:ascii="Times New Roman" w:cs="Times New Roman" w:eastAsia="Times New Roman" w:hAnsi="Times New Roman"/>
+                <w:b/>
+                <w:bCs/>
+                <w:i w:val="false"/>
+                <w:iCs w:val="false"/>
+                <w:sz w:val="24"/>
+                <w:szCs w:val="24"/>
+              </w:rPr>
+              <w:t xml:space="preserve">«Выбор движка и форматов экспорта»</w:t>
+            </w:r>
+          </w:p>
+        </w:tc>
+        <w:tc>
+          <w:tcPr>
+            <w:tcW w:type="dxa" w:w="7087"/>
+            <w:tcBorders>
+              <w:top w:val="single" w:color="000000" w:sz="4"/>
+              <w:left w:val="single" w:color="000000" w:sz="4"/>
+              <w:bottom w:val="single" w:color="000000" w:sz="4"/>
+              <w:right w:val="single" w:color="000000" w:sz="4"/>
+            </w:tcBorders>
+            <w:tcMar>
+              <w:top w:type="dxa" w:w="60"/>
+              <w:left w:type="dxa" w:w="100"/>
+              <w:bottom w:type="dxa" w:w="60"/>
+              <w:right w:type="dxa" w:w="100"/>
+            </w:tcMar>
+          </w:tcPr>
+          <w:p>
+            <w:pPr>
+              <w:spacing w:after="40" w:before="0" w:line="240"/>
+            </w:pPr>
+            <w:r>
+              <w:rPr>
+                <w:rFonts w:ascii="Times New Roman" w:cs="Times New Roman" w:eastAsia="Times New Roman" w:hAnsi="Times New Roman"/>
+                <w:b w:val="false"/>
+                <w:bCs w:val="false"/>
+                <w:i w:val="false"/>
+                <w:iCs w:val="false"/>
+                <w:sz w:val="24"/>
+                <w:szCs w:val="24"/>
+              </w:rPr>
+              <w:t xml:space="preserve">Состояние действия. Пользователь выбирает в окне экспорта целевой движок (Blender, Unity или Unreal Engine) и, на тарифе «Премиум», расширенные форматы (16 бит, EXR, .glb).</w:t>
             </w:r>
           </w:p>
         </w:tc>
@@ -12157,6 +12774,114 @@
                 <w:sz w:val="24"/>
                 <w:szCs w:val="24"/>
               </w:rPr>
+              <w:t xml:space="preserve">Узлы разветвления и синхронизации</w:t>
+            </w:r>
+          </w:p>
+        </w:tc>
+        <w:tc>
+          <w:tcPr>
+            <w:tcW w:type="dxa" w:w="7087"/>
+            <w:tcBorders>
+              <w:top w:val="single" w:color="000000" w:sz="4"/>
+              <w:left w:val="single" w:color="000000" w:sz="4"/>
+              <w:bottom w:val="single" w:color="000000" w:sz="4"/>
+              <w:right w:val="single" w:color="000000" w:sz="4"/>
+            </w:tcBorders>
+            <w:tcMar>
+              <w:top w:type="dxa" w:w="60"/>
+              <w:left w:type="dxa" w:w="100"/>
+              <w:bottom w:type="dxa" w:w="60"/>
+              <w:right w:type="dxa" w:w="100"/>
+            </w:tcMar>
+          </w:tcPr>
+          <w:p>
+            <w:pPr>
+              <w:spacing w:after="40" w:before="0" w:line="240"/>
+            </w:pPr>
+            <w:r>
+              <w:rPr>
+                <w:rFonts w:ascii="Times New Roman" w:cs="Times New Roman" w:eastAsia="Times New Roman" w:hAnsi="Times New Roman"/>
+                <w:b w:val="false"/>
+                <w:bCs w:val="false"/>
+                <w:i w:val="false"/>
+                <w:iCs w:val="false"/>
+                <w:sz w:val="24"/>
+                <w:szCs w:val="24"/>
+              </w:rPr>
+              <w:t xml:space="preserve">Узел разветвления (Fork): запускает параллельно выполняемые деятельности «Выбор движка и форматов экспорта» и «Отображение окна экспорта» — окно отображается, пока пользователь работает с ним.</w:t>
+            </w:r>
+          </w:p>
+          <w:p>
+            <w:pPr>
+              <w:spacing w:after="40" w:before="0" w:line="240"/>
+            </w:pPr>
+            <w:r>
+              <w:rPr>
+                <w:rFonts w:ascii="Times New Roman" w:cs="Times New Roman" w:eastAsia="Times New Roman" w:hAnsi="Times New Roman"/>
+                <w:b w:val="false"/>
+                <w:bCs w:val="false"/>
+                <w:i w:val="false"/>
+                <w:iCs w:val="false"/>
+                <w:sz w:val="24"/>
+                <w:szCs w:val="24"/>
+              </w:rPr>
+              <w:t xml:space="preserve">Узел синхронизации (Join): ожидает завершения параллельных деятельностей «Отображение окна экспорта» и «Выбор движка и форматов экспорта» и только затем передаёт управление дальше.</w:t>
+            </w:r>
+          </w:p>
+          <w:p>
+            <w:pPr>
+              <w:spacing w:after="40" w:before="0" w:line="240"/>
+            </w:pPr>
+            <w:r>
+              <w:rPr>
+                <w:rFonts w:ascii="Times New Roman" w:cs="Times New Roman" w:eastAsia="Times New Roman" w:hAnsi="Times New Roman"/>
+                <w:b w:val="false"/>
+                <w:bCs w:val="false"/>
+                <w:i w:val="false"/>
+                <w:iCs w:val="false"/>
+                <w:sz w:val="24"/>
+                <w:szCs w:val="24"/>
+              </w:rPr>
+              <w:t xml:space="preserve">Окно и действия пользователя в нём показаны параллельными потоками: система отображает окно, пока пользователь с ним работает ([5], рис. 2.3).</w:t>
+            </w:r>
+          </w:p>
+        </w:tc>
+      </w:tr>
+      <w:tr>
+        <w:trPr>
+          <w:cantSplit w:val="off"/>
+        </w:trPr>
+        <w:tc>
+          <w:tcPr>
+            <w:tcW w:type="dxa" w:w="2268"/>
+            <w:tcBorders>
+              <w:top w:val="single" w:color="000000" w:sz="4"/>
+              <w:left w:val="single" w:color="000000" w:sz="4"/>
+              <w:bottom w:val="single" w:color="000000" w:sz="4"/>
+              <w:right w:val="single" w:color="000000" w:sz="4"/>
+            </w:tcBorders>
+            <w:shd w:fill="F2F2F2" w:color="auto" w:val="clear"/>
+            <w:tcMar>
+              <w:top w:type="dxa" w:w="60"/>
+              <w:left w:type="dxa" w:w="100"/>
+              <w:bottom w:type="dxa" w:w="60"/>
+              <w:right w:type="dxa" w:w="100"/>
+            </w:tcMar>
+          </w:tcPr>
+          <w:p>
+            <w:pPr>
+              <w:spacing w:after="40" w:before="0" w:line="240"/>
+            </w:pPr>
+            <w:r>
+              <w:rPr>
+                <w:rFonts w:ascii="Times New Roman" w:cs="Times New Roman" w:eastAsia="Times New Roman" w:hAnsi="Times New Roman"/>
+                <w:b/>
+                <w:bCs/>
+                <w:i w:val="false"/>
+                <w:iCs w:val="false"/>
+                <w:sz w:val="24"/>
+                <w:szCs w:val="24"/>
+              </w:rPr>
               <w:t xml:space="preserve">Начальное и конечные состояния</w:t>
             </w:r>
           </w:p>
@@ -12299,7 +13024,7 @@
                 <w:sz w:val="24"/>
                 <w:szCs w:val="24"/>
               </w:rPr>
-              <w:t xml:space="preserve">начальное состояние → «Выбор целевого движка»; «Выбор целевого движка» → «Упаковка карт под движок»; «Упаковка карт под движок» → узел решения; «Перевод карты нормалей в формат DirectX» → узел слияния; узел слияния → узел решения; «Добавление файлов расширенных форматов» → узел слияния; узел слияния → «архив:Формирование архива материала»; «архив:Формирование архива материала» → узел решения; «Скачивание архива по ссылке» → конечное состояние; «Сообщение об удалении файлов по сроку хранения» → конечное состояние. Надписей нет: переход осуществляется по завершению деятельности (из начального состояния — сразу при запуске, из узла слияния — безусловно) и является безальтернативным.</w:t>
+              <w:t xml:space="preserve">начальное состояние → узел разветвления; узел разветвления → «Выбор движка и форматов экспорта»; узел разветвления → «Отображение окна экспорта»; «Выбор движка и форматов экспорта» → узел синхронизации; узел синхронизации → «Упаковка карт под движок»; «Упаковка карт под движок» → узел решения; «Перевод карты нормалей в формат DirectX» → узел слияния; узел слияния → узел решения; «Добавление файлов расширенных форматов» → узел слияния; узел слияния → «архив:Формирование архива материала»; «архив:Формирование архива материала» → узел решения; «Скачивание архива по ссылке» → конечное состояние; «Сообщение об удалении файлов по сроку хранения» → конечное состояние. Надписей нет: переход осуществляется по завершению деятельности (из начального состояния — сразу при запуске, из узла слияния — безусловно, из узла разветвления — безусловно и одновременно во все параллельные потоки, из узла синхронизации — после завершения всех параллельных потоков) и является безальтернативным.</w:t>
             </w:r>
           </w:p>
         </w:tc>
@@ -12425,6 +13150,97 @@
                 <w:szCs w:val="24"/>
               </w:rPr>
               <w:t xml:space="preserve">Переход выполняется при истинности своего условия, по [else] — если не выполнено ни одно из остальных; триггерные события не нужны: решение принимается сразу по завершении предыдущей деятельности.</w:t>
+            </w:r>
+          </w:p>
+        </w:tc>
+      </w:tr>
+      <w:tr>
+        <w:trPr>
+          <w:cantSplit w:val="off"/>
+        </w:trPr>
+        <w:tc>
+          <w:tcPr>
+            <w:tcW w:type="dxa" w:w="2268"/>
+            <w:tcBorders>
+              <w:top w:val="single" w:color="000000" w:sz="4"/>
+              <w:left w:val="single" w:color="000000" w:sz="4"/>
+              <w:bottom w:val="single" w:color="000000" w:sz="4"/>
+              <w:right w:val="single" w:color="000000" w:sz="4"/>
+            </w:tcBorders>
+            <w:shd w:fill="F2F2F2" w:color="auto" w:val="clear"/>
+            <w:tcMar>
+              <w:top w:type="dxa" w:w="60"/>
+              <w:left w:type="dxa" w:w="100"/>
+              <w:bottom w:type="dxa" w:w="60"/>
+              <w:right w:type="dxa" w:w="100"/>
+            </w:tcMar>
+          </w:tcPr>
+          <w:p>
+            <w:pPr>
+              <w:spacing w:after="40" w:before="0" w:line="240"/>
+            </w:pPr>
+            <w:r>
+              <w:rPr>
+                <w:rFonts w:ascii="Times New Roman" w:cs="Times New Roman" w:eastAsia="Times New Roman" w:hAnsi="Times New Roman"/>
+                <w:b/>
+                <w:bCs/>
+                <w:i w:val="false"/>
+                <w:iCs w:val="false"/>
+                <w:sz w:val="24"/>
+                <w:szCs w:val="24"/>
+              </w:rPr>
+              <w:t xml:space="preserve">Переходы по триггерным событиям</w:t>
+            </w:r>
+          </w:p>
+        </w:tc>
+        <w:tc>
+          <w:tcPr>
+            <w:tcW w:type="dxa" w:w="7087"/>
+            <w:tcBorders>
+              <w:top w:val="single" w:color="000000" w:sz="4"/>
+              <w:left w:val="single" w:color="000000" w:sz="4"/>
+              <w:bottom w:val="single" w:color="000000" w:sz="4"/>
+              <w:right w:val="single" w:color="000000" w:sz="4"/>
+            </w:tcBorders>
+            <w:tcMar>
+              <w:top w:type="dxa" w:w="60"/>
+              <w:left w:type="dxa" w:w="100"/>
+              <w:bottom w:type="dxa" w:w="60"/>
+              <w:right w:type="dxa" w:w="100"/>
+            </w:tcMar>
+          </w:tcPr>
+          <w:p>
+            <w:pPr>
+              <w:spacing w:after="40" w:before="0" w:line="240"/>
+            </w:pPr>
+            <w:r>
+              <w:rPr>
+                <w:rFonts w:ascii="Times New Roman" w:cs="Times New Roman" w:eastAsia="Times New Roman" w:hAnsi="Times New Roman"/>
+                <w:b w:val="false"/>
+                <w:bCs w:val="false"/>
+                <w:i w:val="false"/>
+                <w:iCs w:val="false"/>
+                <w:sz w:val="24"/>
+                <w:szCs w:val="24"/>
+              </w:rPr>
+              <w:t xml:space="preserve">«Отображение окна экспорта» → узел синхронизации: событие «нажата «Экспортировать»»</w:t>
+            </w:r>
+          </w:p>
+          <w:p>
+            <w:pPr>
+              <w:spacing w:after="40" w:before="0" w:line="240"/>
+            </w:pPr>
+            <w:r>
+              <w:rPr>
+                <w:rFonts w:ascii="Times New Roman" w:cs="Times New Roman" w:eastAsia="Times New Roman" w:hAnsi="Times New Roman"/>
+                <w:b w:val="false"/>
+                <w:bCs w:val="false"/>
+                <w:i w:val="false"/>
+                <w:iCs w:val="false"/>
+                <w:sz w:val="24"/>
+                <w:szCs w:val="24"/>
+              </w:rPr>
+              <w:t xml:space="preserve">Исходная деятельность — ожидание действия пользователя или внешнего события, она завершается указанным событием; сторожевое условие и действие на переходе не нужны. Отображение окна выполняется параллельно с действиями пользователя и завершается событием, после чего узел синхронизации передаёт управление дальше, когда завершится и деятельность пользователя.</w:t>
             </w:r>
           </w:p>
         </w:tc>
@@ -12539,7 +13355,7 @@
                 <w:sz w:val="24"/>
                 <w:szCs w:val="24"/>
               </w:rPr>
-              <w:t xml:space="preserve">D_Material_History. Алгоритм реализации варианта использования «Работа с историей материалов»: показ списка, открытие, удаление с возвратом к списку, создание варианта. Количественная характеристика диаграммы: разделов активности (дорожек) — 2; состояний действия — 5; ссылок на деятельности — 1; узлов решения — 3; начальных состояний — 1; конечных состояний — 4; переходов — 14.</w:t>
+              <w:t xml:space="preserve">D_Material_History. Алгоритм реализации варианта использования «Работа с историей материалов»: показ списка, открытие, удаление с возвратом к списку, создание варианта. Количественная характеристика диаграммы: разделов активности (дорожек) — 2; состояний действия — 6; ссылок на деятельности — 1; узлов решения — 4; узлов разветвления (Fork) — 1; узлов синхронизации (Join) — 1; начальных состояний — 1; конечных состояний — 4; переходов — 19.</w:t>
             </w:r>
           </w:p>
         </w:tc>
@@ -12670,6 +13486,154 @@
                 <w:sz w:val="24"/>
                 <w:szCs w:val="24"/>
               </w:rPr>
+              <w:t xml:space="preserve">«Получение списка материалов»</w:t>
+            </w:r>
+          </w:p>
+        </w:tc>
+        <w:tc>
+          <w:tcPr>
+            <w:tcW w:type="dxa" w:w="7087"/>
+            <w:tcBorders>
+              <w:top w:val="single" w:color="000000" w:sz="4"/>
+              <w:left w:val="single" w:color="000000" w:sz="4"/>
+              <w:bottom w:val="single" w:color="000000" w:sz="4"/>
+              <w:right w:val="single" w:color="000000" w:sz="4"/>
+            </w:tcBorders>
+            <w:tcMar>
+              <w:top w:type="dxa" w:w="60"/>
+              <w:left w:type="dxa" w:w="100"/>
+              <w:bottom w:type="dxa" w:w="60"/>
+              <w:right w:type="dxa" w:w="100"/>
+            </w:tcMar>
+          </w:tcPr>
+          <w:p>
+            <w:pPr>
+              <w:spacing w:after="40" w:before="0" w:line="240"/>
+            </w:pPr>
+            <w:r>
+              <w:rPr>
+                <w:rFonts w:ascii="Times New Roman" w:cs="Times New Roman" w:eastAsia="Times New Roman" w:hAnsi="Times New Roman"/>
+                <w:b w:val="false"/>
+                <w:bCs w:val="false"/>
+                <w:i w:val="false"/>
+                <w:iCs w:val="false"/>
+                <w:sz w:val="24"/>
+                <w:szCs w:val="24"/>
+              </w:rPr>
+              <w:t xml:space="preserve">Состояние действия. Система читает материалы пользователя постранично (по 24) с миниатюрами, датой создания и оставшимся сроком хранения.</w:t>
+            </w:r>
+          </w:p>
+        </w:tc>
+      </w:tr>
+      <w:tr>
+        <w:trPr>
+          <w:cantSplit w:val="off"/>
+        </w:trPr>
+        <w:tc>
+          <w:tcPr>
+            <w:tcW w:type="dxa" w:w="2268"/>
+            <w:tcBorders>
+              <w:top w:val="single" w:color="000000" w:sz="4"/>
+              <w:left w:val="single" w:color="000000" w:sz="4"/>
+              <w:bottom w:val="single" w:color="000000" w:sz="4"/>
+              <w:right w:val="single" w:color="000000" w:sz="4"/>
+            </w:tcBorders>
+            <w:shd w:fill="F2F2F2" w:color="auto" w:val="clear"/>
+            <w:tcMar>
+              <w:top w:type="dxa" w:w="60"/>
+              <w:left w:type="dxa" w:w="100"/>
+              <w:bottom w:type="dxa" w:w="60"/>
+              <w:right w:type="dxa" w:w="100"/>
+            </w:tcMar>
+          </w:tcPr>
+          <w:p>
+            <w:pPr>
+              <w:spacing w:after="40" w:before="0" w:line="240"/>
+            </w:pPr>
+            <w:r>
+              <w:rPr>
+                <w:rFonts w:ascii="Times New Roman" w:cs="Times New Roman" w:eastAsia="Times New Roman" w:hAnsi="Times New Roman"/>
+                <w:b/>
+                <w:bCs/>
+                <w:i w:val="false"/>
+                <w:iCs w:val="false"/>
+                <w:sz w:val="24"/>
+                <w:szCs w:val="24"/>
+              </w:rPr>
+              <w:t xml:space="preserve">«Предложение создать первый материал»</w:t>
+            </w:r>
+          </w:p>
+        </w:tc>
+        <w:tc>
+          <w:tcPr>
+            <w:tcW w:type="dxa" w:w="7087"/>
+            <w:tcBorders>
+              <w:top w:val="single" w:color="000000" w:sz="4"/>
+              <w:left w:val="single" w:color="000000" w:sz="4"/>
+              <w:bottom w:val="single" w:color="000000" w:sz="4"/>
+              <w:right w:val="single" w:color="000000" w:sz="4"/>
+            </w:tcBorders>
+            <w:tcMar>
+              <w:top w:type="dxa" w:w="60"/>
+              <w:left w:type="dxa" w:w="100"/>
+              <w:bottom w:type="dxa" w:w="60"/>
+              <w:right w:type="dxa" w:w="100"/>
+            </w:tcMar>
+          </w:tcPr>
+          <w:p>
+            <w:pPr>
+              <w:spacing w:after="40" w:before="0" w:line="240"/>
+            </w:pPr>
+            <w:r>
+              <w:rPr>
+                <w:rFonts w:ascii="Times New Roman" w:cs="Times New Roman" w:eastAsia="Times New Roman" w:hAnsi="Times New Roman"/>
+                <w:b w:val="false"/>
+                <w:bCs w:val="false"/>
+                <w:i w:val="false"/>
+                <w:iCs w:val="false"/>
+                <w:sz w:val="24"/>
+                <w:szCs w:val="24"/>
+              </w:rPr>
+              <w:t xml:space="preserve">Состояние действия. Система показывает пустое состояние с кнопкой перехода к генератору.</w:t>
+            </w:r>
+          </w:p>
+        </w:tc>
+      </w:tr>
+      <w:tr>
+        <w:trPr>
+          <w:cantSplit w:val="off"/>
+        </w:trPr>
+        <w:tc>
+          <w:tcPr>
+            <w:tcW w:type="dxa" w:w="2268"/>
+            <w:tcBorders>
+              <w:top w:val="single" w:color="000000" w:sz="4"/>
+              <w:left w:val="single" w:color="000000" w:sz="4"/>
+              <w:bottom w:val="single" w:color="000000" w:sz="4"/>
+              <w:right w:val="single" w:color="000000" w:sz="4"/>
+            </w:tcBorders>
+            <w:shd w:fill="F2F2F2" w:color="auto" w:val="clear"/>
+            <w:tcMar>
+              <w:top w:type="dxa" w:w="60"/>
+              <w:left w:type="dxa" w:w="100"/>
+              <w:bottom w:type="dxa" w:w="60"/>
+              <w:right w:type="dxa" w:w="100"/>
+            </w:tcMar>
+          </w:tcPr>
+          <w:p>
+            <w:pPr>
+              <w:spacing w:after="40" w:before="0" w:line="240"/>
+            </w:pPr>
+            <w:r>
+              <w:rPr>
+                <w:rFonts w:ascii="Times New Roman" w:cs="Times New Roman" w:eastAsia="Times New Roman" w:hAnsi="Times New Roman"/>
+                <w:b/>
+                <w:bCs/>
+                <w:i w:val="false"/>
+                <w:iCs w:val="false"/>
+                <w:sz w:val="24"/>
+                <w:szCs w:val="24"/>
+              </w:rPr>
               <w:t xml:space="preserve">«Показ списка материалов»</w:t>
             </w:r>
           </w:p>
@@ -12704,7 +13668,7 @@
                 <w:sz w:val="24"/>
                 <w:szCs w:val="24"/>
               </w:rPr>
-              <w:t xml:space="preserve">Состояние действия. Система показывает материалы пользователя постранично (по 24) с миниатюрами, датой создания и оставшимся сроком хранения.</w:t>
+              <w:t xml:space="preserve">Состояние действия. Система показывает список материалов с кнопками «Удалить» и «Изменить параметры» у каждого и реагирует на действия пользователя (листание страниц, диалог подтверждения удаления). Деятельность выполняется параллельно с выбором и завершается событием «выбрано действие».</w:t>
             </w:r>
           </w:p>
         </w:tc>
@@ -12778,81 +13742,7 @@
                 <w:sz w:val="24"/>
                 <w:szCs w:val="24"/>
               </w:rPr>
-              <w:t xml:space="preserve">Состояние действия. Пользователь выбирает материал в списке или нажимает у материала «Удалить» (с подтверждением в диалоге; при отказе выбор продолжается) или «Изменить параметры», либо закрывает историю.</w:t>
-            </w:r>
-          </w:p>
-        </w:tc>
-      </w:tr>
-      <w:tr>
-        <w:trPr>
-          <w:cantSplit w:val="off"/>
-        </w:trPr>
-        <w:tc>
-          <w:tcPr>
-            <w:tcW w:type="dxa" w:w="2268"/>
-            <w:tcBorders>
-              <w:top w:val="single" w:color="000000" w:sz="4"/>
-              <w:left w:val="single" w:color="000000" w:sz="4"/>
-              <w:bottom w:val="single" w:color="000000" w:sz="4"/>
-              <w:right w:val="single" w:color="000000" w:sz="4"/>
-            </w:tcBorders>
-            <w:shd w:fill="F2F2F2" w:color="auto" w:val="clear"/>
-            <w:tcMar>
-              <w:top w:type="dxa" w:w="60"/>
-              <w:left w:type="dxa" w:w="100"/>
-              <w:bottom w:type="dxa" w:w="60"/>
-              <w:right w:type="dxa" w:w="100"/>
-            </w:tcMar>
-          </w:tcPr>
-          <w:p>
-            <w:pPr>
-              <w:spacing w:after="40" w:before="0" w:line="240"/>
-            </w:pPr>
-            <w:r>
-              <w:rPr>
-                <w:rFonts w:ascii="Times New Roman" w:cs="Times New Roman" w:eastAsia="Times New Roman" w:hAnsi="Times New Roman"/>
-                <w:b/>
-                <w:bCs/>
-                <w:i w:val="false"/>
-                <w:iCs w:val="false"/>
-                <w:sz w:val="24"/>
-                <w:szCs w:val="24"/>
-              </w:rPr>
-              <w:t xml:space="preserve">«Предложение создать первый материал»</w:t>
-            </w:r>
-          </w:p>
-        </w:tc>
-        <w:tc>
-          <w:tcPr>
-            <w:tcW w:type="dxa" w:w="7087"/>
-            <w:tcBorders>
-              <w:top w:val="single" w:color="000000" w:sz="4"/>
-              <w:left w:val="single" w:color="000000" w:sz="4"/>
-              <w:bottom w:val="single" w:color="000000" w:sz="4"/>
-              <w:right w:val="single" w:color="000000" w:sz="4"/>
-            </w:tcBorders>
-            <w:tcMar>
-              <w:top w:type="dxa" w:w="60"/>
-              <w:left w:type="dxa" w:w="100"/>
-              <w:bottom w:type="dxa" w:w="60"/>
-              <w:right w:type="dxa" w:w="100"/>
-            </w:tcMar>
-          </w:tcPr>
-          <w:p>
-            <w:pPr>
-              <w:spacing w:after="40" w:before="0" w:line="240"/>
-            </w:pPr>
-            <w:r>
-              <w:rPr>
-                <w:rFonts w:ascii="Times New Roman" w:cs="Times New Roman" w:eastAsia="Times New Roman" w:hAnsi="Times New Roman"/>
-                <w:b w:val="false"/>
-                <w:bCs w:val="false"/>
-                <w:i w:val="false"/>
-                <w:iCs w:val="false"/>
-                <w:sz w:val="24"/>
-                <w:szCs w:val="24"/>
-              </w:rPr>
-              <w:t xml:space="preserve">Состояние действия. Система показывает пустое состояние с кнопкой перехода к генератору.</w:t>
+              <w:t xml:space="preserve">Состояние действия. Пользователь просматривает список и выбирает материал или нажимает у материала «Удалить» (с подтверждением в диалоге; при отказе выбор продолжается) или «Изменить параметры», либо закрывает историю.</w:t>
             </w:r>
           </w:p>
         </w:tc>
@@ -13165,7 +14055,24 @@
                 <w:sz w:val="24"/>
                 <w:szCs w:val="24"/>
               </w:rPr>
-              <w:t xml:space="preserve">какое действие выбрано.</w:t>
+              <w:t xml:space="preserve">закрыта ли история или выбрано действие с материалом.</w:t>
+            </w:r>
+          </w:p>
+          <w:p>
+            <w:pPr>
+              <w:spacing w:after="40" w:before="0" w:line="240"/>
+            </w:pPr>
+            <w:r>
+              <w:rPr>
+                <w:rFonts w:ascii="Times New Roman" w:cs="Times New Roman" w:eastAsia="Times New Roman" w:hAnsi="Times New Roman"/>
+                <w:b w:val="false"/>
+                <w:bCs w:val="false"/>
+                <w:i w:val="false"/>
+                <w:iCs w:val="false"/>
+                <w:sz w:val="24"/>
+                <w:szCs w:val="24"/>
+              </w:rPr>
+              <w:t xml:space="preserve">какое действие с материалом выбрано.</w:t>
             </w:r>
           </w:p>
         </w:tc>
@@ -13296,6 +14203,114 @@
                 <w:sz w:val="24"/>
                 <w:szCs w:val="24"/>
               </w:rPr>
+              <w:t xml:space="preserve">Узлы разветвления и синхронизации</w:t>
+            </w:r>
+          </w:p>
+        </w:tc>
+        <w:tc>
+          <w:tcPr>
+            <w:tcW w:type="dxa" w:w="7087"/>
+            <w:tcBorders>
+              <w:top w:val="single" w:color="000000" w:sz="4"/>
+              <w:left w:val="single" w:color="000000" w:sz="4"/>
+              <w:bottom w:val="single" w:color="000000" w:sz="4"/>
+              <w:right w:val="single" w:color="000000" w:sz="4"/>
+            </w:tcBorders>
+            <w:tcMar>
+              <w:top w:type="dxa" w:w="60"/>
+              <w:left w:type="dxa" w:w="100"/>
+              <w:bottom w:type="dxa" w:w="60"/>
+              <w:right w:type="dxa" w:w="100"/>
+            </w:tcMar>
+          </w:tcPr>
+          <w:p>
+            <w:pPr>
+              <w:spacing w:after="40" w:before="0" w:line="240"/>
+            </w:pPr>
+            <w:r>
+              <w:rPr>
+                <w:rFonts w:ascii="Times New Roman" w:cs="Times New Roman" w:eastAsia="Times New Roman" w:hAnsi="Times New Roman"/>
+                <w:b w:val="false"/>
+                <w:bCs w:val="false"/>
+                <w:i w:val="false"/>
+                <w:iCs w:val="false"/>
+                <w:sz w:val="24"/>
+                <w:szCs w:val="24"/>
+              </w:rPr>
+              <w:t xml:space="preserve">Узел разветвления (Fork): запускает параллельно выполняемые деятельности «Выбор действия с материалом» и «Показ списка материалов» — окно отображается, пока пользователь работает с ним.</w:t>
+            </w:r>
+          </w:p>
+          <w:p>
+            <w:pPr>
+              <w:spacing w:after="40" w:before="0" w:line="240"/>
+            </w:pPr>
+            <w:r>
+              <w:rPr>
+                <w:rFonts w:ascii="Times New Roman" w:cs="Times New Roman" w:eastAsia="Times New Roman" w:hAnsi="Times New Roman"/>
+                <w:b w:val="false"/>
+                <w:bCs w:val="false"/>
+                <w:i w:val="false"/>
+                <w:iCs w:val="false"/>
+                <w:sz w:val="24"/>
+                <w:szCs w:val="24"/>
+              </w:rPr>
+              <w:t xml:space="preserve">Узел синхронизации (Join): ожидает завершения параллельных деятельностей «Показ списка материалов» и «Выбор действия с материалом» и только затем передаёт управление дальше.</w:t>
+            </w:r>
+          </w:p>
+          <w:p>
+            <w:pPr>
+              <w:spacing w:after="40" w:before="0" w:line="240"/>
+            </w:pPr>
+            <w:r>
+              <w:rPr>
+                <w:rFonts w:ascii="Times New Roman" w:cs="Times New Roman" w:eastAsia="Times New Roman" w:hAnsi="Times New Roman"/>
+                <w:b w:val="false"/>
+                <w:bCs w:val="false"/>
+                <w:i w:val="false"/>
+                <w:iCs w:val="false"/>
+                <w:sz w:val="24"/>
+                <w:szCs w:val="24"/>
+              </w:rPr>
+              <w:t xml:space="preserve">Окно и действия пользователя в нём показаны параллельными потоками: система отображает окно, пока пользователь с ним работает ([5], рис. 2.3).</w:t>
+            </w:r>
+          </w:p>
+        </w:tc>
+      </w:tr>
+      <w:tr>
+        <w:trPr>
+          <w:cantSplit w:val="off"/>
+        </w:trPr>
+        <w:tc>
+          <w:tcPr>
+            <w:tcW w:type="dxa" w:w="2268"/>
+            <w:tcBorders>
+              <w:top w:val="single" w:color="000000" w:sz="4"/>
+              <w:left w:val="single" w:color="000000" w:sz="4"/>
+              <w:bottom w:val="single" w:color="000000" w:sz="4"/>
+              <w:right w:val="single" w:color="000000" w:sz="4"/>
+            </w:tcBorders>
+            <w:shd w:fill="F2F2F2" w:color="auto" w:val="clear"/>
+            <w:tcMar>
+              <w:top w:type="dxa" w:w="60"/>
+              <w:left w:type="dxa" w:w="100"/>
+              <w:bottom w:type="dxa" w:w="60"/>
+              <w:right w:type="dxa" w:w="100"/>
+            </w:tcMar>
+          </w:tcPr>
+          <w:p>
+            <w:pPr>
+              <w:spacing w:after="40" w:before="0" w:line="240"/>
+            </w:pPr>
+            <w:r>
+              <w:rPr>
+                <w:rFonts w:ascii="Times New Roman" w:cs="Times New Roman" w:eastAsia="Times New Roman" w:hAnsi="Times New Roman"/>
+                <w:b/>
+                <w:bCs/>
+                <w:i w:val="false"/>
+                <w:iCs w:val="false"/>
+                <w:sz w:val="24"/>
+                <w:szCs w:val="24"/>
+              </w:rPr>
               <w:t xml:space="preserve">Начальное и конечные состояния</w:t>
             </w:r>
           </w:p>
@@ -13347,6 +14362,23 @@
                 <w:sz w:val="24"/>
                 <w:szCs w:val="24"/>
               </w:rPr>
+              <w:t xml:space="preserve">Конечное состояние — история пуста.</w:t>
+            </w:r>
+          </w:p>
+          <w:p>
+            <w:pPr>
+              <w:spacing w:after="40" w:before="0" w:line="240"/>
+            </w:pPr>
+            <w:r>
+              <w:rPr>
+                <w:rFonts w:ascii="Times New Roman" w:cs="Times New Roman" w:eastAsia="Times New Roman" w:hAnsi="Times New Roman"/>
+                <w:b w:val="false"/>
+                <w:bCs w:val="false"/>
+                <w:i w:val="false"/>
+                <w:iCs w:val="false"/>
+                <w:sz w:val="24"/>
+                <w:szCs w:val="24"/>
+              </w:rPr>
               <w:t xml:space="preserve">Конечное состояние — история закрыта.</w:t>
             </w:r>
           </w:p>
@@ -13364,23 +14396,6 @@
                 <w:sz w:val="24"/>
                 <w:szCs w:val="24"/>
               </w:rPr>
-              <w:t xml:space="preserve">Конечное состояние — история пуста.</w:t>
-            </w:r>
-          </w:p>
-          <w:p>
-            <w:pPr>
-              <w:spacing w:after="40" w:before="0" w:line="240"/>
-            </w:pPr>
-            <w:r>
-              <w:rPr>
-                <w:rFonts w:ascii="Times New Roman" w:cs="Times New Roman" w:eastAsia="Times New Roman" w:hAnsi="Times New Roman"/>
-                <w:b w:val="false"/>
-                <w:bCs w:val="false"/>
-                <w:i w:val="false"/>
-                <w:iCs w:val="false"/>
-                <w:sz w:val="24"/>
-                <w:szCs w:val="24"/>
-              </w:rPr>
               <w:t xml:space="preserve">Конечное состояние — материал открыт.</w:t>
             </w:r>
           </w:p>
@@ -13472,7 +14487,7 @@
                 <w:sz w:val="24"/>
                 <w:szCs w:val="24"/>
               </w:rPr>
-              <w:t xml:space="preserve">начальное состояние → узел слияния; узел слияния → «Показ списка материалов»; «Показ списка материалов» → узел решения; «Предложение создать первый материал» → конечное состояние; «Открытие материала в генераторе и 3D-просмотре» → конечное состояние; «вариант:Создание варианта материала» → конечное состояние; «Удаление материала и его файлов» → узел слияния. Надписей нет: переход осуществляется по завершению деятельности (из начального состояния — сразу при запуске, из узла слияния — безусловно) и является безальтернативным.</w:t>
+              <w:t xml:space="preserve">начальное состояние → узел слияния; узел слияния → «Получение списка материалов»; «Получение списка материалов» → узел решения; «Предложение создать первый материал» → конечное состояние; узел разветвления → «Выбор действия с материалом»; узел разветвления → «Показ списка материалов»; «Выбор действия с материалом» → узел синхронизации; узел синхронизации → узел решения; «Открытие материала в генераторе и 3D-просмотре» → конечное состояние; «вариант:Создание варианта материала» → конечное состояние; «Удаление материала и его файлов» → узел слияния. Надписей нет: переход осуществляется по завершению деятельности (из начального состояния — сразу при запуске, из узла слияния — безусловно, из узла разветвления — безусловно и одновременно во все параллельные потоки, из узла синхронизации — после завершения всех параллельных потоков) и является безальтернативным.</w:t>
             </w:r>
           </w:p>
         </w:tc>
@@ -13546,24 +14561,41 @@
                 <w:sz w:val="24"/>
                 <w:szCs w:val="24"/>
               </w:rPr>
-              <w:t xml:space="preserve">Из узла решения (пуста ли история): [история пуста] → «Предложение создать первый материал», [else] → «Выбор действия с материалом».</w:t>
-            </w:r>
-          </w:p>
-          <w:p>
-            <w:pPr>
-              <w:spacing w:after="40" w:before="0" w:line="240"/>
-            </w:pPr>
-            <w:r>
-              <w:rPr>
-                <w:rFonts w:ascii="Times New Roman" w:cs="Times New Roman" w:eastAsia="Times New Roman" w:hAnsi="Times New Roman"/>
-                <w:b w:val="false"/>
-                <w:bCs w:val="false"/>
-                <w:i w:val="false"/>
-                <w:iCs w:val="false"/>
-                <w:sz w:val="24"/>
-                <w:szCs w:val="24"/>
-              </w:rPr>
-              <w:t xml:space="preserve">Из узла решения (какое действие выбрано): [выбран материал в списке] → «Открытие материала в генераторе и 3D-просмотре», [изменение параметров] → «вариант:Создание варианта материала», [удаление подтверждено] → «Удаление материала и его файлов».</w:t>
+              <w:t xml:space="preserve">Из узла решения (пуста ли история): [история пуста] → «Предложение создать первый материал», [else] → узел разветвления.</w:t>
+            </w:r>
+          </w:p>
+          <w:p>
+            <w:pPr>
+              <w:spacing w:after="40" w:before="0" w:line="240"/>
+            </w:pPr>
+            <w:r>
+              <w:rPr>
+                <w:rFonts w:ascii="Times New Roman" w:cs="Times New Roman" w:eastAsia="Times New Roman" w:hAnsi="Times New Roman"/>
+                <w:b w:val="false"/>
+                <w:bCs w:val="false"/>
+                <w:i w:val="false"/>
+                <w:iCs w:val="false"/>
+                <w:sz w:val="24"/>
+                <w:szCs w:val="24"/>
+              </w:rPr>
+              <w:t xml:space="preserve">Из узла решения (закрыта ли история или выбрано действие с материалом): [нажата «Закрыть»] → конечное состояние, [else] → узел решения.</w:t>
+            </w:r>
+          </w:p>
+          <w:p>
+            <w:pPr>
+              <w:spacing w:after="40" w:before="0" w:line="240"/>
+            </w:pPr>
+            <w:r>
+              <w:rPr>
+                <w:rFonts w:ascii="Times New Roman" w:cs="Times New Roman" w:eastAsia="Times New Roman" w:hAnsi="Times New Roman"/>
+                <w:b w:val="false"/>
+                <w:bCs w:val="false"/>
+                <w:i w:val="false"/>
+                <w:iCs w:val="false"/>
+                <w:sz w:val="24"/>
+                <w:szCs w:val="24"/>
+              </w:rPr>
+              <w:t xml:space="preserve">Из узла решения (какое действие с материалом выбрано): [выбран материал в списке] → «Открытие материала в генераторе и 3D-просмотре», [изменение параметров] → «вариант:Создание варианта материала», [удаление подтверждено] → «Удаление материала и его файлов».</w:t>
             </w:r>
           </w:p>
           <w:p>
@@ -13654,41 +14686,24 @@
                 <w:sz w:val="24"/>
                 <w:szCs w:val="24"/>
               </w:rPr>
-              <w:t xml:space="preserve">«Выбор действия с материалом» → конечное состояние: событие «нажата «Закрыть»»</w:t>
-            </w:r>
-          </w:p>
-          <w:p>
-            <w:pPr>
-              <w:spacing w:after="40" w:before="0" w:line="240"/>
-            </w:pPr>
-            <w:r>
-              <w:rPr>
-                <w:rFonts w:ascii="Times New Roman" w:cs="Times New Roman" w:eastAsia="Times New Roman" w:hAnsi="Times New Roman"/>
-                <w:b w:val="false"/>
-                <w:bCs w:val="false"/>
-                <w:i w:val="false"/>
-                <w:iCs w:val="false"/>
-                <w:sz w:val="24"/>
-                <w:szCs w:val="24"/>
-              </w:rPr>
-              <w:t xml:space="preserve">«Выбор действия с материалом» → узел решения: событие «выбрано действие»</w:t>
-            </w:r>
-          </w:p>
-          <w:p>
-            <w:pPr>
-              <w:spacing w:after="40" w:before="0" w:line="240"/>
-            </w:pPr>
-            <w:r>
-              <w:rPr>
-                <w:rFonts w:ascii="Times New Roman" w:cs="Times New Roman" w:eastAsia="Times New Roman" w:hAnsi="Times New Roman"/>
-                <w:b w:val="false"/>
-                <w:bCs w:val="false"/>
-                <w:i w:val="false"/>
-                <w:iCs w:val="false"/>
-                <w:sz w:val="24"/>
-                <w:szCs w:val="24"/>
-              </w:rPr>
-              <w:t xml:space="preserve">Исходная деятельность — ожидание действия пользователя или внешнего события, она завершается указанным событием; сторожевое условие и действие на переходе не нужны.</w:t>
+              <w:t xml:space="preserve">«Показ списка материалов» → узел синхронизации: событие «выбрано действие»</w:t>
+            </w:r>
+          </w:p>
+          <w:p>
+            <w:pPr>
+              <w:spacing w:after="40" w:before="0" w:line="240"/>
+            </w:pPr>
+            <w:r>
+              <w:rPr>
+                <w:rFonts w:ascii="Times New Roman" w:cs="Times New Roman" w:eastAsia="Times New Roman" w:hAnsi="Times New Roman"/>
+                <w:b w:val="false"/>
+                <w:bCs w:val="false"/>
+                <w:i w:val="false"/>
+                <w:iCs w:val="false"/>
+                <w:sz w:val="24"/>
+                <w:szCs w:val="24"/>
+              </w:rPr>
+              <w:t xml:space="preserve">Исходная деятельность — ожидание действия пользователя или внешнего события, она завершается указанным событием; сторожевое условие и действие на переходе не нужны. Отображение окна выполняется параллельно с действиями пользователя и завершается событием, после чего узел синхронизации передаёт управление дальше, когда завершится и деятельность пользователя.</w:t>
             </w:r>
           </w:p>
         </w:tc>
@@ -13803,7 +14818,7 @@
                 <w:sz w:val="24"/>
                 <w:szCs w:val="24"/>
               </w:rPr>
-              <w:t xml:space="preserve">D_Subscription_Management. Алгоритм реализации варианта использования «Управление подпиской»: показ тарифов, оформление премиум-подписки с оплатой или отключение продления с пересчётом сроков хранения. Количественная характеристика диаграммы: разделов активности (дорожек) — 2; состояний действия — 3; ссылок на деятельности — 2; узлов решения — 2; начальных состояний — 1; конечных состояний — 2; переходов — 10.</w:t>
+              <w:t xml:space="preserve">D_Subscription_Management. Алгоритм реализации варианта использования «Управление подпиской»: показ тарифов, оформление премиум-подписки с оплатой или отключение продления с пересчётом сроков хранения. Количественная характеристика диаграммы: разделов активности (дорожек) — 2; состояний действия — 3; ссылок на деятельности — 2; узлов решения — 2; узлов разветвления (Fork) — 1; узлов синхронизации (Join) — 1; начальных состояний — 1; конечных состояний — 2; переходов — 13.</w:t>
             </w:r>
           </w:p>
         </w:tc>
@@ -13968,7 +14983,7 @@
                 <w:sz w:val="24"/>
                 <w:szCs w:val="24"/>
               </w:rPr>
-              <w:t xml:space="preserve">Состояние действия. Система показывает сравнение тарифов, текущий тариф, остаток суточной квоты и дату окончания подписки.</w:t>
+              <w:t xml:space="preserve">Состояние действия. Система показывает окно тарифов (сравнение тарифов, текущий тариф, остаток суточной квоты, дата окончания подписки, кнопки действий). Деятельность выполняется параллельно с выбором пользователя и завершается событием «выбрано действие».</w:t>
             </w:r>
           </w:p>
         </w:tc>
@@ -14042,7 +15057,7 @@
                 <w:sz w:val="24"/>
                 <w:szCs w:val="24"/>
               </w:rPr>
-              <w:t xml:space="preserve">Состояние действия. Пользователь нажимает «Оформить Премиум» (если подписки нет) или «Отменить подписку» (если она активна) либо закрывает окно.</w:t>
+              <w:t xml:space="preserve">Состояние действия. Пользователь изучает тарифы и нажимает «Оформить Премиум» (если подписки нет) или «Отменить подписку» (если она активна) либо закрывает окно.</w:t>
             </w:r>
           </w:p>
         </w:tc>
@@ -14469,6 +15484,114 @@
                 <w:sz w:val="24"/>
                 <w:szCs w:val="24"/>
               </w:rPr>
+              <w:t xml:space="preserve">Узлы разветвления и синхронизации</w:t>
+            </w:r>
+          </w:p>
+        </w:tc>
+        <w:tc>
+          <w:tcPr>
+            <w:tcW w:type="dxa" w:w="7087"/>
+            <w:tcBorders>
+              <w:top w:val="single" w:color="000000" w:sz="4"/>
+              <w:left w:val="single" w:color="000000" w:sz="4"/>
+              <w:bottom w:val="single" w:color="000000" w:sz="4"/>
+              <w:right w:val="single" w:color="000000" w:sz="4"/>
+            </w:tcBorders>
+            <w:tcMar>
+              <w:top w:type="dxa" w:w="60"/>
+              <w:left w:type="dxa" w:w="100"/>
+              <w:bottom w:type="dxa" w:w="60"/>
+              <w:right w:type="dxa" w:w="100"/>
+            </w:tcMar>
+          </w:tcPr>
+          <w:p>
+            <w:pPr>
+              <w:spacing w:after="40" w:before="0" w:line="240"/>
+            </w:pPr>
+            <w:r>
+              <w:rPr>
+                <w:rFonts w:ascii="Times New Roman" w:cs="Times New Roman" w:eastAsia="Times New Roman" w:hAnsi="Times New Roman"/>
+                <w:b w:val="false"/>
+                <w:bCs w:val="false"/>
+                <w:i w:val="false"/>
+                <w:iCs w:val="false"/>
+                <w:sz w:val="24"/>
+                <w:szCs w:val="24"/>
+              </w:rPr>
+              <w:t xml:space="preserve">Узел разветвления (Fork): запускает параллельно выполняемые деятельности «Выбор действия с подпиской» и «Показ тарифов и текущей подписки» — окно отображается, пока пользователь работает с ним.</w:t>
+            </w:r>
+          </w:p>
+          <w:p>
+            <w:pPr>
+              <w:spacing w:after="40" w:before="0" w:line="240"/>
+            </w:pPr>
+            <w:r>
+              <w:rPr>
+                <w:rFonts w:ascii="Times New Roman" w:cs="Times New Roman" w:eastAsia="Times New Roman" w:hAnsi="Times New Roman"/>
+                <w:b w:val="false"/>
+                <w:bCs w:val="false"/>
+                <w:i w:val="false"/>
+                <w:iCs w:val="false"/>
+                <w:sz w:val="24"/>
+                <w:szCs w:val="24"/>
+              </w:rPr>
+              <w:t xml:space="preserve">Узел синхронизации (Join): ожидает завершения параллельных деятельностей «Показ тарифов и текущей подписки» и «Выбор действия с подпиской» и только затем передаёт управление дальше.</w:t>
+            </w:r>
+          </w:p>
+          <w:p>
+            <w:pPr>
+              <w:spacing w:after="40" w:before="0" w:line="240"/>
+            </w:pPr>
+            <w:r>
+              <w:rPr>
+                <w:rFonts w:ascii="Times New Roman" w:cs="Times New Roman" w:eastAsia="Times New Roman" w:hAnsi="Times New Roman"/>
+                <w:b w:val="false"/>
+                <w:bCs w:val="false"/>
+                <w:i w:val="false"/>
+                <w:iCs w:val="false"/>
+                <w:sz w:val="24"/>
+                <w:szCs w:val="24"/>
+              </w:rPr>
+              <w:t xml:space="preserve">Окно и действия пользователя в нём показаны параллельными потоками: система отображает окно, пока пользователь с ним работает ([5], рис. 2.3).</w:t>
+            </w:r>
+          </w:p>
+        </w:tc>
+      </w:tr>
+      <w:tr>
+        <w:trPr>
+          <w:cantSplit w:val="off"/>
+        </w:trPr>
+        <w:tc>
+          <w:tcPr>
+            <w:tcW w:type="dxa" w:w="2268"/>
+            <w:tcBorders>
+              <w:top w:val="single" w:color="000000" w:sz="4"/>
+              <w:left w:val="single" w:color="000000" w:sz="4"/>
+              <w:bottom w:val="single" w:color="000000" w:sz="4"/>
+              <w:right w:val="single" w:color="000000" w:sz="4"/>
+            </w:tcBorders>
+            <w:shd w:fill="F2F2F2" w:color="auto" w:val="clear"/>
+            <w:tcMar>
+              <w:top w:type="dxa" w:w="60"/>
+              <w:left w:type="dxa" w:w="100"/>
+              <w:bottom w:type="dxa" w:w="60"/>
+              <w:right w:type="dxa" w:w="100"/>
+            </w:tcMar>
+          </w:tcPr>
+          <w:p>
+            <w:pPr>
+              <w:spacing w:after="40" w:before="0" w:line="240"/>
+            </w:pPr>
+            <w:r>
+              <w:rPr>
+                <w:rFonts w:ascii="Times New Roman" w:cs="Times New Roman" w:eastAsia="Times New Roman" w:hAnsi="Times New Roman"/>
+                <w:b/>
+                <w:bCs/>
+                <w:i w:val="false"/>
+                <w:iCs w:val="false"/>
+                <w:sz w:val="24"/>
+                <w:szCs w:val="24"/>
+              </w:rPr>
               <w:t xml:space="preserve">Начальное и конечные состояния</w:t>
             </w:r>
           </w:p>
@@ -14611,7 +15734,7 @@
                 <w:sz w:val="24"/>
                 <w:szCs w:val="24"/>
               </w:rPr>
-              <w:t xml:space="preserve">начальное состояние → «Показ тарифов и текущей подписки»; «Показ тарифов и текущей подписки» → «Выбор действия с подпиской»; «Отключение продления подписки» → «пересчёт:Пересчёт срока хранения материалов»; «оформление:Оформление премиум-подписки» → узел слияния; «пересчёт:Пересчёт срока хранения материалов» → узел слияния; узел слияния → конечное состояние. Надписей нет: переход осуществляется по завершению деятельности (из начального состояния — сразу при запуске, из узла слияния — безусловно) и является безальтернативным.</w:t>
+              <w:t xml:space="preserve">начальное состояние → узел разветвления; узел разветвления → «Выбор действия с подпиской»; узел разветвления → «Показ тарифов и текущей подписки»; «Выбор действия с подпиской» → узел синхронизации; узел синхронизации → узел решения; «Отключение продления подписки» → «пересчёт:Пересчёт срока хранения материалов»; «оформление:Оформление премиум-подписки» → узел слияния; «пересчёт:Пересчёт срока хранения материалов» → узел слияния; узел слияния → конечное состояние. Надписей нет: переход осуществляется по завершению деятельности (из начального состояния — сразу при запуске, из узла слияния — безусловно, из узла разветвления — безусловно и одновременно во все параллельные потоки, из узла синхронизации — после завершения всех параллельных потоков) и является безальтернативным.</w:t>
             </w:r>
           </w:p>
         </w:tc>
@@ -14685,7 +15808,7 @@
                 <w:sz w:val="24"/>
                 <w:szCs w:val="24"/>
               </w:rPr>
-              <w:t xml:space="preserve">Из узла решения (какое действие с подпиской выбрано): [выбран «Премиум», подписки нет] → «оформление:Оформление премиум-подписки», [нажата «Отменить подписку»] → «Отключение продления подписки».</w:t>
+              <w:t xml:space="preserve">Из узла решения (какое действие с подпиской выбрано): [нажата «Закрыть»] → конечное состояние, [выбран «Премиум», подписки нет] → «оформление:Оформление премиум-подписки», [нажата «Отменить подписку»] → «Отключение продления подписки».</w:t>
             </w:r>
           </w:p>
           <w:p>
@@ -14776,41 +15899,24 @@
                 <w:sz w:val="24"/>
                 <w:szCs w:val="24"/>
               </w:rPr>
-              <w:t xml:space="preserve">«Выбор действия с подпиской» → конечное состояние: событие «нажата «Закрыть»»</w:t>
-            </w:r>
-          </w:p>
-          <w:p>
-            <w:pPr>
-              <w:spacing w:after="40" w:before="0" w:line="240"/>
-            </w:pPr>
-            <w:r>
-              <w:rPr>
-                <w:rFonts w:ascii="Times New Roman" w:cs="Times New Roman" w:eastAsia="Times New Roman" w:hAnsi="Times New Roman"/>
-                <w:b w:val="false"/>
-                <w:bCs w:val="false"/>
-                <w:i w:val="false"/>
-                <w:iCs w:val="false"/>
-                <w:sz w:val="24"/>
-                <w:szCs w:val="24"/>
-              </w:rPr>
-              <w:t xml:space="preserve">«Выбор действия с подпиской» → узел решения: событие «выбрано действие»</w:t>
-            </w:r>
-          </w:p>
-          <w:p>
-            <w:pPr>
-              <w:spacing w:after="40" w:before="0" w:line="240"/>
-            </w:pPr>
-            <w:r>
-              <w:rPr>
-                <w:rFonts w:ascii="Times New Roman" w:cs="Times New Roman" w:eastAsia="Times New Roman" w:hAnsi="Times New Roman"/>
-                <w:b w:val="false"/>
-                <w:bCs w:val="false"/>
-                <w:i w:val="false"/>
-                <w:iCs w:val="false"/>
-                <w:sz w:val="24"/>
-                <w:szCs w:val="24"/>
-              </w:rPr>
-              <w:t xml:space="preserve">Исходная деятельность — ожидание действия пользователя или внешнего события, она завершается указанным событием; сторожевое условие и действие на переходе не нужны.</w:t>
+              <w:t xml:space="preserve">«Показ тарифов и текущей подписки» → узел синхронизации: событие «выбрано действие»</w:t>
+            </w:r>
+          </w:p>
+          <w:p>
+            <w:pPr>
+              <w:spacing w:after="40" w:before="0" w:line="240"/>
+            </w:pPr>
+            <w:r>
+              <w:rPr>
+                <w:rFonts w:ascii="Times New Roman" w:cs="Times New Roman" w:eastAsia="Times New Roman" w:hAnsi="Times New Roman"/>
+                <w:b w:val="false"/>
+                <w:bCs w:val="false"/>
+                <w:i w:val="false"/>
+                <w:iCs w:val="false"/>
+                <w:sz w:val="24"/>
+                <w:szCs w:val="24"/>
+              </w:rPr>
+              <w:t xml:space="preserve">Исходная деятельность — ожидание действия пользователя или внешнего события, она завершается указанным событием; сторожевое условие и действие на переходе не нужны. Отображение окна выполняется параллельно с действиями пользователя и завершается событием, после чего узел синхронизации передаёт управление дальше, когда завершится и деятельность пользователя.</w:t>
             </w:r>
           </w:p>
         </w:tc>
@@ -14925,7 +16031,7 @@
                 <w:sz w:val="24"/>
                 <w:szCs w:val="24"/>
               </w:rPr>
-              <w:t xml:space="preserve">D_Premium_Subscription. Реализует прецедент «Оформление премиум-подписки» вместе с включаемым «Оплата подписки»: платёж через платёжную систему, активация подписки только по подписанному уведомлению (webhook), пересчёт сроков хранения. Если уведомление не пришло за 15 минут, система сама запрашивает статус платежа. Количественная характеристика диаграммы: разделов активности (дорожек) — 3; состояний действия — 9; ссылок на деятельности — 1; узлов решения — 2; начальных состояний — 1; конечных состояний — 3; переходов — 15.</w:t>
+              <w:t xml:space="preserve">D_Premium_Subscription. Реализует прецедент «Оформление премиум-подписки» вместе с включаемым «Оплата подписки»: платёж через платёжную систему, активация подписки только по подписанному уведомлению (webhook), пересчёт сроков хранения. Если уведомление не пришло за 15 минут, система сама запрашивает статус платежа. Количественная характеристика диаграммы: разделов активности (дорожек) — 3; состояний действия — 9; ссылок на деятельности — 1; узлов решения — 2; узлов разветвления (Fork) — 1; узлов синхронизации (Join) — 1; начальных состояний — 1; конечных состояний — 3; переходов — 18.</w:t>
             </w:r>
           </w:p>
         </w:tc>
@@ -15181,7 +16287,7 @@
                 <w:sz w:val="24"/>
                 <w:szCs w:val="24"/>
               </w:rPr>
-              <w:t xml:space="preserve">Состояние действия. Платёжная система показывает пользователю свою страницу оплаты; платёжные данные вводятся только там и в систему не попадают.</w:t>
+              <w:t xml:space="preserve">Состояние действия. Платёжная система показывает пользователю свою страницу оплаты и проверяет вводимые данные; платёжные данные вводятся только там и в систему не попадают. Деятельность выполняется параллельно с вводом данных и завершается событием «нажата «Оплатить»».</w:t>
             </w:r>
           </w:p>
         </w:tc>
@@ -15255,7 +16361,7 @@
                 <w:sz w:val="24"/>
                 <w:szCs w:val="24"/>
               </w:rPr>
-              <w:t xml:space="preserve">Состояние действия. Пользователь вводит платёжные данные на странице платёжной системы и подтверждает оплату.</w:t>
+              <w:t xml:space="preserve">Состояние действия. Пользователь вводит платёжные данные в поля отображаемой страницы платёжной системы и подтверждает оплату.</w:t>
             </w:r>
           </w:p>
         </w:tc>
@@ -15904,6 +17010,114 @@
                 <w:sz w:val="24"/>
                 <w:szCs w:val="24"/>
               </w:rPr>
+              <w:t xml:space="preserve">Узлы разветвления и синхронизации</w:t>
+            </w:r>
+          </w:p>
+        </w:tc>
+        <w:tc>
+          <w:tcPr>
+            <w:tcW w:type="dxa" w:w="7087"/>
+            <w:tcBorders>
+              <w:top w:val="single" w:color="000000" w:sz="4"/>
+              <w:left w:val="single" w:color="000000" w:sz="4"/>
+              <w:bottom w:val="single" w:color="000000" w:sz="4"/>
+              <w:right w:val="single" w:color="000000" w:sz="4"/>
+            </w:tcBorders>
+            <w:tcMar>
+              <w:top w:type="dxa" w:w="60"/>
+              <w:left w:type="dxa" w:w="100"/>
+              <w:bottom w:type="dxa" w:w="60"/>
+              <w:right w:type="dxa" w:w="100"/>
+            </w:tcMar>
+          </w:tcPr>
+          <w:p>
+            <w:pPr>
+              <w:spacing w:after="40" w:before="0" w:line="240"/>
+            </w:pPr>
+            <w:r>
+              <w:rPr>
+                <w:rFonts w:ascii="Times New Roman" w:cs="Times New Roman" w:eastAsia="Times New Roman" w:hAnsi="Times New Roman"/>
+                <w:b w:val="false"/>
+                <w:bCs w:val="false"/>
+                <w:i w:val="false"/>
+                <w:iCs w:val="false"/>
+                <w:sz w:val="24"/>
+                <w:szCs w:val="24"/>
+              </w:rPr>
+              <w:t xml:space="preserve">Узел разветвления (Fork): запускает параллельно выполняемые деятельности «Ввод платёжных данных» и «Показ страницы оплаты» — окно отображается, пока пользователь работает с ним.</w:t>
+            </w:r>
+          </w:p>
+          <w:p>
+            <w:pPr>
+              <w:spacing w:after="40" w:before="0" w:line="240"/>
+            </w:pPr>
+            <w:r>
+              <w:rPr>
+                <w:rFonts w:ascii="Times New Roman" w:cs="Times New Roman" w:eastAsia="Times New Roman" w:hAnsi="Times New Roman"/>
+                <w:b w:val="false"/>
+                <w:bCs w:val="false"/>
+                <w:i w:val="false"/>
+                <w:iCs w:val="false"/>
+                <w:sz w:val="24"/>
+                <w:szCs w:val="24"/>
+              </w:rPr>
+              <w:t xml:space="preserve">Узел синхронизации (Join): ожидает завершения параллельных деятельностей «Показ страницы оплаты» и «Ввод платёжных данных» и только затем передаёт управление дальше.</w:t>
+            </w:r>
+          </w:p>
+          <w:p>
+            <w:pPr>
+              <w:spacing w:after="40" w:before="0" w:line="240"/>
+            </w:pPr>
+            <w:r>
+              <w:rPr>
+                <w:rFonts w:ascii="Times New Roman" w:cs="Times New Roman" w:eastAsia="Times New Roman" w:hAnsi="Times New Roman"/>
+                <w:b w:val="false"/>
+                <w:bCs w:val="false"/>
+                <w:i w:val="false"/>
+                <w:iCs w:val="false"/>
+                <w:sz w:val="24"/>
+                <w:szCs w:val="24"/>
+              </w:rPr>
+              <w:t xml:space="preserve">Окно и действия пользователя в нём показаны параллельными потоками: система отображает окно, пока пользователь с ним работает ([5], рис. 2.3).</w:t>
+            </w:r>
+          </w:p>
+        </w:tc>
+      </w:tr>
+      <w:tr>
+        <w:trPr>
+          <w:cantSplit w:val="off"/>
+        </w:trPr>
+        <w:tc>
+          <w:tcPr>
+            <w:tcW w:type="dxa" w:w="2268"/>
+            <w:tcBorders>
+              <w:top w:val="single" w:color="000000" w:sz="4"/>
+              <w:left w:val="single" w:color="000000" w:sz="4"/>
+              <w:bottom w:val="single" w:color="000000" w:sz="4"/>
+              <w:right w:val="single" w:color="000000" w:sz="4"/>
+            </w:tcBorders>
+            <w:shd w:fill="F2F2F2" w:color="auto" w:val="clear"/>
+            <w:tcMar>
+              <w:top w:type="dxa" w:w="60"/>
+              <w:left w:type="dxa" w:w="100"/>
+              <w:bottom w:type="dxa" w:w="60"/>
+              <w:right w:type="dxa" w:w="100"/>
+            </w:tcMar>
+          </w:tcPr>
+          <w:p>
+            <w:pPr>
+              <w:spacing w:after="40" w:before="0" w:line="240"/>
+            </w:pPr>
+            <w:r>
+              <w:rPr>
+                <w:rFonts w:ascii="Times New Roman" w:cs="Times New Roman" w:eastAsia="Times New Roman" w:hAnsi="Times New Roman"/>
+                <w:b/>
+                <w:bCs/>
+                <w:i w:val="false"/>
+                <w:iCs w:val="false"/>
+                <w:sz w:val="24"/>
+                <w:szCs w:val="24"/>
+              </w:rPr>
               <w:t xml:space="preserve">Начальное и конечные состояния</w:t>
             </w:r>
           </w:p>
@@ -16063,7 +17277,7 @@
                 <w:sz w:val="24"/>
                 <w:szCs w:val="24"/>
               </w:rPr>
-              <w:t xml:space="preserve">начальное состояние → «Создание платежа и запроса на оплату»; «Создание платежа и запроса на оплату» → «Показ страницы оплаты»; «Показ страницы оплаты» → «Ввод платёжных данных»; «Проведение платежа» → «Отправка уведомления о результате с подписью»; «Отправка уведомления о результате с подписью» → «Проверка подписи уведомления»; «Проверка подписи уведомления» → узел решения; «Отклонение уведомления и запись в журнал безопасности» → конечное состояние; «Активация подписки» → «пересчёт:Пересчёт срока хранения материалов»; «пересчёт:Пересчёт срока хранения материалов» → конечное состояние; «Сообщение об отказе в оплате» → конечное состояние. Надписей нет: переход осуществляется по завершению деятельности (из начального состояния — сразу при запуске, из узла слияния — безусловно) и является безальтернативным.</w:t>
+              <w:t xml:space="preserve">начальное состояние → «Создание платежа и запроса на оплату»; «Создание платежа и запроса на оплату» → узел разветвления; узел разветвления → «Ввод платёжных данных»; узел разветвления → «Показ страницы оплаты»; «Ввод платёжных данных» → узел синхронизации; узел синхронизации → «Проведение платежа»; «Проведение платежа» → «Отправка уведомления о результате с подписью»; «Отправка уведомления о результате с подписью» → «Проверка подписи уведомления»; «Проверка подписи уведомления» → узел решения; «Отклонение уведомления и запись в журнал безопасности» → конечное состояние; «Активация подписки» → «пересчёт:Пересчёт срока хранения материалов»; «пересчёт:Пересчёт срока хранения материалов» → конечное состояние; «Сообщение об отказе в оплате» → конечное состояние. Надписей нет: переход осуществляется по завершению деятельности (из начального состояния — сразу при запуске, из узла слияния — безусловно, из узла разветвления — безусловно и одновременно во все параллельные потоки, из узла синхронизации — после завершения всех параллельных потоков) и является безальтернативным.</w:t>
             </w:r>
           </w:p>
         </w:tc>
@@ -16245,24 +17459,24 @@
                 <w:sz w:val="24"/>
                 <w:szCs w:val="24"/>
               </w:rPr>
-              <w:t xml:space="preserve">«Ввод платёжных данных» → «Проведение платежа»: событие «нажата «Оплатить»»</w:t>
-            </w:r>
-          </w:p>
-          <w:p>
-            <w:pPr>
-              <w:spacing w:after="40" w:before="0" w:line="240"/>
-            </w:pPr>
-            <w:r>
-              <w:rPr>
-                <w:rFonts w:ascii="Times New Roman" w:cs="Times New Roman" w:eastAsia="Times New Roman" w:hAnsi="Times New Roman"/>
-                <w:b w:val="false"/>
-                <w:bCs w:val="false"/>
-                <w:i w:val="false"/>
-                <w:iCs w:val="false"/>
-                <w:sz w:val="24"/>
-                <w:szCs w:val="24"/>
-              </w:rPr>
-              <w:t xml:space="preserve">Исходная деятельность — ожидание действия пользователя или внешнего события, она завершается указанным событием; сторожевое условие и действие на переходе не нужны.</w:t>
+              <w:t xml:space="preserve">«Показ страницы оплаты» → узел синхронизации: событие «нажата «Оплатить»»</w:t>
+            </w:r>
+          </w:p>
+          <w:p>
+            <w:pPr>
+              <w:spacing w:after="40" w:before="0" w:line="240"/>
+            </w:pPr>
+            <w:r>
+              <w:rPr>
+                <w:rFonts w:ascii="Times New Roman" w:cs="Times New Roman" w:eastAsia="Times New Roman" w:hAnsi="Times New Roman"/>
+                <w:b w:val="false"/>
+                <w:bCs w:val="false"/>
+                <w:i w:val="false"/>
+                <w:iCs w:val="false"/>
+                <w:sz w:val="24"/>
+                <w:szCs w:val="24"/>
+              </w:rPr>
+              <w:t xml:space="preserve">Исходная деятельность — ожидание действия пользователя или внешнего события, она завершается указанным событием; сторожевое условие и действие на переходе не нужны. Отображение окна выполняется параллельно с действиями пользователя и завершается событием, после чего узел синхронизации передаёт управление дальше, когда завершится и деятельность пользователя.</w:t>
             </w:r>
           </w:p>
         </w:tc>
@@ -16377,7 +17591,7 @@
                 <w:sz w:val="24"/>
                 <w:szCs w:val="24"/>
               </w:rPr>
-              <w:t xml:space="preserve">D_System_Administration. Алгоритм реализации варианта использования «Администрирование системы»: выбор раздела панели (пользователи, пресеты, модели, мониторинг), выполнение операции, запись изменений в журнал аудита. Количественная характеристика диаграммы: разделов активности (дорожек) — 2; состояний действия — 2; ссылок на деятельности — 5; узлов решения — 5; начальных состояний — 1; конечных состояний — 1; переходов — 17.</w:t>
+              <w:t xml:space="preserve">D_System_Administration. Алгоритм реализации варианта использования «Администрирование системы»: выбор раздела панели (пользователи, пресеты, модели, мониторинг), выполнение операции, запись изменений в журнал аудита. Количественная характеристика диаграммы: разделов активности (дорожек) — 2; состояний действия — 2; ссылок на деятельности — 5; узлов решения — 6; узлов разветвления (Fork) — 1; узлов синхронизации (Join) — 1; начальных состояний — 1; конечных состояний — 1; переходов — 21.</w:t>
             </w:r>
           </w:p>
         </w:tc>
@@ -16542,7 +17756,7 @@
                 <w:sz w:val="24"/>
                 <w:szCs w:val="24"/>
               </w:rPr>
-              <w:t xml:space="preserve">Состояние действия. Система (после проверки роли admin на сервере) показывает панель с разделами: Пользователи, Пресеты, Модели, Мониторинг.</w:t>
+              <w:t xml:space="preserve">Состояние действия. Система (после проверки роли admin на сервере) показывает панель с разделами: Пользователи, Пресеты, Модели, Мониторинг. Деятельность выполняется параллельно с выбором администратора и завершается событием «выбрано действие».</w:t>
             </w:r>
           </w:p>
         </w:tc>
@@ -16616,7 +17830,7 @@
                 <w:sz w:val="24"/>
                 <w:szCs w:val="24"/>
               </w:rPr>
-              <w:t xml:space="preserve">Состояние действия. Администратор выбирает раздел панели или закрывает панель.</w:t>
+              <w:t xml:space="preserve">Состояние действия. Администратор просматривает панель и выбирает раздел или закрывает панель.</w:t>
             </w:r>
           </w:p>
         </w:tc>
@@ -17060,6 +18274,23 @@
                 <w:sz w:val="24"/>
                 <w:szCs w:val="24"/>
               </w:rPr>
+              <w:t xml:space="preserve">закрыта ли панель или выбран раздел.</w:t>
+            </w:r>
+          </w:p>
+          <w:p>
+            <w:pPr>
+              <w:spacing w:after="40" w:before="0" w:line="240"/>
+            </w:pPr>
+            <w:r>
+              <w:rPr>
+                <w:rFonts w:ascii="Times New Roman" w:cs="Times New Roman" w:eastAsia="Times New Roman" w:hAnsi="Times New Roman"/>
+                <w:b w:val="false"/>
+                <w:bCs w:val="false"/>
+                <w:i w:val="false"/>
+                <w:iCs w:val="false"/>
+                <w:sz w:val="24"/>
+                <w:szCs w:val="24"/>
+              </w:rPr>
               <w:t xml:space="preserve">выбран раздел «Пользователи», «Пресеты» или другой.</w:t>
             </w:r>
           </w:p>
@@ -17242,6 +18473,114 @@
                 <w:sz w:val="24"/>
                 <w:szCs w:val="24"/>
               </w:rPr>
+              <w:t xml:space="preserve">Узлы разветвления и синхронизации</w:t>
+            </w:r>
+          </w:p>
+        </w:tc>
+        <w:tc>
+          <w:tcPr>
+            <w:tcW w:type="dxa" w:w="7087"/>
+            <w:tcBorders>
+              <w:top w:val="single" w:color="000000" w:sz="4"/>
+              <w:left w:val="single" w:color="000000" w:sz="4"/>
+              <w:bottom w:val="single" w:color="000000" w:sz="4"/>
+              <w:right w:val="single" w:color="000000" w:sz="4"/>
+            </w:tcBorders>
+            <w:tcMar>
+              <w:top w:type="dxa" w:w="60"/>
+              <w:left w:type="dxa" w:w="100"/>
+              <w:bottom w:type="dxa" w:w="60"/>
+              <w:right w:type="dxa" w:w="100"/>
+            </w:tcMar>
+          </w:tcPr>
+          <w:p>
+            <w:pPr>
+              <w:spacing w:after="40" w:before="0" w:line="240"/>
+            </w:pPr>
+            <w:r>
+              <w:rPr>
+                <w:rFonts w:ascii="Times New Roman" w:cs="Times New Roman" w:eastAsia="Times New Roman" w:hAnsi="Times New Roman"/>
+                <w:b w:val="false"/>
+                <w:bCs w:val="false"/>
+                <w:i w:val="false"/>
+                <w:iCs w:val="false"/>
+                <w:sz w:val="24"/>
+                <w:szCs w:val="24"/>
+              </w:rPr>
+              <w:t xml:space="preserve">Узел разветвления (Fork): запускает параллельно выполняемые деятельности «Выбор раздела панели» и «Показ панели администрирования» — окно отображается, пока пользователь работает с ним.</w:t>
+            </w:r>
+          </w:p>
+          <w:p>
+            <w:pPr>
+              <w:spacing w:after="40" w:before="0" w:line="240"/>
+            </w:pPr>
+            <w:r>
+              <w:rPr>
+                <w:rFonts w:ascii="Times New Roman" w:cs="Times New Roman" w:eastAsia="Times New Roman" w:hAnsi="Times New Roman"/>
+                <w:b w:val="false"/>
+                <w:bCs w:val="false"/>
+                <w:i w:val="false"/>
+                <w:iCs w:val="false"/>
+                <w:sz w:val="24"/>
+                <w:szCs w:val="24"/>
+              </w:rPr>
+              <w:t xml:space="preserve">Узел синхронизации (Join): ожидает завершения параллельных деятельностей «Показ панели администрирования» и «Выбор раздела панели» и только затем передаёт управление дальше.</w:t>
+            </w:r>
+          </w:p>
+          <w:p>
+            <w:pPr>
+              <w:spacing w:after="40" w:before="0" w:line="240"/>
+            </w:pPr>
+            <w:r>
+              <w:rPr>
+                <w:rFonts w:ascii="Times New Roman" w:cs="Times New Roman" w:eastAsia="Times New Roman" w:hAnsi="Times New Roman"/>
+                <w:b w:val="false"/>
+                <w:bCs w:val="false"/>
+                <w:i w:val="false"/>
+                <w:iCs w:val="false"/>
+                <w:sz w:val="24"/>
+                <w:szCs w:val="24"/>
+              </w:rPr>
+              <w:t xml:space="preserve">Окно и действия пользователя в нём показаны параллельными потоками: система отображает окно, пока пользователь с ним работает ([5], рис. 2.3).</w:t>
+            </w:r>
+          </w:p>
+        </w:tc>
+      </w:tr>
+      <w:tr>
+        <w:trPr>
+          <w:cantSplit w:val="off"/>
+        </w:trPr>
+        <w:tc>
+          <w:tcPr>
+            <w:tcW w:type="dxa" w:w="2268"/>
+            <w:tcBorders>
+              <w:top w:val="single" w:color="000000" w:sz="4"/>
+              <w:left w:val="single" w:color="000000" w:sz="4"/>
+              <w:bottom w:val="single" w:color="000000" w:sz="4"/>
+              <w:right w:val="single" w:color="000000" w:sz="4"/>
+            </w:tcBorders>
+            <w:shd w:fill="F2F2F2" w:color="auto" w:val="clear"/>
+            <w:tcMar>
+              <w:top w:type="dxa" w:w="60"/>
+              <w:left w:type="dxa" w:w="100"/>
+              <w:bottom w:type="dxa" w:w="60"/>
+              <w:right w:type="dxa" w:w="100"/>
+            </w:tcMar>
+          </w:tcPr>
+          <w:p>
+            <w:pPr>
+              <w:spacing w:after="40" w:before="0" w:line="240"/>
+            </w:pPr>
+            <w:r>
+              <w:rPr>
+                <w:rFonts w:ascii="Times New Roman" w:cs="Times New Roman" w:eastAsia="Times New Roman" w:hAnsi="Times New Roman"/>
+                <w:b/>
+                <w:bCs/>
+                <w:i w:val="false"/>
+                <w:iCs w:val="false"/>
+                <w:sz w:val="24"/>
+                <w:szCs w:val="24"/>
+              </w:rPr>
               <w:t xml:space="preserve">Начальное и конечные состояния</w:t>
             </w:r>
           </w:p>
@@ -17367,7 +18706,7 @@
                 <w:sz w:val="24"/>
                 <w:szCs w:val="24"/>
               </w:rPr>
-              <w:t xml:space="preserve">начальное состояние → узел слияния; узел слияния → «Показ панели администрирования»; «Показ панели администрирования» → «Выбор раздела панели»; «записи:Управление учётными записями пользователей» → узел слияния; «пресеты:Ведение пресетов материалов» → узел слияния; «модель:Обновление версии модели» → узел слияния; узел слияния → «журнал:Запись в журнал аудита»; «журнал:Запись в журнал аудита» → узел слияния; «мониторинг:Технический мониторинг» → узел слияния; узел слияния → узел слияния. Надписей нет: переход осуществляется по завершению деятельности (из начального состояния — сразу при запуске, из узла слияния — безусловно) и является безальтернативным.</w:t>
+              <w:t xml:space="preserve">начальное состояние → узел слияния; узел слияния → узел разветвления; узел разветвления → «Выбор раздела панели»; узел разветвления → «Показ панели администрирования»; «Выбор раздела панели» → узел синхронизации; узел синхронизации → узел решения; «записи:Управление учётными записями пользователей» → узел слияния; «пресеты:Ведение пресетов материалов» → узел слияния; «модель:Обновление версии модели» → узел слияния; узел слияния → «журнал:Запись в журнал аудита»; «журнал:Запись в журнал аудита» → узел слияния; «мониторинг:Технический мониторинг» → узел слияния; узел слияния → узел слияния. Надписей нет: переход осуществляется по завершению деятельности (из начального состояния — сразу при запуске, из узла слияния — безусловно, из узла разветвления — безусловно и одновременно во все параллельные потоки, из узла синхронизации — после завершения всех параллельных потоков) и является безальтернативным.</w:t>
             </w:r>
           </w:p>
         </w:tc>
@@ -17441,6 +18780,23 @@
                 <w:sz w:val="24"/>
                 <w:szCs w:val="24"/>
               </w:rPr>
+              <w:t xml:space="preserve">Из узла решения (закрыта ли панель или выбран раздел): [нажата «Закрыть»] → конечное состояние, [else] → узел решения.</w:t>
+            </w:r>
+          </w:p>
+          <w:p>
+            <w:pPr>
+              <w:spacing w:after="40" w:before="0" w:line="240"/>
+            </w:pPr>
+            <w:r>
+              <w:rPr>
+                <w:rFonts w:ascii="Times New Roman" w:cs="Times New Roman" w:eastAsia="Times New Roman" w:hAnsi="Times New Roman"/>
+                <w:b w:val="false"/>
+                <w:bCs w:val="false"/>
+                <w:i w:val="false"/>
+                <w:iCs w:val="false"/>
+                <w:sz w:val="24"/>
+                <w:szCs w:val="24"/>
+              </w:rPr>
               <w:t xml:space="preserve">Из узла решения (выбран раздел «Пользователи», «Пресеты» или другой): [выбран раздел «Пользователи»] → «записи:Управление учётными записями пользователей», [выбран раздел «Пресеты»] → «пресеты:Ведение пресетов материалов», [else] → узел решения.</w:t>
             </w:r>
           </w:p>
@@ -17549,41 +18905,24 @@
                 <w:sz w:val="24"/>
                 <w:szCs w:val="24"/>
               </w:rPr>
-              <w:t xml:space="preserve">«Выбор раздела панели» → конечное состояние: событие «нажата «Закрыть»»</w:t>
-            </w:r>
-          </w:p>
-          <w:p>
-            <w:pPr>
-              <w:spacing w:after="40" w:before="0" w:line="240"/>
-            </w:pPr>
-            <w:r>
-              <w:rPr>
-                <w:rFonts w:ascii="Times New Roman" w:cs="Times New Roman" w:eastAsia="Times New Roman" w:hAnsi="Times New Roman"/>
-                <w:b w:val="false"/>
-                <w:bCs w:val="false"/>
-                <w:i w:val="false"/>
-                <w:iCs w:val="false"/>
-                <w:sz w:val="24"/>
-                <w:szCs w:val="24"/>
-              </w:rPr>
-              <w:t xml:space="preserve">«Выбор раздела панели» → узел решения: событие «выбран раздел»</w:t>
-            </w:r>
-          </w:p>
-          <w:p>
-            <w:pPr>
-              <w:spacing w:after="40" w:before="0" w:line="240"/>
-            </w:pPr>
-            <w:r>
-              <w:rPr>
-                <w:rFonts w:ascii="Times New Roman" w:cs="Times New Roman" w:eastAsia="Times New Roman" w:hAnsi="Times New Roman"/>
-                <w:b w:val="false"/>
-                <w:bCs w:val="false"/>
-                <w:i w:val="false"/>
-                <w:iCs w:val="false"/>
-                <w:sz w:val="24"/>
-                <w:szCs w:val="24"/>
-              </w:rPr>
-              <w:t xml:space="preserve">Исходная деятельность — ожидание действия пользователя или внешнего события, она завершается указанным событием; сторожевое условие и действие на переходе не нужны.</w:t>
+              <w:t xml:space="preserve">«Показ панели администрирования» → узел синхронизации: событие «выбрано действие»</w:t>
+            </w:r>
+          </w:p>
+          <w:p>
+            <w:pPr>
+              <w:spacing w:after="40" w:before="0" w:line="240"/>
+            </w:pPr>
+            <w:r>
+              <w:rPr>
+                <w:rFonts w:ascii="Times New Roman" w:cs="Times New Roman" w:eastAsia="Times New Roman" w:hAnsi="Times New Roman"/>
+                <w:b w:val="false"/>
+                <w:bCs w:val="false"/>
+                <w:i w:val="false"/>
+                <w:iCs w:val="false"/>
+                <w:sz w:val="24"/>
+                <w:szCs w:val="24"/>
+              </w:rPr>
+              <w:t xml:space="preserve">Исходная деятельность — ожидание действия пользователя или внешнего события, она завершается указанным событием; сторожевое условие и действие на переходе не нужны. Отображение окна выполняется параллельно с действиями пользователя и завершается событием, после чего узел синхронизации передаёт управление дальше, когда завершится и деятельность пользователя.</w:t>
             </w:r>
           </w:p>
         </w:tc>
@@ -17698,7 +19037,7 @@
                 <w:sz w:val="24"/>
                 <w:szCs w:val="24"/>
               </w:rPr>
-              <w:t xml:space="preserve">D_Metrics_Analysis. Алгоритм реализации варианта использования «Анализ показателей системы»: выбор периода, фильтров и отчёта, расчёт агрегатов, построение отчёта, просмотр и выгрузка в CSV. Данные системы не изменяются. Количественная характеристика диаграммы: разделов активности (дорожек) — 2; состояний действия — 8; ссылок на деятельности — 1; узлов решения — 6; начальных состояний — 1; конечных состояний — 1; переходов — 21.</w:t>
+              <w:t xml:space="preserve">D_Metrics_Analysis. Алгоритм реализации варианта использования «Анализ показателей системы»: выбор периода, фильтров и отчёта, расчёт агрегатов, построение отчёта, просмотр и выгрузка в CSV. Данные системы не изменяются. Количественная характеристика диаграммы: разделов активности (дорожек) — 2; состояний действия — 9; ссылок на деятельности — 1; узлов решения — 6; узлов разветвления (Fork) — 2; узлов синхронизации (Join) — 2; начальных состояний — 1; конечных состояний — 1; переходов — 28.</w:t>
             </w:r>
           </w:p>
         </w:tc>
@@ -17863,7 +19202,7 @@
                 <w:sz w:val="24"/>
                 <w:szCs w:val="24"/>
               </w:rPr>
-              <w:t xml:space="preserve">Состояние действия. Система (после проверки роли analyst или owner на сервере) показывает список отчётов; период по умолчанию — последние 30 дней.</w:t>
+              <w:t xml:space="preserve">Состояние действия. Система (после проверки роли analyst или owner на сервере) показывает панель выбора: период (по умолчанию — последние 30 дней), фильтры, список отчётов, кнопку «Показать». Деятельность выполняется параллельно с выбором сотрудника и завершается событием «нажата «Показать»».</w:t>
             </w:r>
           </w:p>
         </w:tc>
@@ -17937,7 +19276,7 @@
                 <w:sz w:val="24"/>
                 <w:szCs w:val="24"/>
               </w:rPr>
-              <w:t xml:space="preserve">Состояние действия. Сотрудник задаёт период, фильтры (тариф, пресет) и вид отчёта: «Использование», «Конверсия» или «Генерации».</w:t>
+              <w:t xml:space="preserve">Состояние действия. Сотрудник задаёт в панели период, фильтры (тариф, пресет) и вид отчёта: «Использование», «Конверсия» или «Генерации».</w:t>
             </w:r>
           </w:p>
         </w:tc>
@@ -18347,7 +19686,81 @@
                 <w:sz w:val="24"/>
                 <w:szCs w:val="24"/>
               </w:rPr>
-              <w:t xml:space="preserve">«Просмотр результата»</w:t>
+              <w:t xml:space="preserve">«Показ отчёта»</w:t>
+            </w:r>
+          </w:p>
+        </w:tc>
+        <w:tc>
+          <w:tcPr>
+            <w:tcW w:type="dxa" w:w="7087"/>
+            <w:tcBorders>
+              <w:top w:val="single" w:color="000000" w:sz="4"/>
+              <w:left w:val="single" w:color="000000" w:sz="4"/>
+              <w:bottom w:val="single" w:color="000000" w:sz="4"/>
+              <w:right w:val="single" w:color="000000" w:sz="4"/>
+            </w:tcBorders>
+            <w:tcMar>
+              <w:top w:type="dxa" w:w="60"/>
+              <w:left w:type="dxa" w:w="100"/>
+              <w:bottom w:type="dxa" w:w="60"/>
+              <w:right w:type="dxa" w:w="100"/>
+            </w:tcMar>
+          </w:tcPr>
+          <w:p>
+            <w:pPr>
+              <w:spacing w:after="40" w:before="0" w:line="240"/>
+            </w:pPr>
+            <w:r>
+              <w:rPr>
+                <w:rFonts w:ascii="Times New Roman" w:cs="Times New Roman" w:eastAsia="Times New Roman" w:hAnsi="Times New Roman"/>
+                <w:b w:val="false"/>
+                <w:bCs w:val="false"/>
+                <w:i w:val="false"/>
+                <w:iCs w:val="false"/>
+                <w:sz w:val="24"/>
+                <w:szCs w:val="24"/>
+              </w:rPr>
+              <w:t xml:space="preserve">Состояние действия. Система показывает графики и таблицы построенного отчёта с кнопками «Выгрузить CSV», «Другой отчёт» и «Закрыть». Деятельность выполняется параллельно с просмотром и завершается событием «выбрано действие».</w:t>
+            </w:r>
+          </w:p>
+        </w:tc>
+      </w:tr>
+      <w:tr>
+        <w:trPr>
+          <w:cantSplit w:val="off"/>
+        </w:trPr>
+        <w:tc>
+          <w:tcPr>
+            <w:tcW w:type="dxa" w:w="2268"/>
+            <w:tcBorders>
+              <w:top w:val="single" w:color="000000" w:sz="4"/>
+              <w:left w:val="single" w:color="000000" w:sz="4"/>
+              <w:bottom w:val="single" w:color="000000" w:sz="4"/>
+              <w:right w:val="single" w:color="000000" w:sz="4"/>
+            </w:tcBorders>
+            <w:shd w:fill="F2F2F2" w:color="auto" w:val="clear"/>
+            <w:tcMar>
+              <w:top w:type="dxa" w:w="60"/>
+              <w:left w:type="dxa" w:w="100"/>
+              <w:bottom w:type="dxa" w:w="60"/>
+              <w:right w:type="dxa" w:w="100"/>
+            </w:tcMar>
+          </w:tcPr>
+          <w:p>
+            <w:pPr>
+              <w:spacing w:after="40" w:before="0" w:line="240"/>
+            </w:pPr>
+            <w:r>
+              <w:rPr>
+                <w:rFonts w:ascii="Times New Roman" w:cs="Times New Roman" w:eastAsia="Times New Roman" w:hAnsi="Times New Roman"/>
+                <w:b/>
+                <w:bCs/>
+                <w:i w:val="false"/>
+                <w:iCs w:val="false"/>
+                <w:sz w:val="24"/>
+                <w:szCs w:val="24"/>
+              </w:rPr>
+              <w:t xml:space="preserve">«Просмотр отчёта и выбор действия»</w:t>
             </w:r>
           </w:p>
         </w:tc>
@@ -18728,6 +20141,148 @@
                 <w:sz w:val="24"/>
                 <w:szCs w:val="24"/>
               </w:rPr>
+              <w:t xml:space="preserve">Узлы разветвления и синхронизации</w:t>
+            </w:r>
+          </w:p>
+        </w:tc>
+        <w:tc>
+          <w:tcPr>
+            <w:tcW w:type="dxa" w:w="7087"/>
+            <w:tcBorders>
+              <w:top w:val="single" w:color="000000" w:sz="4"/>
+              <w:left w:val="single" w:color="000000" w:sz="4"/>
+              <w:bottom w:val="single" w:color="000000" w:sz="4"/>
+              <w:right w:val="single" w:color="000000" w:sz="4"/>
+            </w:tcBorders>
+            <w:tcMar>
+              <w:top w:type="dxa" w:w="60"/>
+              <w:left w:type="dxa" w:w="100"/>
+              <w:bottom w:type="dxa" w:w="60"/>
+              <w:right w:type="dxa" w:w="100"/>
+            </w:tcMar>
+          </w:tcPr>
+          <w:p>
+            <w:pPr>
+              <w:spacing w:after="40" w:before="0" w:line="240"/>
+            </w:pPr>
+            <w:r>
+              <w:rPr>
+                <w:rFonts w:ascii="Times New Roman" w:cs="Times New Roman" w:eastAsia="Times New Roman" w:hAnsi="Times New Roman"/>
+                <w:b w:val="false"/>
+                <w:bCs w:val="false"/>
+                <w:i w:val="false"/>
+                <w:iCs w:val="false"/>
+                <w:sz w:val="24"/>
+                <w:szCs w:val="24"/>
+              </w:rPr>
+              <w:t xml:space="preserve">Узел разветвления (Fork): запускает параллельно выполняемые деятельности «Выбор периода, фильтров и отчёта» и «Показ панели аналитики» — окно отображается, пока пользователь работает с ним.</w:t>
+            </w:r>
+          </w:p>
+          <w:p>
+            <w:pPr>
+              <w:spacing w:after="40" w:before="0" w:line="240"/>
+            </w:pPr>
+            <w:r>
+              <w:rPr>
+                <w:rFonts w:ascii="Times New Roman" w:cs="Times New Roman" w:eastAsia="Times New Roman" w:hAnsi="Times New Roman"/>
+                <w:b w:val="false"/>
+                <w:bCs w:val="false"/>
+                <w:i w:val="false"/>
+                <w:iCs w:val="false"/>
+                <w:sz w:val="24"/>
+                <w:szCs w:val="24"/>
+              </w:rPr>
+              <w:t xml:space="preserve">Узел синхронизации (Join): ожидает завершения параллельных деятельностей «Показ панели аналитики» и «Выбор периода, фильтров и отчёта» и только затем передаёт управление дальше.</w:t>
+            </w:r>
+          </w:p>
+          <w:p>
+            <w:pPr>
+              <w:spacing w:after="40" w:before="0" w:line="240"/>
+            </w:pPr>
+            <w:r>
+              <w:rPr>
+                <w:rFonts w:ascii="Times New Roman" w:cs="Times New Roman" w:eastAsia="Times New Roman" w:hAnsi="Times New Roman"/>
+                <w:b w:val="false"/>
+                <w:bCs w:val="false"/>
+                <w:i w:val="false"/>
+                <w:iCs w:val="false"/>
+                <w:sz w:val="24"/>
+                <w:szCs w:val="24"/>
+              </w:rPr>
+              <w:t xml:space="preserve">Узел разветвления (Fork): запускает параллельно выполняемые деятельности «Просмотр отчёта и выбор действия» и «Показ отчёта» — окно отображается, пока пользователь работает с ним.</w:t>
+            </w:r>
+          </w:p>
+          <w:p>
+            <w:pPr>
+              <w:spacing w:after="40" w:before="0" w:line="240"/>
+            </w:pPr>
+            <w:r>
+              <w:rPr>
+                <w:rFonts w:ascii="Times New Roman" w:cs="Times New Roman" w:eastAsia="Times New Roman" w:hAnsi="Times New Roman"/>
+                <w:b w:val="false"/>
+                <w:bCs w:val="false"/>
+                <w:i w:val="false"/>
+                <w:iCs w:val="false"/>
+                <w:sz w:val="24"/>
+                <w:szCs w:val="24"/>
+              </w:rPr>
+              <w:t xml:space="preserve">Узел синхронизации (Join): ожидает завершения параллельных деятельностей «Показ отчёта» и «Просмотр отчёта и выбор действия» и только затем передаёт управление дальше.</w:t>
+            </w:r>
+          </w:p>
+          <w:p>
+            <w:pPr>
+              <w:spacing w:after="40" w:before="0" w:line="240"/>
+            </w:pPr>
+            <w:r>
+              <w:rPr>
+                <w:rFonts w:ascii="Times New Roman" w:cs="Times New Roman" w:eastAsia="Times New Roman" w:hAnsi="Times New Roman"/>
+                <w:b w:val="false"/>
+                <w:bCs w:val="false"/>
+                <w:i w:val="false"/>
+                <w:iCs w:val="false"/>
+                <w:sz w:val="24"/>
+                <w:szCs w:val="24"/>
+              </w:rPr>
+              <w:t xml:space="preserve">Окно и действия пользователя в нём показаны параллельными потоками: система отображает окно, пока пользователь с ним работает ([5], рис. 2.3).</w:t>
+            </w:r>
+          </w:p>
+        </w:tc>
+      </w:tr>
+      <w:tr>
+        <w:trPr>
+          <w:cantSplit w:val="off"/>
+        </w:trPr>
+        <w:tc>
+          <w:tcPr>
+            <w:tcW w:type="dxa" w:w="2268"/>
+            <w:tcBorders>
+              <w:top w:val="single" w:color="000000" w:sz="4"/>
+              <w:left w:val="single" w:color="000000" w:sz="4"/>
+              <w:bottom w:val="single" w:color="000000" w:sz="4"/>
+              <w:right w:val="single" w:color="000000" w:sz="4"/>
+            </w:tcBorders>
+            <w:shd w:fill="F2F2F2" w:color="auto" w:val="clear"/>
+            <w:tcMar>
+              <w:top w:type="dxa" w:w="60"/>
+              <w:left w:type="dxa" w:w="100"/>
+              <w:bottom w:type="dxa" w:w="60"/>
+              <w:right w:type="dxa" w:w="100"/>
+            </w:tcMar>
+          </w:tcPr>
+          <w:p>
+            <w:pPr>
+              <w:spacing w:after="40" w:before="0" w:line="240"/>
+            </w:pPr>
+            <w:r>
+              <w:rPr>
+                <w:rFonts w:ascii="Times New Roman" w:cs="Times New Roman" w:eastAsia="Times New Roman" w:hAnsi="Times New Roman"/>
+                <w:b/>
+                <w:bCs/>
+                <w:i w:val="false"/>
+                <w:iCs w:val="false"/>
+                <w:sz w:val="24"/>
+                <w:szCs w:val="24"/>
+              </w:rPr>
               <w:t xml:space="preserve">Начальное и конечные состояния</w:t>
             </w:r>
           </w:p>
@@ -18853,7 +20408,7 @@
                 <w:sz w:val="24"/>
                 <w:szCs w:val="24"/>
               </w:rPr>
-              <w:t xml:space="preserve">начальное состояние → «Показ панели аналитики»; «Показ панели аналитики» → узел слияния; узел слияния → «Выбор периода, фильтров и отчёта»; «расчёт:Расчёт агрегированных показателей» → узел решения; «Сообщение об отсутствии данных» → узел слияния; «Построение отчёта об использовании сервиса» → узел слияния; «Построение отчёта о конверсии в премиум» → узел слияния; «Построение отчёта о генерациях» → узел слияния; узел слияния → узел слияния; узел слияния → «Просмотр результата»; «Просмотр результата» → узел решения; «Формирование файла CSV и ссылки» → узел слияния. Надписей нет: переход осуществляется по завершению деятельности (из начального состояния — сразу при запуске, из узла слияния — безусловно) и является безальтернативным.</w:t>
+              <w:t xml:space="preserve">начальное состояние → узел слияния; узел слияния → узел разветвления; узел разветвления → «Выбор периода, фильтров и отчёта»; узел разветвления → «Показ панели аналитики»; «Выбор периода, фильтров и отчёта» → узел синхронизации; узел синхронизации → «расчёт:Расчёт агрегированных показателей»; «расчёт:Расчёт агрегированных показателей» → узел решения; «Сообщение об отсутствии данных» → узел слияния; «Построение отчёта об использовании сервиса» → узел слияния; «Построение отчёта о конверсии в премиум» → узел слияния; «Построение отчёта о генерациях» → узел слияния; узел слияния → узел слияния; узел слияния → узел разветвления; узел разветвления → «Просмотр отчёта и выбор действия»; узел разветвления → «Показ отчёта»; «Просмотр отчёта и выбор действия» → узел синхронизации; узел синхронизации → узел решения; «Формирование файла CSV и ссылки» → узел слияния. Надписей нет: переход осуществляется по завершению деятельности (из начального состояния — сразу при запуске, из узла слияния — безусловно, из узла разветвления — безусловно и одновременно во все параллельные потоки, из узла синхронизации — после завершения всех параллельных потоков) и является безальтернативным.</w:t>
             </w:r>
           </w:p>
         </w:tc>
@@ -19052,24 +20607,41 @@
                 <w:sz w:val="24"/>
                 <w:szCs w:val="24"/>
               </w:rPr>
-              <w:t xml:space="preserve">«Выбор периода, фильтров и отчёта» → «расчёт:Расчёт агрегированных показателей»: событие «нажата «Показать»»</w:t>
-            </w:r>
-          </w:p>
-          <w:p>
-            <w:pPr>
-              <w:spacing w:after="40" w:before="0" w:line="240"/>
-            </w:pPr>
-            <w:r>
-              <w:rPr>
-                <w:rFonts w:ascii="Times New Roman" w:cs="Times New Roman" w:eastAsia="Times New Roman" w:hAnsi="Times New Roman"/>
-                <w:b w:val="false"/>
-                <w:bCs w:val="false"/>
-                <w:i w:val="false"/>
-                <w:iCs w:val="false"/>
-                <w:sz w:val="24"/>
-                <w:szCs w:val="24"/>
-              </w:rPr>
-              <w:t xml:space="preserve">Исходная деятельность — ожидание действия пользователя или внешнего события, она завершается указанным событием; сторожевое условие и действие на переходе не нужны.</w:t>
+              <w:t xml:space="preserve">«Показ панели аналитики» → узел синхронизации: событие «нажата «Показать»»</w:t>
+            </w:r>
+          </w:p>
+          <w:p>
+            <w:pPr>
+              <w:spacing w:after="40" w:before="0" w:line="240"/>
+            </w:pPr>
+            <w:r>
+              <w:rPr>
+                <w:rFonts w:ascii="Times New Roman" w:cs="Times New Roman" w:eastAsia="Times New Roman" w:hAnsi="Times New Roman"/>
+                <w:b w:val="false"/>
+                <w:bCs w:val="false"/>
+                <w:i w:val="false"/>
+                <w:iCs w:val="false"/>
+                <w:sz w:val="24"/>
+                <w:szCs w:val="24"/>
+              </w:rPr>
+              <w:t xml:space="preserve">«Показ отчёта» → узел синхронизации: событие «выбрано действие»</w:t>
+            </w:r>
+          </w:p>
+          <w:p>
+            <w:pPr>
+              <w:spacing w:after="40" w:before="0" w:line="240"/>
+            </w:pPr>
+            <w:r>
+              <w:rPr>
+                <w:rFonts w:ascii="Times New Roman" w:cs="Times New Roman" w:eastAsia="Times New Roman" w:hAnsi="Times New Roman"/>
+                <w:b w:val="false"/>
+                <w:bCs w:val="false"/>
+                <w:i w:val="false"/>
+                <w:iCs w:val="false"/>
+                <w:sz w:val="24"/>
+                <w:szCs w:val="24"/>
+              </w:rPr>
+              <w:t xml:space="preserve">Исходная деятельность — ожидание действия пользователя или внешнего события, она завершается указанным событием; сторожевое условие и действие на переходе не нужны. Отображение окна выполняется параллельно с действиями пользователя и завершается событием, после чего узел синхронизации передаёт управление дальше, когда завершится и деятельность пользователя.</w:t>
             </w:r>
           </w:p>
         </w:tc>
@@ -20380,7 +21952,7 @@
                 <w:sz w:val="24"/>
                 <w:szCs w:val="24"/>
               </w:rPr>
-              <w:t xml:space="preserve">D_Plans_and_Staff. Алгоритм реализации варианта использования «Управление тарифами и персоналом»: выбор раздела и действия (тарифы, назначение или отзыв роли, финансы), запись изменений в журнал аудита. Количественная характеристика диаграммы: разделов активности (дорожек) — 2; состояний действия — 2; ссылок на деятельности — 5; узлов решения — 5; начальных состояний — 1; конечных состояний — 1; переходов — 17.</w:t>
+              <w:t xml:space="preserve">D_Plans_and_Staff. Алгоритм реализации варианта использования «Управление тарифами и персоналом»: выбор раздела и действия (тарифы, назначение или отзыв роли, финансы), запись изменений в журнал аудита. Количественная характеристика диаграммы: разделов активности (дорожек) — 2; состояний действия — 2; ссылок на деятельности — 5; узлов решения — 6; узлов разветвления (Fork) — 1; узлов синхронизации (Join) — 1; начальных состояний — 1; конечных состояний — 1; переходов — 21.</w:t>
             </w:r>
           </w:p>
         </w:tc>
@@ -20545,7 +22117,7 @@
                 <w:sz w:val="24"/>
                 <w:szCs w:val="24"/>
               </w:rPr>
-              <w:t xml:space="preserve">Состояние действия. Система (после проверки роли owner на сервере) показывает панель с разделами: Тарифы, Персонал, Финансы.</w:t>
+              <w:t xml:space="preserve">Состояние действия. Система (после проверки роли owner на сервере) показывает панель с разделами: Тарифы, Персонал, Финансы. Деятельность выполняется параллельно с выбором владельца и завершается событием «выбрано действие».</w:t>
             </w:r>
           </w:p>
         </w:tc>
@@ -20619,7 +22191,7 @@
                 <w:sz w:val="24"/>
                 <w:szCs w:val="24"/>
               </w:rPr>
-              <w:t xml:space="preserve">Состояние действия. Владелец выбирает раздел и действие или закрывает панель.</w:t>
+              <w:t xml:space="preserve">Состояние действия. Владелец просматривает панель и выбирает раздел и действие или закрывает панель.</w:t>
             </w:r>
           </w:p>
         </w:tc>
@@ -21063,6 +22635,23 @@
                 <w:sz w:val="24"/>
                 <w:szCs w:val="24"/>
               </w:rPr>
+              <w:t xml:space="preserve">закрыта ли панель или выбрано действие.</w:t>
+            </w:r>
+          </w:p>
+          <w:p>
+            <w:pPr>
+              <w:spacing w:after="40" w:before="0" w:line="240"/>
+            </w:pPr>
+            <w:r>
+              <w:rPr>
+                <w:rFonts w:ascii="Times New Roman" w:cs="Times New Roman" w:eastAsia="Times New Roman" w:hAnsi="Times New Roman"/>
+                <w:b w:val="false"/>
+                <w:bCs w:val="false"/>
+                <w:i w:val="false"/>
+                <w:iCs w:val="false"/>
+                <w:sz w:val="24"/>
+                <w:szCs w:val="24"/>
+              </w:rPr>
               <w:t xml:space="preserve">выбраны тарифы, назначение роли или другое действие.</w:t>
             </w:r>
           </w:p>
@@ -21245,6 +22834,114 @@
                 <w:sz w:val="24"/>
                 <w:szCs w:val="24"/>
               </w:rPr>
+              <w:t xml:space="preserve">Узлы разветвления и синхронизации</w:t>
+            </w:r>
+          </w:p>
+        </w:tc>
+        <w:tc>
+          <w:tcPr>
+            <w:tcW w:type="dxa" w:w="7087"/>
+            <w:tcBorders>
+              <w:top w:val="single" w:color="000000" w:sz="4"/>
+              <w:left w:val="single" w:color="000000" w:sz="4"/>
+              <w:bottom w:val="single" w:color="000000" w:sz="4"/>
+              <w:right w:val="single" w:color="000000" w:sz="4"/>
+            </w:tcBorders>
+            <w:tcMar>
+              <w:top w:type="dxa" w:w="60"/>
+              <w:left w:type="dxa" w:w="100"/>
+              <w:bottom w:type="dxa" w:w="60"/>
+              <w:right w:type="dxa" w:w="100"/>
+            </w:tcMar>
+          </w:tcPr>
+          <w:p>
+            <w:pPr>
+              <w:spacing w:after="40" w:before="0" w:line="240"/>
+            </w:pPr>
+            <w:r>
+              <w:rPr>
+                <w:rFonts w:ascii="Times New Roman" w:cs="Times New Roman" w:eastAsia="Times New Roman" w:hAnsi="Times New Roman"/>
+                <w:b w:val="false"/>
+                <w:bCs w:val="false"/>
+                <w:i w:val="false"/>
+                <w:iCs w:val="false"/>
+                <w:sz w:val="24"/>
+                <w:szCs w:val="24"/>
+              </w:rPr>
+              <w:t xml:space="preserve">Узел разветвления (Fork): запускает параллельно выполняемые деятельности «Выбор раздела и действия» и «Показ панели владельца» — окно отображается, пока пользователь работает с ним.</w:t>
+            </w:r>
+          </w:p>
+          <w:p>
+            <w:pPr>
+              <w:spacing w:after="40" w:before="0" w:line="240"/>
+            </w:pPr>
+            <w:r>
+              <w:rPr>
+                <w:rFonts w:ascii="Times New Roman" w:cs="Times New Roman" w:eastAsia="Times New Roman" w:hAnsi="Times New Roman"/>
+                <w:b w:val="false"/>
+                <w:bCs w:val="false"/>
+                <w:i w:val="false"/>
+                <w:iCs w:val="false"/>
+                <w:sz w:val="24"/>
+                <w:szCs w:val="24"/>
+              </w:rPr>
+              <w:t xml:space="preserve">Узел синхронизации (Join): ожидает завершения параллельных деятельностей «Показ панели владельца» и «Выбор раздела и действия» и только затем передаёт управление дальше.</w:t>
+            </w:r>
+          </w:p>
+          <w:p>
+            <w:pPr>
+              <w:spacing w:after="40" w:before="0" w:line="240"/>
+            </w:pPr>
+            <w:r>
+              <w:rPr>
+                <w:rFonts w:ascii="Times New Roman" w:cs="Times New Roman" w:eastAsia="Times New Roman" w:hAnsi="Times New Roman"/>
+                <w:b w:val="false"/>
+                <w:bCs w:val="false"/>
+                <w:i w:val="false"/>
+                <w:iCs w:val="false"/>
+                <w:sz w:val="24"/>
+                <w:szCs w:val="24"/>
+              </w:rPr>
+              <w:t xml:space="preserve">Окно и действия пользователя в нём показаны параллельными потоками: система отображает окно, пока пользователь с ним работает ([5], рис. 2.3).</w:t>
+            </w:r>
+          </w:p>
+        </w:tc>
+      </w:tr>
+      <w:tr>
+        <w:trPr>
+          <w:cantSplit w:val="off"/>
+        </w:trPr>
+        <w:tc>
+          <w:tcPr>
+            <w:tcW w:type="dxa" w:w="2268"/>
+            <w:tcBorders>
+              <w:top w:val="single" w:color="000000" w:sz="4"/>
+              <w:left w:val="single" w:color="000000" w:sz="4"/>
+              <w:bottom w:val="single" w:color="000000" w:sz="4"/>
+              <w:right w:val="single" w:color="000000" w:sz="4"/>
+            </w:tcBorders>
+            <w:shd w:fill="F2F2F2" w:color="auto" w:val="clear"/>
+            <w:tcMar>
+              <w:top w:type="dxa" w:w="60"/>
+              <w:left w:type="dxa" w:w="100"/>
+              <w:bottom w:type="dxa" w:w="60"/>
+              <w:right w:type="dxa" w:w="100"/>
+            </w:tcMar>
+          </w:tcPr>
+          <w:p>
+            <w:pPr>
+              <w:spacing w:after="40" w:before="0" w:line="240"/>
+            </w:pPr>
+            <w:r>
+              <w:rPr>
+                <w:rFonts w:ascii="Times New Roman" w:cs="Times New Roman" w:eastAsia="Times New Roman" w:hAnsi="Times New Roman"/>
+                <w:b/>
+                <w:bCs/>
+                <w:i w:val="false"/>
+                <w:iCs w:val="false"/>
+                <w:sz w:val="24"/>
+                <w:szCs w:val="24"/>
+              </w:rPr>
               <w:t xml:space="preserve">Начальное и конечные состояния</w:t>
             </w:r>
           </w:p>
@@ -21370,7 +23067,7 @@
                 <w:sz w:val="24"/>
                 <w:szCs w:val="24"/>
               </w:rPr>
-              <w:t xml:space="preserve">начальное состояние → узел слияния; узел слияния → «Показ панели владельца»; «Показ панели владельца» → «Выбор раздела и действия»; «тарифы:Изменение цен и лимитов тарифов» → узел слияния; «назначение:Назначение роли сотруднику» → узел слияния; «отзыв:Отзыв роли сотрудника» → узел слияния; узел слияния → «журнал:Запись в журнал аудита»; «журнал:Запись в журнал аудита» → узел слияния; «финансы:Формирование финансового отчёта» → узел слияния; узел слияния → узел слияния. Надписей нет: переход осуществляется по завершению деятельности (из начального состояния — сразу при запуске, из узла слияния — безусловно) и является безальтернативным.</w:t>
+              <w:t xml:space="preserve">начальное состояние → узел слияния; узел слияния → узел разветвления; узел разветвления → «Выбор раздела и действия»; узел разветвления → «Показ панели владельца»; «Выбор раздела и действия» → узел синхронизации; узел синхронизации → узел решения; «тарифы:Изменение цен и лимитов тарифов» → узел слияния; «назначение:Назначение роли сотруднику» → узел слияния; «отзыв:Отзыв роли сотрудника» → узел слияния; узел слияния → «журнал:Запись в журнал аудита»; «журнал:Запись в журнал аудита» → узел слияния; «финансы:Формирование финансового отчёта» → узел слияния; узел слияния → узел слияния. Надписей нет: переход осуществляется по завершению деятельности (из начального состояния — сразу при запуске, из узла слияния — безусловно, из узла разветвления — безусловно и одновременно во все параллельные потоки, из узла синхронизации — после завершения всех параллельных потоков) и является безальтернативным.</w:t>
             </w:r>
           </w:p>
         </w:tc>
@@ -21444,6 +23141,23 @@
                 <w:sz w:val="24"/>
                 <w:szCs w:val="24"/>
               </w:rPr>
+              <w:t xml:space="preserve">Из узла решения (закрыта ли панель или выбрано действие): [нажата «Закрыть»] → конечное состояние, [else] → узел решения.</w:t>
+            </w:r>
+          </w:p>
+          <w:p>
+            <w:pPr>
+              <w:spacing w:after="40" w:before="0" w:line="240"/>
+            </w:pPr>
+            <w:r>
+              <w:rPr>
+                <w:rFonts w:ascii="Times New Roman" w:cs="Times New Roman" w:eastAsia="Times New Roman" w:hAnsi="Times New Roman"/>
+                <w:b w:val="false"/>
+                <w:bCs w:val="false"/>
+                <w:i w:val="false"/>
+                <w:iCs w:val="false"/>
+                <w:sz w:val="24"/>
+                <w:szCs w:val="24"/>
+              </w:rPr>
               <w:t xml:space="preserve">Из узла решения (выбраны тарифы, назначение роли или другое действие): [выбран раздел «Тарифы»] → «тарифы:Изменение цен и лимитов тарифов», [нажата «Назначить роль»] → «назначение:Назначение роли сотруднику», [else] → узел решения.</w:t>
             </w:r>
           </w:p>
@@ -21552,41 +23266,24 @@
                 <w:sz w:val="24"/>
                 <w:szCs w:val="24"/>
               </w:rPr>
-              <w:t xml:space="preserve">«Выбор раздела и действия» → конечное состояние: событие «нажата «Закрыть»»</w:t>
-            </w:r>
-          </w:p>
-          <w:p>
-            <w:pPr>
-              <w:spacing w:after="40" w:before="0" w:line="240"/>
-            </w:pPr>
-            <w:r>
-              <w:rPr>
-                <w:rFonts w:ascii="Times New Roman" w:cs="Times New Roman" w:eastAsia="Times New Roman" w:hAnsi="Times New Roman"/>
-                <w:b w:val="false"/>
-                <w:bCs w:val="false"/>
-                <w:i w:val="false"/>
-                <w:iCs w:val="false"/>
-                <w:sz w:val="24"/>
-                <w:szCs w:val="24"/>
-              </w:rPr>
-              <w:t xml:space="preserve">«Выбор раздела и действия» → узел решения: событие «выбрано действие»</w:t>
-            </w:r>
-          </w:p>
-          <w:p>
-            <w:pPr>
-              <w:spacing w:after="40" w:before="0" w:line="240"/>
-            </w:pPr>
-            <w:r>
-              <w:rPr>
-                <w:rFonts w:ascii="Times New Roman" w:cs="Times New Roman" w:eastAsia="Times New Roman" w:hAnsi="Times New Roman"/>
-                <w:b w:val="false"/>
-                <w:bCs w:val="false"/>
-                <w:i w:val="false"/>
-                <w:iCs w:val="false"/>
-                <w:sz w:val="24"/>
-                <w:szCs w:val="24"/>
-              </w:rPr>
-              <w:t xml:space="preserve">Исходная деятельность — ожидание действия пользователя или внешнего события, она завершается указанным событием; сторожевое условие и действие на переходе не нужны.</w:t>
+              <w:t xml:space="preserve">«Показ панели владельца» → узел синхронизации: событие «выбрано действие»</w:t>
+            </w:r>
+          </w:p>
+          <w:p>
+            <w:pPr>
+              <w:spacing w:after="40" w:before="0" w:line="240"/>
+            </w:pPr>
+            <w:r>
+              <w:rPr>
+                <w:rFonts w:ascii="Times New Roman" w:cs="Times New Roman" w:eastAsia="Times New Roman" w:hAnsi="Times New Roman"/>
+                <w:b w:val="false"/>
+                <w:bCs w:val="false"/>
+                <w:i w:val="false"/>
+                <w:iCs w:val="false"/>
+                <w:sz w:val="24"/>
+                <w:szCs w:val="24"/>
+              </w:rPr>
+              <w:t xml:space="preserve">Исходная деятельность — ожидание действия пользователя или внешнего события, она завершается указанным событием; сторожевое условие и действие на переходе не нужны. Отображение окна выполняется параллельно с действиями пользователя и завершается событием, после чего узел синхронизации передаёт управление дальше, когда завершится и деятельность пользователя.</w:t>
             </w:r>
           </w:p>
         </w:tc>
@@ -23160,7 +24857,7 @@
       </w:pPr>
     </w:p>
     <w:sectPr>
-      <w:footerReference w:type="default" r:id="rId16"/>
+      <w:footerReference w:type="default" r:id="rId14"/>
       <w:pgSz w:w="11906" w:h="16838" w:orient="portrait"/>
       <w:pgMar w:top="1134" w:right="850" w:bottom="1134" w:left="1701" w:header="708" w:footer="708" w:gutter="0"/>
       <w:pgNumType/>
@@ -23208,48 +24905,6 @@
 </file>
 
 <file path=word/footer1.xml><?xml version="1.0" encoding="utf-8"?>
-<w:ftr xmlns:wpc="http://schemas.microsoft.com/office/word/2010/wordprocessingCanvas" xmlns:mc="http://schemas.openxmlformats.org/markup-compatibility/2006" xmlns:o="urn:schemas-microsoft-com:office:office" xmlns:r="http://schemas.openxmlformats.org/officeDocument/2006/relationships" xmlns:m="http://schemas.openxmlformats.org/officeDocument/2006/math" xmlns:v="urn:schemas-microsoft-com:vml" xmlns:wp14="http://schemas.microsoft.com/office/word/2010/wordprocessingDrawing" xmlns:wp="http://schemas.openxmlformats.org/drawingml/2006/wordprocessingDrawing" xmlns:w10="urn:schemas-microsoft-com:office:word" xmlns:w="http://schemas.openxmlformats.org/wordprocessingml/2006/main" xmlns:w14="http://schemas.microsoft.com/office/word/2010/wordml" xmlns:w15="http://schemas.microsoft.com/office/word/2012/wordml" xmlns:wpg="http://schemas.microsoft.com/office/word/2010/wordprocessingGroup" xmlns:wpi="http://schemas.microsoft.com/office/word/2010/wordprocessingInk" xmlns:wne="http://schemas.microsoft.com/office/word/2006/wordml" xmlns:wps="http://schemas.microsoft.com/office/word/2010/wordprocessingShape">
-  <w:p>
-    <w:pPr>
-      <w:jc w:val="center"/>
-    </w:pPr>
-    <w:r>
-      <w:rPr>
-        <w:rFonts w:ascii="Times New Roman" w:cs="Times New Roman" w:eastAsia="Times New Roman" w:hAnsi="Times New Roman"/>
-        <w:sz w:val="24"/>
-        <w:szCs w:val="24"/>
-      </w:rPr>
-      <w:fldChar w:fldCharType="begin"/>
-      <w:instrText xml:space="preserve">PAGE</w:instrText>
-      <w:fldChar w:fldCharType="separate"/>
-      <w:fldChar w:fldCharType="end"/>
-    </w:r>
-  </w:p>
-</w:ftr>
-</file>
-
-<file path=word/footer10.xml><?xml version="1.0" encoding="utf-8"?>
-<w:ftr xmlns:wpc="http://schemas.microsoft.com/office/word/2010/wordprocessingCanvas" xmlns:mc="http://schemas.openxmlformats.org/markup-compatibility/2006" xmlns:o="urn:schemas-microsoft-com:office:office" xmlns:r="http://schemas.openxmlformats.org/officeDocument/2006/relationships" xmlns:m="http://schemas.openxmlformats.org/officeDocument/2006/math" xmlns:v="urn:schemas-microsoft-com:vml" xmlns:wp14="http://schemas.microsoft.com/office/word/2010/wordprocessingDrawing" xmlns:wp="http://schemas.openxmlformats.org/drawingml/2006/wordprocessingDrawing" xmlns:w10="urn:schemas-microsoft-com:office:word" xmlns:w="http://schemas.openxmlformats.org/wordprocessingml/2006/main" xmlns:w14="http://schemas.microsoft.com/office/word/2010/wordml" xmlns:w15="http://schemas.microsoft.com/office/word/2012/wordml" xmlns:wpg="http://schemas.microsoft.com/office/word/2010/wordprocessingGroup" xmlns:wpi="http://schemas.microsoft.com/office/word/2010/wordprocessingInk" xmlns:wne="http://schemas.microsoft.com/office/word/2006/wordml" xmlns:wps="http://schemas.microsoft.com/office/word/2010/wordprocessingShape">
-  <w:p>
-    <w:pPr>
-      <w:jc w:val="center"/>
-    </w:pPr>
-    <w:r>
-      <w:rPr>
-        <w:rFonts w:ascii="Times New Roman" w:cs="Times New Roman" w:eastAsia="Times New Roman" w:hAnsi="Times New Roman"/>
-        <w:sz w:val="24"/>
-        <w:szCs w:val="24"/>
-      </w:rPr>
-      <w:fldChar w:fldCharType="begin"/>
-      <w:instrText xml:space="preserve">PAGE</w:instrText>
-      <w:fldChar w:fldCharType="separate"/>
-      <w:fldChar w:fldCharType="end"/>
-    </w:r>
-  </w:p>
-</w:ftr>
-</file>
-
-<file path=word/footer11.xml><?xml version="1.0" encoding="utf-8"?>
 <w:ftr xmlns:wpc="http://schemas.microsoft.com/office/word/2010/wordprocessingCanvas" xmlns:mc="http://schemas.openxmlformats.org/markup-compatibility/2006" xmlns:o="urn:schemas-microsoft-com:office:office" xmlns:r="http://schemas.openxmlformats.org/officeDocument/2006/relationships" xmlns:m="http://schemas.openxmlformats.org/officeDocument/2006/math" xmlns:v="urn:schemas-microsoft-com:vml" xmlns:wp14="http://schemas.microsoft.com/office/word/2010/wordprocessingDrawing" xmlns:wp="http://schemas.openxmlformats.org/drawingml/2006/wordprocessingDrawing" xmlns:w10="urn:schemas-microsoft-com:office:word" xmlns:w="http://schemas.openxmlformats.org/wordprocessingml/2006/main" xmlns:w14="http://schemas.microsoft.com/office/word/2010/wordml" xmlns:w15="http://schemas.microsoft.com/office/word/2012/wordml" xmlns:wpg="http://schemas.microsoft.com/office/word/2010/wordprocessingGroup" xmlns:wpi="http://schemas.microsoft.com/office/word/2010/wordprocessingInk" xmlns:wne="http://schemas.microsoft.com/office/word/2006/wordml" xmlns:wps="http://schemas.microsoft.com/office/word/2010/wordprocessingShape">
   <w:p>
     <w:pPr>
